--- a/docs/Описание сценариев использования.docx
+++ b/docs/Описание сценариев использования.docx
@@ -89,7 +89,6 @@
           <w:rFonts w:ascii="Times New Roman" w:hAnsi="Times New Roman" w:cs="Times New Roman"/>
           <w:sz w:val="24"/>
           <w:szCs w:val="24"/>
-          <w:lang w:val="en-US"/>
         </w:rPr>
       </w:pPr>
     </w:p>
@@ -139,71 +138,23 @@
           <w:sz w:val="24"/>
           <w:szCs w:val="24"/>
         </w:rPr>
-        <w:t xml:space="preserve">Приложение предназначено для учета данных о товарах на складе, поставщиках и потребителях. </w:t>
-      </w:r>
-      <w:r>
-        <w:rPr>
-          <w:rFonts w:ascii="Times New Roman" w:hAnsi="Times New Roman" w:cs="Times New Roman"/>
-          <w:sz w:val="24"/>
-          <w:szCs w:val="24"/>
-        </w:rPr>
-        <w:t>Цель: вести учёт остатков на складе по местам хранения, фиксировать поставки и выдачи, хранить контакты контрагентов, контролировать место на полках и сроки годности.</w:t>
-      </w:r>
-    </w:p>
-    <w:p>
-      <w:pPr>
-        <w:spacing w:after="0"/>
-        <w:rPr>
-          <w:rFonts w:ascii="Times New Roman" w:hAnsi="Times New Roman" w:cs="Times New Roman"/>
-          <w:sz w:val="24"/>
-          <w:szCs w:val="24"/>
-        </w:rPr>
-      </w:pPr>
-    </w:p>
-    <w:p>
-      <w:pPr>
-        <w:spacing w:after="0"/>
-        <w:rPr>
-          <w:rFonts w:ascii="Times New Roman" w:hAnsi="Times New Roman" w:cs="Times New Roman"/>
-          <w:sz w:val="24"/>
-          <w:szCs w:val="24"/>
-        </w:rPr>
-      </w:pPr>
-      <w:r>
-        <w:rPr>
-          <w:rFonts w:ascii="Times New Roman" w:hAnsi="Times New Roman" w:cs="Times New Roman"/>
-          <w:sz w:val="24"/>
-          <w:szCs w:val="24"/>
-        </w:rPr>
-        <w:t>Ниже приведены сценарии использования приложения.</w:t>
-      </w:r>
-    </w:p>
-    <w:p>
-      <w:pPr>
-        <w:spacing w:after="0"/>
-        <w:rPr>
-          <w:rFonts w:ascii="Times New Roman" w:hAnsi="Times New Roman" w:cs="Times New Roman"/>
-          <w:sz w:val="24"/>
-          <w:szCs w:val="24"/>
-        </w:rPr>
-      </w:pPr>
-    </w:p>
-    <w:p>
-      <w:pPr>
-        <w:spacing w:after="0"/>
-        <w:rPr>
-          <w:rFonts w:ascii="Times New Roman" w:hAnsi="Times New Roman" w:cs="Times New Roman"/>
-          <w:sz w:val="24"/>
-          <w:szCs w:val="24"/>
-        </w:rPr>
-      </w:pPr>
-      <w:r>
-        <w:rPr>
-          <w:rFonts w:ascii="Times New Roman" w:hAnsi="Times New Roman" w:cs="Times New Roman"/>
-          <w:sz w:val="24"/>
-          <w:szCs w:val="24"/>
-        </w:rPr>
-        <w:t>Оформление поставки:</w:t>
+        <w:t>1)</w:t>
+      </w:r>
+      <w:r>
+        <w:rPr>
+          <w:rFonts w:ascii="Times New Roman" w:hAnsi="Times New Roman" w:cs="Times New Roman"/>
+          <w:sz w:val="24"/>
+          <w:szCs w:val="24"/>
+        </w:rPr>
+        <w:t xml:space="preserve"> Получение списка имеющихся товаров по видам, с</w:t>
+      </w:r>
+      <w:r>
+        <w:rPr>
+          <w:rFonts w:ascii="Times New Roman" w:hAnsi="Times New Roman" w:cs="Times New Roman"/>
+          <w:sz w:val="24"/>
+          <w:szCs w:val="24"/>
+        </w:rPr>
+        <w:t>року хранения, поставщику и пр.</w:t>
       </w:r>
     </w:p>
     <w:p>
@@ -211,38 +162,78 @@
         <w:pStyle w:val="a3"/>
         <w:numPr>
           <w:ilvl w:val="0"/>
-          <w:numId w:val="2"/>
-        </w:numPr>
-        <w:spacing w:after="0"/>
-        <w:rPr>
-          <w:rFonts w:ascii="Times New Roman" w:hAnsi="Times New Roman" w:cs="Times New Roman"/>
-          <w:sz w:val="24"/>
-          <w:szCs w:val="24"/>
-        </w:rPr>
-      </w:pPr>
-      <w:r>
-        <w:rPr>
-          <w:rFonts w:ascii="Times New Roman" w:hAnsi="Times New Roman" w:cs="Times New Roman"/>
-          <w:sz w:val="24"/>
-          <w:szCs w:val="24"/>
-        </w:rPr>
-        <w:t>Открыть «</w:t>
-      </w:r>
-      <w:r>
-        <w:rPr>
-          <w:rFonts w:ascii="Times New Roman" w:hAnsi="Times New Roman" w:cs="Times New Roman"/>
-          <w:sz w:val="24"/>
-          <w:szCs w:val="24"/>
-        </w:rPr>
-        <w:t>Н</w:t>
-      </w:r>
-      <w:r>
-        <w:rPr>
-          <w:rFonts w:ascii="Times New Roman" w:hAnsi="Times New Roman" w:cs="Times New Roman"/>
-          <w:sz w:val="24"/>
-          <w:szCs w:val="24"/>
-        </w:rPr>
-        <w:t>овая поставка»</w:t>
+          <w:numId w:val="6"/>
+        </w:numPr>
+        <w:spacing w:after="0"/>
+        <w:rPr>
+          <w:rFonts w:ascii="Times New Roman" w:hAnsi="Times New Roman" w:cs="Times New Roman"/>
+          <w:sz w:val="24"/>
+          <w:szCs w:val="24"/>
+        </w:rPr>
+      </w:pPr>
+      <w:r>
+        <w:rPr>
+          <w:rFonts w:ascii="Times New Roman" w:hAnsi="Times New Roman" w:cs="Times New Roman"/>
+          <w:sz w:val="24"/>
+          <w:szCs w:val="24"/>
+        </w:rPr>
+        <w:t>По</w:t>
+      </w:r>
+      <w:r>
+        <w:rPr>
+          <w:rFonts w:ascii="Times New Roman" w:hAnsi="Times New Roman" w:cs="Times New Roman"/>
+          <w:sz w:val="24"/>
+          <w:szCs w:val="24"/>
+        </w:rPr>
+        <w:t>льзователь открывает страницу «Товары»</w:t>
+      </w:r>
+      <w:r>
+        <w:rPr>
+          <w:rFonts w:ascii="Times New Roman" w:hAnsi="Times New Roman" w:cs="Times New Roman"/>
+          <w:sz w:val="24"/>
+          <w:szCs w:val="24"/>
+        </w:rPr>
+        <w:t xml:space="preserve"> (</w:t>
+      </w:r>
+      <w:r>
+        <w:rPr>
+          <w:rFonts w:ascii="Times New Roman" w:hAnsi="Times New Roman" w:cs="Times New Roman"/>
+          <w:sz w:val="24"/>
+          <w:szCs w:val="24"/>
+        </w:rPr>
+        <w:t xml:space="preserve">через </w:t>
+      </w:r>
+      <w:r>
+        <w:rPr>
+          <w:rFonts w:ascii="Times New Roman" w:hAnsi="Times New Roman" w:cs="Times New Roman"/>
+          <w:sz w:val="24"/>
+          <w:szCs w:val="24"/>
+        </w:rPr>
+        <w:t>«</w:t>
+      </w:r>
+      <w:r>
+        <w:rPr>
+          <w:rFonts w:ascii="Times New Roman" w:hAnsi="Times New Roman" w:cs="Times New Roman"/>
+          <w:sz w:val="24"/>
+          <w:szCs w:val="24"/>
+        </w:rPr>
+        <w:t>Главная</w:t>
+      </w:r>
+      <w:r>
+        <w:rPr>
+          <w:rFonts w:ascii="Times New Roman" w:hAnsi="Times New Roman" w:cs="Times New Roman"/>
+          <w:sz w:val="24"/>
+          <w:szCs w:val="24"/>
+        </w:rPr>
+        <w:t>»</w:t>
+      </w:r>
+      <w:r>
+        <w:rPr>
+          <w:rFonts w:ascii="Times New Roman" w:hAnsi="Times New Roman" w:cs="Times New Roman"/>
+          <w:sz w:val="24"/>
+          <w:szCs w:val="24"/>
+        </w:rPr>
+        <w:t>)</w:t>
       </w:r>
     </w:p>
     <w:p>
@@ -250,38 +241,184 @@
         <w:pStyle w:val="a3"/>
         <w:numPr>
           <w:ilvl w:val="0"/>
-          <w:numId w:val="2"/>
-        </w:numPr>
-        <w:spacing w:after="0"/>
-        <w:rPr>
-          <w:rFonts w:ascii="Times New Roman" w:hAnsi="Times New Roman" w:cs="Times New Roman"/>
-          <w:sz w:val="24"/>
-          <w:szCs w:val="24"/>
-        </w:rPr>
-      </w:pPr>
-      <w:r>
-        <w:rPr>
-          <w:rFonts w:ascii="Times New Roman" w:hAnsi="Times New Roman" w:cs="Times New Roman"/>
-          <w:sz w:val="24"/>
-          <w:szCs w:val="24"/>
-        </w:rPr>
-        <w:t>Выбрать</w:t>
-      </w:r>
-      <w:r>
-        <w:rPr>
-          <w:rFonts w:ascii="Times New Roman" w:hAnsi="Times New Roman" w:cs="Times New Roman"/>
-          <w:sz w:val="24"/>
-          <w:szCs w:val="24"/>
-        </w:rPr>
-        <w:t xml:space="preserve"> поставщика, дату</w:t>
-      </w:r>
-      <w:r>
-        <w:rPr>
-          <w:rFonts w:ascii="Times New Roman" w:hAnsi="Times New Roman" w:cs="Times New Roman"/>
-          <w:sz w:val="24"/>
-          <w:szCs w:val="24"/>
-        </w:rPr>
-        <w:t>/время (по умолчанию — текущие)</w:t>
+          <w:numId w:val="6"/>
+        </w:numPr>
+        <w:spacing w:after="0"/>
+        <w:rPr>
+          <w:rFonts w:ascii="Times New Roman" w:hAnsi="Times New Roman" w:cs="Times New Roman"/>
+          <w:sz w:val="24"/>
+          <w:szCs w:val="24"/>
+        </w:rPr>
+      </w:pPr>
+      <w:r>
+        <w:rPr>
+          <w:rFonts w:ascii="Times New Roman" w:hAnsi="Times New Roman" w:cs="Times New Roman"/>
+          <w:sz w:val="24"/>
+          <w:szCs w:val="24"/>
+        </w:rPr>
+        <w:t>Заполняет фильтр поиска товара:</w:t>
+      </w:r>
+    </w:p>
+    <w:p>
+      <w:pPr>
+        <w:pStyle w:val="a3"/>
+        <w:numPr>
+          <w:ilvl w:val="1"/>
+          <w:numId w:val="6"/>
+        </w:numPr>
+        <w:spacing w:after="0"/>
+        <w:rPr>
+          <w:rFonts w:ascii="Times New Roman" w:hAnsi="Times New Roman" w:cs="Times New Roman"/>
+          <w:sz w:val="24"/>
+          <w:szCs w:val="24"/>
+        </w:rPr>
+      </w:pPr>
+      <w:r>
+        <w:rPr>
+          <w:rFonts w:ascii="Times New Roman" w:hAnsi="Times New Roman" w:cs="Times New Roman"/>
+          <w:sz w:val="24"/>
+          <w:szCs w:val="24"/>
+        </w:rPr>
+        <w:t>наименование</w:t>
+      </w:r>
+    </w:p>
+    <w:p>
+      <w:pPr>
+        <w:pStyle w:val="a3"/>
+        <w:numPr>
+          <w:ilvl w:val="1"/>
+          <w:numId w:val="6"/>
+        </w:numPr>
+        <w:spacing w:after="0"/>
+        <w:rPr>
+          <w:rFonts w:ascii="Times New Roman" w:hAnsi="Times New Roman" w:cs="Times New Roman"/>
+          <w:sz w:val="24"/>
+          <w:szCs w:val="24"/>
+        </w:rPr>
+      </w:pPr>
+      <w:r>
+        <w:rPr>
+          <w:rFonts w:ascii="Times New Roman" w:hAnsi="Times New Roman" w:cs="Times New Roman"/>
+          <w:sz w:val="24"/>
+          <w:szCs w:val="24"/>
+        </w:rPr>
+        <w:t>вид</w:t>
+      </w:r>
+    </w:p>
+    <w:p>
+      <w:pPr>
+        <w:pStyle w:val="a3"/>
+        <w:numPr>
+          <w:ilvl w:val="1"/>
+          <w:numId w:val="6"/>
+        </w:numPr>
+        <w:spacing w:after="0"/>
+        <w:rPr>
+          <w:rFonts w:ascii="Times New Roman" w:hAnsi="Times New Roman" w:cs="Times New Roman"/>
+          <w:sz w:val="24"/>
+          <w:szCs w:val="24"/>
+        </w:rPr>
+      </w:pPr>
+      <w:r>
+        <w:rPr>
+          <w:rFonts w:ascii="Times New Roman" w:hAnsi="Times New Roman" w:cs="Times New Roman"/>
+          <w:sz w:val="24"/>
+          <w:szCs w:val="24"/>
+        </w:rPr>
+        <w:t>поставщик</w:t>
+      </w:r>
+    </w:p>
+    <w:p>
+      <w:pPr>
+        <w:pStyle w:val="a3"/>
+        <w:numPr>
+          <w:ilvl w:val="1"/>
+          <w:numId w:val="6"/>
+        </w:numPr>
+        <w:spacing w:after="0"/>
+        <w:rPr>
+          <w:rFonts w:ascii="Times New Roman" w:hAnsi="Times New Roman" w:cs="Times New Roman"/>
+          <w:sz w:val="24"/>
+          <w:szCs w:val="24"/>
+        </w:rPr>
+      </w:pPr>
+      <w:r>
+        <w:rPr>
+          <w:rFonts w:ascii="Times New Roman" w:hAnsi="Times New Roman" w:cs="Times New Roman"/>
+          <w:sz w:val="24"/>
+          <w:szCs w:val="24"/>
+        </w:rPr>
+        <w:t>в наличии</w:t>
+      </w:r>
+    </w:p>
+    <w:p>
+      <w:pPr>
+        <w:pStyle w:val="a3"/>
+        <w:numPr>
+          <w:ilvl w:val="1"/>
+          <w:numId w:val="6"/>
+        </w:numPr>
+        <w:spacing w:after="0"/>
+        <w:rPr>
+          <w:rFonts w:ascii="Times New Roman" w:hAnsi="Times New Roman" w:cs="Times New Roman"/>
+          <w:sz w:val="24"/>
+          <w:szCs w:val="24"/>
+        </w:rPr>
+      </w:pPr>
+      <w:r>
+        <w:rPr>
+          <w:rFonts w:ascii="Times New Roman" w:hAnsi="Times New Roman" w:cs="Times New Roman"/>
+          <w:sz w:val="24"/>
+          <w:szCs w:val="24"/>
+        </w:rPr>
+        <w:t>статус (</w:t>
+      </w:r>
+      <w:r>
+        <w:rPr>
+          <w:rFonts w:ascii="Times New Roman" w:hAnsi="Times New Roman" w:cs="Times New Roman"/>
+          <w:sz w:val="24"/>
+          <w:szCs w:val="24"/>
+        </w:rPr>
+        <w:t>хороший товар / скоро ис</w:t>
+      </w:r>
+      <w:r>
+        <w:rPr>
+          <w:rFonts w:ascii="Times New Roman" w:hAnsi="Times New Roman" w:cs="Times New Roman"/>
+          <w:sz w:val="24"/>
+          <w:szCs w:val="24"/>
+        </w:rPr>
+        <w:t>текает срок годности / испорчен</w:t>
+      </w:r>
+      <w:r>
+        <w:rPr>
+          <w:rFonts w:ascii="Times New Roman" w:hAnsi="Times New Roman" w:cs="Times New Roman"/>
+          <w:sz w:val="24"/>
+          <w:szCs w:val="24"/>
+        </w:rPr>
+        <w:t>)</w:t>
+      </w:r>
+    </w:p>
+    <w:p>
+      <w:pPr>
+        <w:pStyle w:val="a3"/>
+        <w:numPr>
+          <w:ilvl w:val="1"/>
+          <w:numId w:val="6"/>
+        </w:numPr>
+        <w:spacing w:after="0"/>
+        <w:rPr>
+          <w:rFonts w:ascii="Times New Roman" w:hAnsi="Times New Roman" w:cs="Times New Roman"/>
+          <w:sz w:val="24"/>
+          <w:szCs w:val="24"/>
+        </w:rPr>
+      </w:pPr>
+      <w:r>
+        <w:rPr>
+          <w:rFonts w:ascii="Times New Roman" w:hAnsi="Times New Roman" w:cs="Times New Roman"/>
+          <w:sz w:val="24"/>
+          <w:szCs w:val="24"/>
+        </w:rPr>
+        <w:t>место хранения</w:t>
       </w:r>
     </w:p>
     <w:p>
@@ -289,38 +426,38 @@
         <w:pStyle w:val="a3"/>
         <w:numPr>
           <w:ilvl w:val="0"/>
-          <w:numId w:val="2"/>
-        </w:numPr>
-        <w:spacing w:after="0"/>
-        <w:rPr>
-          <w:rFonts w:ascii="Times New Roman" w:hAnsi="Times New Roman" w:cs="Times New Roman"/>
-          <w:sz w:val="24"/>
-          <w:szCs w:val="24"/>
-        </w:rPr>
-      </w:pPr>
-      <w:r>
-        <w:rPr>
-          <w:rFonts w:ascii="Times New Roman" w:hAnsi="Times New Roman" w:cs="Times New Roman"/>
-          <w:sz w:val="24"/>
-          <w:szCs w:val="24"/>
-        </w:rPr>
-        <w:t>Добавить</w:t>
-      </w:r>
-      <w:r>
-        <w:rPr>
-          <w:rFonts w:ascii="Times New Roman" w:hAnsi="Times New Roman" w:cs="Times New Roman"/>
-          <w:sz w:val="24"/>
-          <w:szCs w:val="24"/>
-        </w:rPr>
-        <w:t xml:space="preserve"> позиции: товар</w:t>
-      </w:r>
-      <w:r>
-        <w:rPr>
-          <w:rFonts w:ascii="Times New Roman" w:hAnsi="Times New Roman" w:cs="Times New Roman"/>
-          <w:sz w:val="24"/>
-          <w:szCs w:val="24"/>
-        </w:rPr>
-        <w:t>, количество, единицу измерения</w:t>
+          <w:numId w:val="6"/>
+        </w:numPr>
+        <w:spacing w:after="0"/>
+        <w:rPr>
+          <w:rFonts w:ascii="Times New Roman" w:hAnsi="Times New Roman" w:cs="Times New Roman"/>
+          <w:sz w:val="24"/>
+          <w:szCs w:val="24"/>
+        </w:rPr>
+      </w:pPr>
+      <w:r>
+        <w:rPr>
+          <w:rFonts w:ascii="Times New Roman" w:hAnsi="Times New Roman" w:cs="Times New Roman"/>
+          <w:sz w:val="24"/>
+          <w:szCs w:val="24"/>
+        </w:rPr>
+        <w:t xml:space="preserve">Получает </w:t>
+      </w:r>
+      <w:r>
+        <w:rPr>
+          <w:rFonts w:ascii="Times New Roman" w:hAnsi="Times New Roman" w:cs="Times New Roman"/>
+          <w:sz w:val="24"/>
+          <w:szCs w:val="24"/>
+        </w:rPr>
+        <w:t>список под</w:t>
+      </w:r>
+      <w:r>
+        <w:rPr>
+          <w:rFonts w:ascii="Times New Roman" w:hAnsi="Times New Roman" w:cs="Times New Roman"/>
+          <w:sz w:val="24"/>
+          <w:szCs w:val="24"/>
+        </w:rPr>
+        <w:t>ходящих товаров в виде таблицы</w:t>
       </w:r>
     </w:p>
     <w:p>
@@ -328,30 +465,220 @@
         <w:pStyle w:val="a3"/>
         <w:numPr>
           <w:ilvl w:val="0"/>
-          <w:numId w:val="2"/>
-        </w:numPr>
-        <w:spacing w:after="0"/>
-        <w:rPr>
-          <w:rFonts w:ascii="Times New Roman" w:hAnsi="Times New Roman" w:cs="Times New Roman"/>
-          <w:sz w:val="24"/>
-          <w:szCs w:val="24"/>
-        </w:rPr>
-      </w:pPr>
-      <w:r>
-        <w:rPr>
-          <w:rFonts w:ascii="Times New Roman" w:hAnsi="Times New Roman" w:cs="Times New Roman"/>
-          <w:sz w:val="24"/>
-          <w:szCs w:val="24"/>
-        </w:rPr>
-        <w:t>Система предлагает место хранения (пол</w:t>
-      </w:r>
-      <w:r>
-        <w:rPr>
-          <w:rFonts w:ascii="Times New Roman" w:hAnsi="Times New Roman" w:cs="Times New Roman"/>
-          <w:sz w:val="24"/>
-          <w:szCs w:val="24"/>
-        </w:rPr>
-        <w:t>ка) и проверяет свободное место</w:t>
+          <w:numId w:val="6"/>
+        </w:numPr>
+        <w:spacing w:after="0"/>
+        <w:rPr>
+          <w:rFonts w:ascii="Times New Roman" w:hAnsi="Times New Roman" w:cs="Times New Roman"/>
+          <w:sz w:val="24"/>
+          <w:szCs w:val="24"/>
+        </w:rPr>
+      </w:pPr>
+      <w:r>
+        <w:rPr>
+          <w:rFonts w:ascii="Times New Roman" w:hAnsi="Times New Roman" w:cs="Times New Roman"/>
+          <w:sz w:val="24"/>
+          <w:szCs w:val="24"/>
+        </w:rPr>
+        <w:t>В таблице видит для каждой строки:</w:t>
+      </w:r>
+    </w:p>
+    <w:p>
+      <w:pPr>
+        <w:pStyle w:val="a3"/>
+        <w:numPr>
+          <w:ilvl w:val="1"/>
+          <w:numId w:val="6"/>
+        </w:numPr>
+        <w:spacing w:after="0"/>
+        <w:rPr>
+          <w:rFonts w:ascii="Times New Roman" w:hAnsi="Times New Roman" w:cs="Times New Roman"/>
+          <w:sz w:val="24"/>
+          <w:szCs w:val="24"/>
+        </w:rPr>
+      </w:pPr>
+      <w:r>
+        <w:rPr>
+          <w:rFonts w:ascii="Times New Roman" w:hAnsi="Times New Roman" w:cs="Times New Roman"/>
+          <w:sz w:val="24"/>
+          <w:szCs w:val="24"/>
+        </w:rPr>
+        <w:t>название</w:t>
+      </w:r>
+    </w:p>
+    <w:p>
+      <w:pPr>
+        <w:pStyle w:val="a3"/>
+        <w:numPr>
+          <w:ilvl w:val="1"/>
+          <w:numId w:val="6"/>
+        </w:numPr>
+        <w:spacing w:after="0"/>
+        <w:rPr>
+          <w:rFonts w:ascii="Times New Roman" w:hAnsi="Times New Roman" w:cs="Times New Roman"/>
+          <w:sz w:val="24"/>
+          <w:szCs w:val="24"/>
+        </w:rPr>
+      </w:pPr>
+      <w:r>
+        <w:rPr>
+          <w:rFonts w:ascii="Times New Roman" w:hAnsi="Times New Roman" w:cs="Times New Roman"/>
+          <w:sz w:val="24"/>
+          <w:szCs w:val="24"/>
+        </w:rPr>
+        <w:t>вид</w:t>
+      </w:r>
+    </w:p>
+    <w:p>
+      <w:pPr>
+        <w:pStyle w:val="a3"/>
+        <w:numPr>
+          <w:ilvl w:val="1"/>
+          <w:numId w:val="6"/>
+        </w:numPr>
+        <w:spacing w:after="0"/>
+        <w:rPr>
+          <w:rFonts w:ascii="Times New Roman" w:hAnsi="Times New Roman" w:cs="Times New Roman"/>
+          <w:sz w:val="24"/>
+          <w:szCs w:val="24"/>
+        </w:rPr>
+      </w:pPr>
+      <w:r>
+        <w:rPr>
+          <w:rFonts w:ascii="Times New Roman" w:hAnsi="Times New Roman" w:cs="Times New Roman"/>
+          <w:sz w:val="24"/>
+          <w:szCs w:val="24"/>
+        </w:rPr>
+        <w:t>ха</w:t>
+      </w:r>
+      <w:r>
+        <w:rPr>
+          <w:rFonts w:ascii="Times New Roman" w:hAnsi="Times New Roman" w:cs="Times New Roman"/>
+          <w:sz w:val="24"/>
+          <w:szCs w:val="24"/>
+        </w:rPr>
+        <w:t>рактеристики</w:t>
+      </w:r>
+    </w:p>
+    <w:p>
+      <w:pPr>
+        <w:pStyle w:val="a3"/>
+        <w:numPr>
+          <w:ilvl w:val="1"/>
+          <w:numId w:val="6"/>
+        </w:numPr>
+        <w:spacing w:after="0"/>
+        <w:rPr>
+          <w:rFonts w:ascii="Times New Roman" w:hAnsi="Times New Roman" w:cs="Times New Roman"/>
+          <w:sz w:val="24"/>
+          <w:szCs w:val="24"/>
+        </w:rPr>
+      </w:pPr>
+      <w:r>
+        <w:rPr>
+          <w:rFonts w:ascii="Times New Roman" w:hAnsi="Times New Roman" w:cs="Times New Roman"/>
+          <w:sz w:val="24"/>
+          <w:szCs w:val="24"/>
+        </w:rPr>
+        <w:t>текущий остаток на складе</w:t>
+      </w:r>
+    </w:p>
+    <w:p>
+      <w:pPr>
+        <w:pStyle w:val="a3"/>
+        <w:numPr>
+          <w:ilvl w:val="1"/>
+          <w:numId w:val="6"/>
+        </w:numPr>
+        <w:spacing w:after="0"/>
+        <w:rPr>
+          <w:rFonts w:ascii="Times New Roman" w:hAnsi="Times New Roman" w:cs="Times New Roman"/>
+          <w:sz w:val="24"/>
+          <w:szCs w:val="24"/>
+        </w:rPr>
+      </w:pPr>
+      <w:r>
+        <w:rPr>
+          <w:rFonts w:ascii="Times New Roman" w:hAnsi="Times New Roman" w:cs="Times New Roman"/>
+          <w:sz w:val="24"/>
+          <w:szCs w:val="24"/>
+        </w:rPr>
+        <w:t>место хранения</w:t>
+      </w:r>
+    </w:p>
+    <w:p>
+      <w:pPr>
+        <w:pStyle w:val="a3"/>
+        <w:numPr>
+          <w:ilvl w:val="1"/>
+          <w:numId w:val="6"/>
+        </w:numPr>
+        <w:spacing w:after="0"/>
+        <w:rPr>
+          <w:rFonts w:ascii="Times New Roman" w:hAnsi="Times New Roman" w:cs="Times New Roman"/>
+          <w:sz w:val="24"/>
+          <w:szCs w:val="24"/>
+        </w:rPr>
+      </w:pPr>
+      <w:r>
+        <w:rPr>
+          <w:rFonts w:ascii="Times New Roman" w:hAnsi="Times New Roman" w:cs="Times New Roman"/>
+          <w:sz w:val="24"/>
+          <w:szCs w:val="24"/>
+        </w:rPr>
+        <w:t>кнопки «Изменить» и «</w:t>
+      </w:r>
+      <w:r>
+        <w:rPr>
+          <w:rFonts w:ascii="Times New Roman" w:hAnsi="Times New Roman" w:cs="Times New Roman"/>
+          <w:sz w:val="24"/>
+          <w:szCs w:val="24"/>
+        </w:rPr>
+        <w:t>Удалить</w:t>
+      </w:r>
+      <w:r>
+        <w:rPr>
+          <w:rFonts w:ascii="Times New Roman" w:hAnsi="Times New Roman" w:cs="Times New Roman"/>
+          <w:sz w:val="24"/>
+          <w:szCs w:val="24"/>
+        </w:rPr>
+        <w:t>»</w:t>
+      </w:r>
+    </w:p>
+    <w:p>
+      <w:pPr>
+        <w:spacing w:after="0"/>
+        <w:rPr>
+          <w:rFonts w:ascii="Times New Roman" w:hAnsi="Times New Roman" w:cs="Times New Roman"/>
+          <w:sz w:val="24"/>
+          <w:szCs w:val="24"/>
+        </w:rPr>
+      </w:pPr>
+    </w:p>
+    <w:p>
+      <w:pPr>
+        <w:spacing w:after="0"/>
+        <w:rPr>
+          <w:rFonts w:ascii="Times New Roman" w:hAnsi="Times New Roman" w:cs="Times New Roman"/>
+          <w:sz w:val="24"/>
+          <w:szCs w:val="24"/>
+        </w:rPr>
+      </w:pPr>
+      <w:r>
+        <w:rPr>
+          <w:rFonts w:ascii="Times New Roman" w:hAnsi="Times New Roman" w:cs="Times New Roman"/>
+          <w:sz w:val="24"/>
+          <w:szCs w:val="24"/>
+        </w:rPr>
+        <w:t>2)</w:t>
+      </w:r>
+      <w:r>
+        <w:rPr>
+          <w:rFonts w:ascii="Times New Roman" w:hAnsi="Times New Roman" w:cs="Times New Roman"/>
+          <w:sz w:val="24"/>
+          <w:szCs w:val="24"/>
+        </w:rPr>
+        <w:t xml:space="preserve"> Получение данных о поставках и выдачах за заданный период времени</w:t>
       </w:r>
     </w:p>
     <w:p>
@@ -359,107 +686,298 @@
         <w:pStyle w:val="a3"/>
         <w:numPr>
           <w:ilvl w:val="0"/>
-          <w:numId w:val="2"/>
-        </w:numPr>
-        <w:spacing w:after="0"/>
-        <w:rPr>
-          <w:rFonts w:ascii="Times New Roman" w:hAnsi="Times New Roman" w:cs="Times New Roman"/>
-          <w:sz w:val="24"/>
-          <w:szCs w:val="24"/>
-        </w:rPr>
-      </w:pPr>
-      <w:r>
-        <w:rPr>
-          <w:rFonts w:ascii="Times New Roman" w:hAnsi="Times New Roman" w:cs="Times New Roman"/>
-          <w:sz w:val="24"/>
-          <w:szCs w:val="24"/>
-        </w:rPr>
-        <w:t xml:space="preserve">Оператор подтверждает размещение </w:t>
-      </w:r>
-      <w:r>
-        <w:rPr>
-          <w:rFonts w:ascii="Times New Roman" w:hAnsi="Times New Roman" w:cs="Times New Roman"/>
-          <w:sz w:val="24"/>
-          <w:szCs w:val="24"/>
-        </w:rPr>
-        <w:t>(полка/комната)</w:t>
-      </w:r>
-    </w:p>
-    <w:p>
-      <w:pPr>
-        <w:spacing w:after="0"/>
-        <w:rPr>
-          <w:rFonts w:ascii="Times New Roman" w:hAnsi="Times New Roman" w:cs="Times New Roman"/>
-          <w:sz w:val="24"/>
-          <w:szCs w:val="24"/>
-        </w:rPr>
-      </w:pPr>
-      <w:r>
-        <w:rPr>
-          <w:rFonts w:ascii="Times New Roman" w:hAnsi="Times New Roman" w:cs="Times New Roman"/>
-          <w:sz w:val="24"/>
-          <w:szCs w:val="24"/>
-        </w:rPr>
-        <w:t>Создается новая запись в таблице «Поставка», на данной полке увеличивается остаток товара, для портящихся продуктов фиксируется дата поступления.</w:t>
-      </w:r>
-    </w:p>
-    <w:p>
-      <w:pPr>
-        <w:spacing w:after="0"/>
-        <w:rPr>
-          <w:rFonts w:ascii="Times New Roman" w:hAnsi="Times New Roman" w:cs="Times New Roman"/>
-          <w:sz w:val="24"/>
-          <w:szCs w:val="24"/>
-        </w:rPr>
-      </w:pPr>
-    </w:p>
-    <w:p>
-      <w:pPr>
-        <w:spacing w:after="0"/>
-        <w:rPr>
-          <w:rFonts w:ascii="Times New Roman" w:hAnsi="Times New Roman" w:cs="Times New Roman"/>
-          <w:sz w:val="24"/>
-          <w:szCs w:val="24"/>
-        </w:rPr>
-      </w:pPr>
-      <w:r>
-        <w:rPr>
-          <w:rFonts w:ascii="Times New Roman" w:hAnsi="Times New Roman" w:cs="Times New Roman"/>
-          <w:sz w:val="24"/>
-          <w:szCs w:val="24"/>
-        </w:rPr>
-        <w:t>Оформление выдачи:</w:t>
-      </w:r>
-    </w:p>
-    <w:p>
-      <w:pPr>
+          <w:numId w:val="7"/>
+        </w:numPr>
+        <w:spacing w:after="0"/>
+        <w:rPr>
+          <w:rFonts w:ascii="Times New Roman" w:hAnsi="Times New Roman" w:cs="Times New Roman"/>
+          <w:sz w:val="24"/>
+          <w:szCs w:val="24"/>
+        </w:rPr>
+      </w:pPr>
+      <w:r>
+        <w:rPr>
+          <w:rFonts w:ascii="Times New Roman" w:hAnsi="Times New Roman" w:cs="Times New Roman"/>
+          <w:sz w:val="24"/>
+          <w:szCs w:val="24"/>
+        </w:rPr>
+        <w:t>По</w:t>
+      </w:r>
+      <w:r>
+        <w:rPr>
+          <w:rFonts w:ascii="Times New Roman" w:hAnsi="Times New Roman" w:cs="Times New Roman"/>
+          <w:sz w:val="24"/>
+          <w:szCs w:val="24"/>
+        </w:rPr>
+        <w:t>льзователь открывает страницу «</w:t>
+      </w:r>
+      <w:r>
+        <w:rPr>
+          <w:rFonts w:ascii="Times New Roman" w:hAnsi="Times New Roman" w:cs="Times New Roman"/>
+          <w:sz w:val="24"/>
+          <w:szCs w:val="24"/>
+        </w:rPr>
+        <w:t>Операции</w:t>
+      </w:r>
+      <w:r>
+        <w:rPr>
+          <w:rFonts w:ascii="Times New Roman" w:hAnsi="Times New Roman" w:cs="Times New Roman"/>
+          <w:sz w:val="24"/>
+          <w:szCs w:val="24"/>
+        </w:rPr>
+        <w:t>» (через «Главная»)</w:t>
+      </w:r>
+    </w:p>
+    <w:p>
+      <w:pPr>
+        <w:pStyle w:val="a3"/>
         <w:numPr>
           <w:ilvl w:val="0"/>
-          <w:numId w:val="2"/>
-        </w:numPr>
-        <w:spacing w:after="0"/>
-        <w:contextualSpacing/>
-        <w:rPr>
-          <w:rFonts w:ascii="Times New Roman" w:hAnsi="Times New Roman" w:cs="Times New Roman"/>
-          <w:sz w:val="24"/>
-          <w:szCs w:val="24"/>
-        </w:rPr>
-      </w:pPr>
-      <w:r>
-        <w:rPr>
-          <w:rFonts w:ascii="Times New Roman" w:hAnsi="Times New Roman" w:cs="Times New Roman"/>
-          <w:sz w:val="24"/>
-          <w:szCs w:val="24"/>
-        </w:rPr>
-        <w:t>Открыть «Н</w:t>
-      </w:r>
-      <w:r>
-        <w:rPr>
-          <w:rFonts w:ascii="Times New Roman" w:hAnsi="Times New Roman" w:cs="Times New Roman"/>
-          <w:sz w:val="24"/>
-          <w:szCs w:val="24"/>
-        </w:rPr>
-        <w:t>овый заказ</w:t>
+          <w:numId w:val="7"/>
+        </w:numPr>
+        <w:spacing w:after="0"/>
+        <w:rPr>
+          <w:rFonts w:ascii="Times New Roman" w:hAnsi="Times New Roman" w:cs="Times New Roman"/>
+          <w:sz w:val="24"/>
+          <w:szCs w:val="24"/>
+        </w:rPr>
+      </w:pPr>
+      <w:r>
+        <w:rPr>
+          <w:rFonts w:ascii="Times New Roman" w:hAnsi="Times New Roman" w:cs="Times New Roman"/>
+          <w:sz w:val="24"/>
+          <w:szCs w:val="24"/>
+        </w:rPr>
+        <w:t>Заполняет фильтр журнала:</w:t>
+      </w:r>
+    </w:p>
+    <w:p>
+      <w:pPr>
+        <w:pStyle w:val="a3"/>
+        <w:numPr>
+          <w:ilvl w:val="1"/>
+          <w:numId w:val="7"/>
+        </w:numPr>
+        <w:spacing w:after="0"/>
+        <w:rPr>
+          <w:rFonts w:ascii="Times New Roman" w:hAnsi="Times New Roman" w:cs="Times New Roman"/>
+          <w:sz w:val="24"/>
+          <w:szCs w:val="24"/>
+        </w:rPr>
+      </w:pPr>
+      <w:r>
+        <w:rPr>
+          <w:rFonts w:ascii="Times New Roman" w:hAnsi="Times New Roman" w:cs="Times New Roman"/>
+          <w:sz w:val="24"/>
+          <w:szCs w:val="24"/>
+        </w:rPr>
+        <w:t>тип (поставка/выдача/все</w:t>
+      </w:r>
+      <w:r>
+        <w:rPr>
+          <w:rFonts w:ascii="Times New Roman" w:hAnsi="Times New Roman" w:cs="Times New Roman"/>
+          <w:sz w:val="24"/>
+          <w:szCs w:val="24"/>
+        </w:rPr>
+        <w:t>)</w:t>
+      </w:r>
+    </w:p>
+    <w:p>
+      <w:pPr>
+        <w:pStyle w:val="a3"/>
+        <w:numPr>
+          <w:ilvl w:val="1"/>
+          <w:numId w:val="7"/>
+        </w:numPr>
+        <w:spacing w:after="0"/>
+        <w:rPr>
+          <w:rFonts w:ascii="Times New Roman" w:hAnsi="Times New Roman" w:cs="Times New Roman"/>
+          <w:sz w:val="24"/>
+          <w:szCs w:val="24"/>
+        </w:rPr>
+      </w:pPr>
+      <w:r>
+        <w:rPr>
+          <w:rFonts w:ascii="Times New Roman" w:hAnsi="Times New Roman" w:cs="Times New Roman"/>
+          <w:sz w:val="24"/>
+          <w:szCs w:val="24"/>
+        </w:rPr>
+        <w:t>период времени</w:t>
+      </w:r>
+    </w:p>
+    <w:p>
+      <w:pPr>
+        <w:pStyle w:val="a3"/>
+        <w:numPr>
+          <w:ilvl w:val="1"/>
+          <w:numId w:val="7"/>
+        </w:numPr>
+        <w:spacing w:after="0"/>
+        <w:rPr>
+          <w:rFonts w:ascii="Times New Roman" w:hAnsi="Times New Roman" w:cs="Times New Roman"/>
+          <w:sz w:val="24"/>
+          <w:szCs w:val="24"/>
+        </w:rPr>
+      </w:pPr>
+      <w:r>
+        <w:rPr>
+          <w:rFonts w:ascii="Times New Roman" w:hAnsi="Times New Roman" w:cs="Times New Roman"/>
+          <w:sz w:val="24"/>
+          <w:szCs w:val="24"/>
+        </w:rPr>
+        <w:t>партнер</w:t>
+      </w:r>
+    </w:p>
+    <w:p>
+      <w:pPr>
+        <w:pStyle w:val="a3"/>
+        <w:numPr>
+          <w:ilvl w:val="1"/>
+          <w:numId w:val="7"/>
+        </w:numPr>
+        <w:spacing w:after="0"/>
+        <w:rPr>
+          <w:rFonts w:ascii="Times New Roman" w:hAnsi="Times New Roman" w:cs="Times New Roman"/>
+          <w:sz w:val="24"/>
+          <w:szCs w:val="24"/>
+        </w:rPr>
+      </w:pPr>
+      <w:r>
+        <w:rPr>
+          <w:rFonts w:ascii="Times New Roman" w:hAnsi="Times New Roman" w:cs="Times New Roman"/>
+          <w:sz w:val="24"/>
+          <w:szCs w:val="24"/>
+        </w:rPr>
+        <w:t>товар</w:t>
+      </w:r>
+    </w:p>
+    <w:p>
+      <w:pPr>
+        <w:pStyle w:val="a3"/>
+        <w:numPr>
+          <w:ilvl w:val="0"/>
+          <w:numId w:val="7"/>
+        </w:numPr>
+        <w:spacing w:after="0"/>
+        <w:rPr>
+          <w:rFonts w:ascii="Times New Roman" w:hAnsi="Times New Roman" w:cs="Times New Roman"/>
+          <w:sz w:val="24"/>
+          <w:szCs w:val="24"/>
+        </w:rPr>
+      </w:pPr>
+      <w:r>
+        <w:rPr>
+          <w:rFonts w:ascii="Times New Roman" w:hAnsi="Times New Roman" w:cs="Times New Roman"/>
+          <w:sz w:val="24"/>
+          <w:szCs w:val="24"/>
+        </w:rPr>
+        <w:t>Получает список от пос</w:t>
+      </w:r>
+      <w:r>
+        <w:rPr>
+          <w:rFonts w:ascii="Times New Roman" w:hAnsi="Times New Roman" w:cs="Times New Roman"/>
+          <w:sz w:val="24"/>
+          <w:szCs w:val="24"/>
+        </w:rPr>
+        <w:t>ледней поставки/выдачи к первой</w:t>
+      </w:r>
+    </w:p>
+    <w:p>
+      <w:pPr>
+        <w:spacing w:after="0"/>
+        <w:rPr>
+          <w:rFonts w:ascii="Times New Roman" w:hAnsi="Times New Roman" w:cs="Times New Roman"/>
+          <w:sz w:val="24"/>
+          <w:szCs w:val="24"/>
+        </w:rPr>
+      </w:pPr>
+    </w:p>
+    <w:p>
+      <w:pPr>
+        <w:spacing w:after="0"/>
+        <w:rPr>
+          <w:rFonts w:ascii="Times New Roman" w:hAnsi="Times New Roman" w:cs="Times New Roman"/>
+          <w:sz w:val="24"/>
+          <w:szCs w:val="24"/>
+        </w:rPr>
+      </w:pPr>
+      <w:r>
+        <w:rPr>
+          <w:rFonts w:ascii="Times New Roman" w:hAnsi="Times New Roman" w:cs="Times New Roman"/>
+          <w:sz w:val="24"/>
+          <w:szCs w:val="24"/>
+        </w:rPr>
+        <w:t>3) Оформление поставки</w:t>
+      </w:r>
+      <w:r>
+        <w:rPr>
+          <w:rFonts w:ascii="Times New Roman" w:hAnsi="Times New Roman" w:cs="Times New Roman"/>
+          <w:sz w:val="24"/>
+          <w:szCs w:val="24"/>
+        </w:rPr>
+        <w:t xml:space="preserve"> и проверка наличия свободного места</w:t>
+      </w:r>
+    </w:p>
+    <w:p>
+      <w:pPr>
+        <w:pStyle w:val="a3"/>
+        <w:numPr>
+          <w:ilvl w:val="0"/>
+          <w:numId w:val="8"/>
+        </w:numPr>
+        <w:spacing w:after="0"/>
+        <w:rPr>
+          <w:rFonts w:ascii="Times New Roman" w:hAnsi="Times New Roman" w:cs="Times New Roman"/>
+          <w:sz w:val="24"/>
+          <w:szCs w:val="24"/>
+        </w:rPr>
+      </w:pPr>
+      <w:r>
+        <w:rPr>
+          <w:rFonts w:ascii="Times New Roman" w:hAnsi="Times New Roman" w:cs="Times New Roman"/>
+          <w:sz w:val="24"/>
+          <w:szCs w:val="24"/>
+        </w:rPr>
+        <w:t>Пользователь с главной страницы переходит на «Операции»</w:t>
+      </w:r>
+    </w:p>
+    <w:p>
+      <w:pPr>
+        <w:pStyle w:val="a3"/>
+        <w:numPr>
+          <w:ilvl w:val="0"/>
+          <w:numId w:val="8"/>
+        </w:numPr>
+        <w:spacing w:after="0"/>
+        <w:rPr>
+          <w:rFonts w:ascii="Times New Roman" w:hAnsi="Times New Roman" w:cs="Times New Roman"/>
+          <w:sz w:val="24"/>
+          <w:szCs w:val="24"/>
+        </w:rPr>
+      </w:pPr>
+      <w:r>
+        <w:rPr>
+          <w:rFonts w:ascii="Times New Roman" w:hAnsi="Times New Roman" w:cs="Times New Roman"/>
+          <w:sz w:val="24"/>
+          <w:szCs w:val="24"/>
+        </w:rPr>
+        <w:t xml:space="preserve">На странице </w:t>
+      </w:r>
+      <w:r>
+        <w:rPr>
+          <w:rFonts w:ascii="Times New Roman" w:hAnsi="Times New Roman" w:cs="Times New Roman"/>
+          <w:sz w:val="24"/>
+          <w:szCs w:val="24"/>
+        </w:rPr>
+        <w:t>«</w:t>
+      </w:r>
+      <w:r>
+        <w:rPr>
+          <w:rFonts w:ascii="Times New Roman" w:hAnsi="Times New Roman" w:cs="Times New Roman"/>
+          <w:sz w:val="24"/>
+          <w:szCs w:val="24"/>
+        </w:rPr>
+        <w:t>Операции</w:t>
       </w:r>
       <w:r>
         <w:rPr>
@@ -469,218 +987,333 @@
         </w:rPr>
         <w:t>»</w:t>
       </w:r>
-    </w:p>
-    <w:p>
-      <w:pPr>
+      <w:r>
+        <w:rPr>
+          <w:rFonts w:ascii="Times New Roman" w:hAnsi="Times New Roman" w:cs="Times New Roman"/>
+          <w:sz w:val="24"/>
+          <w:szCs w:val="24"/>
+        </w:rPr>
+        <w:t xml:space="preserve"> нажимает </w:t>
+      </w:r>
+      <w:r>
+        <w:rPr>
+          <w:rFonts w:ascii="Times New Roman" w:hAnsi="Times New Roman" w:cs="Times New Roman"/>
+          <w:sz w:val="24"/>
+          <w:szCs w:val="24"/>
+        </w:rPr>
+        <w:t>«О</w:t>
+      </w:r>
+      <w:r>
+        <w:rPr>
+          <w:rFonts w:ascii="Times New Roman" w:hAnsi="Times New Roman" w:cs="Times New Roman"/>
+          <w:sz w:val="24"/>
+          <w:szCs w:val="24"/>
+        </w:rPr>
+        <w:t>формить поставку</w:t>
+      </w:r>
+      <w:r>
+        <w:rPr>
+          <w:rFonts w:ascii="Times New Roman" w:hAnsi="Times New Roman" w:cs="Times New Roman"/>
+          <w:sz w:val="24"/>
+          <w:szCs w:val="24"/>
+        </w:rPr>
+        <w:t>»</w:t>
+      </w:r>
+    </w:p>
+    <w:p>
+      <w:pPr>
+        <w:pStyle w:val="a3"/>
         <w:numPr>
           <w:ilvl w:val="0"/>
-          <w:numId w:val="2"/>
-        </w:numPr>
-        <w:spacing w:after="0"/>
-        <w:contextualSpacing/>
-        <w:rPr>
-          <w:rFonts w:ascii="Times New Roman" w:hAnsi="Times New Roman" w:cs="Times New Roman"/>
-          <w:sz w:val="24"/>
-          <w:szCs w:val="24"/>
-        </w:rPr>
-      </w:pPr>
-      <w:r>
-        <w:rPr>
-          <w:rFonts w:ascii="Times New Roman" w:hAnsi="Times New Roman" w:cs="Times New Roman"/>
-          <w:sz w:val="24"/>
-          <w:szCs w:val="24"/>
-        </w:rPr>
-        <w:t xml:space="preserve">Выбрать </w:t>
-      </w:r>
-      <w:r>
-        <w:rPr>
-          <w:rFonts w:ascii="Times New Roman" w:hAnsi="Times New Roman" w:cs="Times New Roman"/>
-          <w:sz w:val="24"/>
-          <w:szCs w:val="24"/>
-        </w:rPr>
-        <w:t>потребителя</w:t>
-      </w:r>
-      <w:r>
-        <w:rPr>
-          <w:rFonts w:ascii="Times New Roman" w:hAnsi="Times New Roman" w:cs="Times New Roman"/>
-          <w:sz w:val="24"/>
-          <w:szCs w:val="24"/>
-        </w:rPr>
-        <w:t>, дату/время (по умолчанию — текущие)</w:t>
-      </w:r>
-    </w:p>
-    <w:p>
-      <w:pPr>
+          <w:numId w:val="8"/>
+        </w:numPr>
+        <w:spacing w:after="0"/>
+        <w:rPr>
+          <w:rFonts w:ascii="Times New Roman" w:hAnsi="Times New Roman" w:cs="Times New Roman"/>
+          <w:sz w:val="24"/>
+          <w:szCs w:val="24"/>
+        </w:rPr>
+      </w:pPr>
+      <w:r>
+        <w:rPr>
+          <w:rFonts w:ascii="Times New Roman" w:hAnsi="Times New Roman" w:cs="Times New Roman"/>
+          <w:sz w:val="24"/>
+          <w:szCs w:val="24"/>
+        </w:rPr>
+        <w:t xml:space="preserve">Открывается страница с </w:t>
+      </w:r>
+      <w:r>
+        <w:rPr>
+          <w:rFonts w:ascii="Times New Roman" w:hAnsi="Times New Roman" w:cs="Times New Roman"/>
+          <w:sz w:val="24"/>
+          <w:szCs w:val="24"/>
+        </w:rPr>
+        <w:t>формо</w:t>
+      </w:r>
+      <w:r>
+        <w:rPr>
+          <w:rFonts w:ascii="Times New Roman" w:hAnsi="Times New Roman" w:cs="Times New Roman"/>
+          <w:sz w:val="24"/>
+          <w:szCs w:val="24"/>
+        </w:rPr>
+        <w:t xml:space="preserve">й, где поле </w:t>
+      </w:r>
+      <w:r>
+        <w:rPr>
+          <w:rFonts w:ascii="Times New Roman" w:hAnsi="Times New Roman" w:cs="Times New Roman"/>
+          <w:sz w:val="24"/>
+          <w:szCs w:val="24"/>
+        </w:rPr>
+        <w:t>«</w:t>
+      </w:r>
+      <w:r>
+        <w:rPr>
+          <w:rFonts w:ascii="Times New Roman" w:hAnsi="Times New Roman" w:cs="Times New Roman"/>
+          <w:sz w:val="24"/>
+          <w:szCs w:val="24"/>
+        </w:rPr>
+        <w:t>тип</w:t>
+      </w:r>
+      <w:r>
+        <w:rPr>
+          <w:rFonts w:ascii="Times New Roman" w:hAnsi="Times New Roman" w:cs="Times New Roman"/>
+          <w:sz w:val="24"/>
+          <w:szCs w:val="24"/>
+        </w:rPr>
+        <w:t>»</w:t>
+      </w:r>
+      <w:r>
+        <w:rPr>
+          <w:rFonts w:ascii="Times New Roman" w:hAnsi="Times New Roman" w:cs="Times New Roman"/>
+          <w:sz w:val="24"/>
+          <w:szCs w:val="24"/>
+        </w:rPr>
+        <w:t xml:space="preserve"> уже заполнено как «</w:t>
+      </w:r>
+      <w:r>
+        <w:rPr>
+          <w:rFonts w:ascii="Times New Roman" w:hAnsi="Times New Roman" w:cs="Times New Roman"/>
+          <w:sz w:val="24"/>
+          <w:szCs w:val="24"/>
+        </w:rPr>
+        <w:t>П</w:t>
+      </w:r>
+      <w:r>
+        <w:rPr>
+          <w:rFonts w:ascii="Times New Roman" w:hAnsi="Times New Roman" w:cs="Times New Roman"/>
+          <w:sz w:val="24"/>
+          <w:szCs w:val="24"/>
+        </w:rPr>
+        <w:t>оставка»</w:t>
+      </w:r>
+    </w:p>
+    <w:p>
+      <w:pPr>
+        <w:pStyle w:val="a3"/>
         <w:numPr>
           <w:ilvl w:val="0"/>
-          <w:numId w:val="2"/>
-        </w:numPr>
-        <w:spacing w:after="0"/>
-        <w:contextualSpacing/>
-        <w:rPr>
-          <w:rFonts w:ascii="Times New Roman" w:hAnsi="Times New Roman" w:cs="Times New Roman"/>
-          <w:sz w:val="24"/>
-          <w:szCs w:val="24"/>
-        </w:rPr>
-      </w:pPr>
-      <w:r>
-        <w:rPr>
-          <w:rFonts w:ascii="Times New Roman" w:hAnsi="Times New Roman" w:cs="Times New Roman"/>
-          <w:sz w:val="24"/>
-          <w:szCs w:val="24"/>
-        </w:rPr>
-        <w:t>Добавить позиции: товар</w:t>
-      </w:r>
-      <w:r>
-        <w:rPr>
-          <w:rFonts w:ascii="Times New Roman" w:hAnsi="Times New Roman" w:cs="Times New Roman"/>
-          <w:sz w:val="24"/>
-          <w:szCs w:val="24"/>
-        </w:rPr>
-        <w:t>, количество, единицу измерения</w:t>
-      </w:r>
-    </w:p>
-    <w:p>
-      <w:pPr>
+          <w:numId w:val="8"/>
+        </w:numPr>
+        <w:spacing w:after="0"/>
+        <w:rPr>
+          <w:rFonts w:ascii="Times New Roman" w:hAnsi="Times New Roman" w:cs="Times New Roman"/>
+          <w:sz w:val="24"/>
+          <w:szCs w:val="24"/>
+        </w:rPr>
+      </w:pPr>
+      <w:r>
+        <w:rPr>
+          <w:rFonts w:ascii="Times New Roman" w:hAnsi="Times New Roman" w:cs="Times New Roman"/>
+          <w:sz w:val="24"/>
+          <w:szCs w:val="24"/>
+        </w:rPr>
+        <w:t>П</w:t>
+      </w:r>
+      <w:r>
+        <w:rPr>
+          <w:rFonts w:ascii="Times New Roman" w:hAnsi="Times New Roman" w:cs="Times New Roman"/>
+          <w:sz w:val="24"/>
+          <w:szCs w:val="24"/>
+        </w:rPr>
+        <w:t>ользователь заполняет поля формы:</w:t>
+      </w:r>
+    </w:p>
+    <w:p>
+      <w:pPr>
+        <w:pStyle w:val="a3"/>
+        <w:numPr>
+          <w:ilvl w:val="1"/>
+          <w:numId w:val="8"/>
+        </w:numPr>
+        <w:spacing w:after="0"/>
+        <w:rPr>
+          <w:rFonts w:ascii="Times New Roman" w:hAnsi="Times New Roman" w:cs="Times New Roman"/>
+          <w:sz w:val="24"/>
+          <w:szCs w:val="24"/>
+        </w:rPr>
+      </w:pPr>
+      <w:r>
+        <w:rPr>
+          <w:rFonts w:ascii="Times New Roman" w:hAnsi="Times New Roman" w:cs="Times New Roman"/>
+          <w:sz w:val="24"/>
+          <w:szCs w:val="24"/>
+        </w:rPr>
+        <w:t>поставщик</w:t>
+      </w:r>
+    </w:p>
+    <w:p>
+      <w:pPr>
+        <w:pStyle w:val="a3"/>
+        <w:numPr>
+          <w:ilvl w:val="1"/>
+          <w:numId w:val="8"/>
+        </w:numPr>
+        <w:spacing w:after="0"/>
+        <w:rPr>
+          <w:rFonts w:ascii="Times New Roman" w:hAnsi="Times New Roman" w:cs="Times New Roman"/>
+          <w:sz w:val="24"/>
+          <w:szCs w:val="24"/>
+        </w:rPr>
+      </w:pPr>
+      <w:r>
+        <w:rPr>
+          <w:rFonts w:ascii="Times New Roman" w:hAnsi="Times New Roman" w:cs="Times New Roman"/>
+          <w:sz w:val="24"/>
+          <w:szCs w:val="24"/>
+        </w:rPr>
+        <w:t>дата и время</w:t>
+      </w:r>
+    </w:p>
+    <w:p>
+      <w:pPr>
+        <w:pStyle w:val="a3"/>
+        <w:numPr>
+          <w:ilvl w:val="1"/>
+          <w:numId w:val="8"/>
+        </w:numPr>
+        <w:spacing w:after="0"/>
+        <w:rPr>
+          <w:rFonts w:ascii="Times New Roman" w:hAnsi="Times New Roman" w:cs="Times New Roman"/>
+          <w:sz w:val="24"/>
+          <w:szCs w:val="24"/>
+        </w:rPr>
+      </w:pPr>
+      <w:r>
+        <w:rPr>
+          <w:rFonts w:ascii="Times New Roman" w:hAnsi="Times New Roman" w:cs="Times New Roman"/>
+          <w:sz w:val="24"/>
+          <w:szCs w:val="24"/>
+        </w:rPr>
+        <w:t>товар</w:t>
+      </w:r>
+    </w:p>
+    <w:p>
+      <w:pPr>
+        <w:pStyle w:val="a3"/>
+        <w:numPr>
+          <w:ilvl w:val="1"/>
+          <w:numId w:val="8"/>
+        </w:numPr>
+        <w:spacing w:after="0"/>
+        <w:rPr>
+          <w:rFonts w:ascii="Times New Roman" w:hAnsi="Times New Roman" w:cs="Times New Roman"/>
+          <w:sz w:val="24"/>
+          <w:szCs w:val="24"/>
+        </w:rPr>
+      </w:pPr>
+      <w:r>
+        <w:rPr>
+          <w:rFonts w:ascii="Times New Roman" w:hAnsi="Times New Roman" w:cs="Times New Roman"/>
+          <w:sz w:val="24"/>
+          <w:szCs w:val="24"/>
+        </w:rPr>
+        <w:t>количество</w:t>
+      </w:r>
+    </w:p>
+    <w:p>
+      <w:pPr>
+        <w:pStyle w:val="a3"/>
         <w:numPr>
           <w:ilvl w:val="0"/>
-          <w:numId w:val="2"/>
-        </w:numPr>
-        <w:spacing w:after="0"/>
-        <w:contextualSpacing/>
-        <w:rPr>
-          <w:rFonts w:ascii="Times New Roman" w:hAnsi="Times New Roman" w:cs="Times New Roman"/>
-          <w:sz w:val="24"/>
-          <w:szCs w:val="24"/>
-        </w:rPr>
-      </w:pPr>
-      <w:r>
-        <w:rPr>
-          <w:rFonts w:ascii="Times New Roman" w:hAnsi="Times New Roman" w:cs="Times New Roman"/>
-          <w:sz w:val="24"/>
-          <w:szCs w:val="24"/>
-        </w:rPr>
-        <w:t xml:space="preserve">Система предлагает </w:t>
-      </w:r>
-      <w:r>
-        <w:rPr>
-          <w:rFonts w:ascii="Times New Roman" w:hAnsi="Times New Roman" w:cs="Times New Roman"/>
-          <w:sz w:val="24"/>
-          <w:szCs w:val="24"/>
-        </w:rPr>
-        <w:t>доступные варианты по партиям и поставщикам</w:t>
-      </w:r>
-    </w:p>
-    <w:p>
-      <w:pPr>
+          <w:numId w:val="8"/>
+        </w:numPr>
+        <w:spacing w:after="0"/>
+        <w:rPr>
+          <w:rFonts w:ascii="Times New Roman" w:hAnsi="Times New Roman" w:cs="Times New Roman"/>
+          <w:sz w:val="24"/>
+          <w:szCs w:val="24"/>
+        </w:rPr>
+      </w:pPr>
+      <w:r>
+        <w:rPr>
+          <w:rFonts w:ascii="Times New Roman" w:hAnsi="Times New Roman" w:cs="Times New Roman"/>
+          <w:sz w:val="24"/>
+          <w:szCs w:val="24"/>
+        </w:rPr>
+        <w:t>Нажимает «</w:t>
+      </w:r>
+      <w:r>
+        <w:rPr>
+          <w:rFonts w:ascii="Times New Roman" w:hAnsi="Times New Roman" w:cs="Times New Roman"/>
+          <w:sz w:val="24"/>
+          <w:szCs w:val="24"/>
+        </w:rPr>
+        <w:t>Проверить наличие места</w:t>
+      </w:r>
+      <w:r>
+        <w:rPr>
+          <w:rFonts w:ascii="Times New Roman" w:hAnsi="Times New Roman" w:cs="Times New Roman"/>
+          <w:sz w:val="24"/>
+          <w:szCs w:val="24"/>
+        </w:rPr>
+        <w:t>»</w:t>
+      </w:r>
+    </w:p>
+    <w:p>
+      <w:pPr>
+        <w:pStyle w:val="a3"/>
         <w:numPr>
           <w:ilvl w:val="0"/>
-          <w:numId w:val="2"/>
-        </w:numPr>
-        <w:spacing w:after="0"/>
-        <w:contextualSpacing/>
-        <w:rPr>
-          <w:rFonts w:ascii="Times New Roman" w:hAnsi="Times New Roman" w:cs="Times New Roman"/>
-          <w:sz w:val="24"/>
-          <w:szCs w:val="24"/>
-        </w:rPr>
-      </w:pPr>
-      <w:r>
-        <w:rPr>
-          <w:rFonts w:ascii="Times New Roman" w:hAnsi="Times New Roman" w:cs="Times New Roman"/>
-          <w:sz w:val="24"/>
-          <w:szCs w:val="24"/>
-        </w:rPr>
-        <w:t xml:space="preserve">Оператор подтверждает </w:t>
-      </w:r>
-      <w:r>
-        <w:rPr>
-          <w:rFonts w:ascii="Times New Roman" w:hAnsi="Times New Roman" w:cs="Times New Roman"/>
-          <w:sz w:val="24"/>
-          <w:szCs w:val="24"/>
-        </w:rPr>
-        <w:t>списание</w:t>
-      </w:r>
-    </w:p>
-    <w:p>
-      <w:pPr>
-        <w:spacing w:after="0"/>
-        <w:rPr>
-          <w:rFonts w:ascii="Times New Roman" w:hAnsi="Times New Roman" w:cs="Times New Roman"/>
-          <w:sz w:val="24"/>
-          <w:szCs w:val="24"/>
-        </w:rPr>
-      </w:pPr>
-      <w:r>
-        <w:rPr>
-          <w:rFonts w:ascii="Times New Roman" w:hAnsi="Times New Roman" w:cs="Times New Roman"/>
-          <w:sz w:val="24"/>
-          <w:szCs w:val="24"/>
-        </w:rPr>
-        <w:t>Создается новая запись в таблице «</w:t>
-      </w:r>
-      <w:r>
-        <w:rPr>
-          <w:rFonts w:ascii="Times New Roman" w:hAnsi="Times New Roman" w:cs="Times New Roman"/>
-          <w:sz w:val="24"/>
-          <w:szCs w:val="24"/>
-        </w:rPr>
-        <w:t>Заказ</w:t>
-      </w:r>
-      <w:r>
-        <w:rPr>
-          <w:rFonts w:ascii="Times New Roman" w:hAnsi="Times New Roman" w:cs="Times New Roman"/>
-          <w:sz w:val="24"/>
-          <w:szCs w:val="24"/>
-        </w:rPr>
-        <w:t xml:space="preserve">», на данной полке </w:t>
-      </w:r>
-      <w:r>
-        <w:rPr>
-          <w:rFonts w:ascii="Times New Roman" w:hAnsi="Times New Roman" w:cs="Times New Roman"/>
-          <w:sz w:val="24"/>
-          <w:szCs w:val="24"/>
-        </w:rPr>
-        <w:t>уменьшается остаток товара.</w:t>
-      </w:r>
-    </w:p>
-    <w:p>
-      <w:pPr>
-        <w:spacing w:after="0"/>
-        <w:rPr>
-          <w:rFonts w:ascii="Times New Roman" w:hAnsi="Times New Roman" w:cs="Times New Roman"/>
-          <w:sz w:val="24"/>
-          <w:szCs w:val="24"/>
-        </w:rPr>
-      </w:pPr>
-    </w:p>
-    <w:p>
-      <w:pPr>
-        <w:spacing w:after="0" w:line="240" w:lineRule="auto"/>
-        <w:rPr>
-          <w:rFonts w:ascii="Times New Roman" w:eastAsia="Times New Roman" w:hAnsi="Times New Roman" w:cs="Times New Roman"/>
-          <w:sz w:val="24"/>
-          <w:szCs w:val="24"/>
-          <w:lang w:eastAsia="ru-RU"/>
-        </w:rPr>
-      </w:pPr>
-      <w:r>
-        <w:rPr>
-          <w:rFonts w:ascii="Times New Roman" w:eastAsia="Times New Roman" w:hAnsi="Times New Roman" w:cs="Times New Roman"/>
-          <w:sz w:val="24"/>
-          <w:szCs w:val="24"/>
-          <w:lang w:eastAsia="ru-RU"/>
-        </w:rPr>
-        <w:t>Поиск товаров</w:t>
-      </w:r>
-      <w:r>
-        <w:rPr>
-          <w:rFonts w:ascii="Times New Roman" w:eastAsia="Times New Roman" w:hAnsi="Times New Roman" w:cs="Times New Roman"/>
-          <w:sz w:val="24"/>
-          <w:szCs w:val="24"/>
-          <w:lang w:eastAsia="ru-RU"/>
-        </w:rPr>
-        <w:t>:</w:t>
+          <w:numId w:val="8"/>
+        </w:numPr>
+        <w:spacing w:after="0"/>
+        <w:rPr>
+          <w:rFonts w:ascii="Times New Roman" w:hAnsi="Times New Roman" w:cs="Times New Roman"/>
+          <w:sz w:val="24"/>
+          <w:szCs w:val="24"/>
+        </w:rPr>
+      </w:pPr>
+      <w:r>
+        <w:rPr>
+          <w:rFonts w:ascii="Times New Roman" w:hAnsi="Times New Roman" w:cs="Times New Roman"/>
+          <w:sz w:val="24"/>
+          <w:szCs w:val="24"/>
+        </w:rPr>
+        <w:t>Есл</w:t>
+      </w:r>
+      <w:r>
+        <w:rPr>
+          <w:rFonts w:ascii="Times New Roman" w:hAnsi="Times New Roman" w:cs="Times New Roman"/>
+          <w:sz w:val="24"/>
+          <w:szCs w:val="24"/>
+        </w:rPr>
+        <w:t>и места достаточно — нажимает «</w:t>
+      </w:r>
+      <w:r>
+        <w:rPr>
+          <w:rFonts w:ascii="Times New Roman" w:hAnsi="Times New Roman" w:cs="Times New Roman"/>
+          <w:sz w:val="24"/>
+          <w:szCs w:val="24"/>
+        </w:rPr>
+        <w:t>Подтвердить</w:t>
+      </w:r>
+      <w:r>
+        <w:rPr>
+          <w:rFonts w:ascii="Times New Roman" w:hAnsi="Times New Roman" w:cs="Times New Roman"/>
+          <w:sz w:val="24"/>
+          <w:szCs w:val="24"/>
+        </w:rPr>
+        <w:t>»</w:t>
       </w:r>
     </w:p>
     <w:p>
@@ -688,24 +1321,257 @@
         <w:pStyle w:val="a3"/>
         <w:numPr>
           <w:ilvl w:val="0"/>
-          <w:numId w:val="3"/>
-        </w:numPr>
-        <w:spacing w:after="0" w:line="240" w:lineRule="auto"/>
-        <w:rPr>
-          <w:rFonts w:ascii="Times New Roman" w:eastAsia="Times New Roman" w:hAnsi="Times New Roman" w:cs="Times New Roman"/>
-          <w:sz w:val="24"/>
-          <w:szCs w:val="24"/>
-          <w:lang w:eastAsia="ru-RU"/>
-        </w:rPr>
-      </w:pPr>
-      <w:r>
-        <w:rPr>
-          <w:rFonts w:ascii="Times New Roman" w:eastAsia="Times New Roman" w:hAnsi="Times New Roman" w:cs="Times New Roman"/>
-          <w:sz w:val="24"/>
-          <w:szCs w:val="24"/>
-          <w:lang w:eastAsia="ru-RU"/>
-        </w:rPr>
-        <w:t>Открыть страницу «Товары»</w:t>
+          <w:numId w:val="8"/>
+        </w:numPr>
+        <w:spacing w:after="0"/>
+        <w:rPr>
+          <w:rFonts w:ascii="Times New Roman" w:hAnsi="Times New Roman" w:cs="Times New Roman"/>
+          <w:sz w:val="24"/>
+          <w:szCs w:val="24"/>
+        </w:rPr>
+      </w:pPr>
+      <w:r>
+        <w:rPr>
+          <w:rFonts w:ascii="Times New Roman" w:hAnsi="Times New Roman" w:cs="Times New Roman"/>
+          <w:sz w:val="24"/>
+          <w:szCs w:val="24"/>
+        </w:rPr>
+        <w:t>Система сохраняет поставку и возвращает пользователя на</w:t>
+      </w:r>
+      <w:r>
+        <w:rPr>
+          <w:rFonts w:ascii="Times New Roman" w:hAnsi="Times New Roman" w:cs="Times New Roman"/>
+          <w:sz w:val="24"/>
+          <w:szCs w:val="24"/>
+        </w:rPr>
+        <w:t xml:space="preserve"> «</w:t>
+      </w:r>
+      <w:r>
+        <w:rPr>
+          <w:rFonts w:ascii="Times New Roman" w:hAnsi="Times New Roman" w:cs="Times New Roman"/>
+          <w:sz w:val="24"/>
+          <w:szCs w:val="24"/>
+        </w:rPr>
+        <w:t>Операции</w:t>
+      </w:r>
+      <w:r>
+        <w:rPr>
+          <w:rFonts w:ascii="Times New Roman" w:hAnsi="Times New Roman" w:cs="Times New Roman"/>
+          <w:sz w:val="24"/>
+          <w:szCs w:val="24"/>
+        </w:rPr>
+        <w:t>»</w:t>
+      </w:r>
+      <w:r>
+        <w:rPr>
+          <w:rFonts w:ascii="Times New Roman" w:hAnsi="Times New Roman" w:cs="Times New Roman"/>
+          <w:sz w:val="24"/>
+          <w:szCs w:val="24"/>
+        </w:rPr>
+        <w:t xml:space="preserve">, где новая </w:t>
+      </w:r>
+      <w:r>
+        <w:rPr>
+          <w:rFonts w:ascii="Times New Roman" w:hAnsi="Times New Roman" w:cs="Times New Roman"/>
+          <w:sz w:val="24"/>
+          <w:szCs w:val="24"/>
+        </w:rPr>
+        <w:t>запись появляется вверху списка</w:t>
+      </w:r>
+    </w:p>
+    <w:p>
+      <w:pPr>
+        <w:spacing w:after="0"/>
+        <w:rPr>
+          <w:rFonts w:ascii="Times New Roman" w:hAnsi="Times New Roman" w:cs="Times New Roman"/>
+          <w:sz w:val="24"/>
+          <w:szCs w:val="24"/>
+        </w:rPr>
+      </w:pPr>
+      <w:r>
+        <w:rPr>
+          <w:rFonts w:ascii="Times New Roman" w:hAnsi="Times New Roman" w:cs="Times New Roman"/>
+          <w:sz w:val="24"/>
+          <w:szCs w:val="24"/>
+        </w:rPr>
+        <w:t xml:space="preserve">Нажатие </w:t>
+      </w:r>
+      <w:r>
+        <w:rPr>
+          <w:rFonts w:ascii="Times New Roman" w:hAnsi="Times New Roman" w:cs="Times New Roman"/>
+          <w:sz w:val="24"/>
+          <w:szCs w:val="24"/>
+        </w:rPr>
+        <w:t>«</w:t>
+      </w:r>
+      <w:r>
+        <w:rPr>
+          <w:rFonts w:ascii="Times New Roman" w:hAnsi="Times New Roman" w:cs="Times New Roman"/>
+          <w:sz w:val="24"/>
+          <w:szCs w:val="24"/>
+        </w:rPr>
+        <w:t>Отмена</w:t>
+      </w:r>
+      <w:r>
+        <w:rPr>
+          <w:rFonts w:ascii="Times New Roman" w:hAnsi="Times New Roman" w:cs="Times New Roman"/>
+          <w:sz w:val="24"/>
+          <w:szCs w:val="24"/>
+        </w:rPr>
+        <w:t>»</w:t>
+      </w:r>
+      <w:r>
+        <w:rPr>
+          <w:rFonts w:ascii="Times New Roman" w:hAnsi="Times New Roman" w:cs="Times New Roman"/>
+          <w:sz w:val="24"/>
+          <w:szCs w:val="24"/>
+        </w:rPr>
+        <w:t xml:space="preserve"> возвращает на страницу </w:t>
+      </w:r>
+      <w:r>
+        <w:rPr>
+          <w:rFonts w:ascii="Times New Roman" w:hAnsi="Times New Roman" w:cs="Times New Roman"/>
+          <w:sz w:val="24"/>
+          <w:szCs w:val="24"/>
+        </w:rPr>
+        <w:t>«</w:t>
+      </w:r>
+      <w:r>
+        <w:rPr>
+          <w:rFonts w:ascii="Times New Roman" w:hAnsi="Times New Roman" w:cs="Times New Roman"/>
+          <w:sz w:val="24"/>
+          <w:szCs w:val="24"/>
+        </w:rPr>
+        <w:t>Операции</w:t>
+      </w:r>
+      <w:r>
+        <w:rPr>
+          <w:rFonts w:ascii="Times New Roman" w:hAnsi="Times New Roman" w:cs="Times New Roman"/>
+          <w:sz w:val="24"/>
+          <w:szCs w:val="24"/>
+        </w:rPr>
+        <w:t>»</w:t>
+      </w:r>
+      <w:r>
+        <w:rPr>
+          <w:rFonts w:ascii="Times New Roman" w:hAnsi="Times New Roman" w:cs="Times New Roman"/>
+          <w:sz w:val="24"/>
+          <w:szCs w:val="24"/>
+        </w:rPr>
+        <w:t xml:space="preserve"> без сохранения.</w:t>
+      </w:r>
+    </w:p>
+    <w:p>
+      <w:pPr>
+        <w:spacing w:after="0"/>
+        <w:rPr>
+          <w:rFonts w:ascii="Times New Roman" w:hAnsi="Times New Roman" w:cs="Times New Roman"/>
+          <w:sz w:val="24"/>
+          <w:szCs w:val="24"/>
+        </w:rPr>
+      </w:pPr>
+      <w:r>
+        <w:rPr>
+          <w:rFonts w:ascii="Times New Roman" w:hAnsi="Times New Roman" w:cs="Times New Roman"/>
+          <w:sz w:val="24"/>
+          <w:szCs w:val="24"/>
+        </w:rPr>
+        <w:t xml:space="preserve">Если места недостаточно, то после </w:t>
+      </w:r>
+      <w:r>
+        <w:rPr>
+          <w:rFonts w:ascii="Times New Roman" w:hAnsi="Times New Roman" w:cs="Times New Roman"/>
+          <w:sz w:val="24"/>
+          <w:szCs w:val="24"/>
+        </w:rPr>
+        <w:t>«</w:t>
+      </w:r>
+      <w:r>
+        <w:rPr>
+          <w:rFonts w:ascii="Times New Roman" w:hAnsi="Times New Roman" w:cs="Times New Roman"/>
+          <w:sz w:val="24"/>
+          <w:szCs w:val="24"/>
+        </w:rPr>
+        <w:t>Проверить наличие места</w:t>
+      </w:r>
+      <w:r>
+        <w:rPr>
+          <w:rFonts w:ascii="Times New Roman" w:hAnsi="Times New Roman" w:cs="Times New Roman"/>
+          <w:sz w:val="24"/>
+          <w:szCs w:val="24"/>
+        </w:rPr>
+        <w:t>»</w:t>
+      </w:r>
+      <w:r>
+        <w:rPr>
+          <w:rFonts w:ascii="Times New Roman" w:hAnsi="Times New Roman" w:cs="Times New Roman"/>
+          <w:sz w:val="24"/>
+          <w:szCs w:val="24"/>
+        </w:rPr>
+        <w:t xml:space="preserve"> система выдаёт сообщение</w:t>
+      </w:r>
+      <w:r>
+        <w:rPr>
+          <w:rFonts w:ascii="Times New Roman" w:hAnsi="Times New Roman" w:cs="Times New Roman"/>
+          <w:sz w:val="24"/>
+          <w:szCs w:val="24"/>
+        </w:rPr>
+        <w:t xml:space="preserve"> о том, что места недостаточно, и «Подтвердить»</w:t>
+      </w:r>
+      <w:r>
+        <w:rPr>
+          <w:rFonts w:ascii="Times New Roman" w:hAnsi="Times New Roman" w:cs="Times New Roman"/>
+          <w:sz w:val="24"/>
+          <w:szCs w:val="24"/>
+        </w:rPr>
+        <w:t xml:space="preserve"> не выполняется.</w:t>
+      </w:r>
+    </w:p>
+    <w:p>
+      <w:pPr>
+        <w:spacing w:after="0"/>
+        <w:rPr>
+          <w:rFonts w:ascii="Times New Roman" w:hAnsi="Times New Roman" w:cs="Times New Roman"/>
+          <w:sz w:val="24"/>
+          <w:szCs w:val="24"/>
+        </w:rPr>
+      </w:pPr>
+    </w:p>
+    <w:p>
+      <w:pPr>
+        <w:spacing w:after="0"/>
+        <w:rPr>
+          <w:rFonts w:ascii="Times New Roman" w:hAnsi="Times New Roman" w:cs="Times New Roman"/>
+          <w:sz w:val="24"/>
+          <w:szCs w:val="24"/>
+        </w:rPr>
+      </w:pPr>
+    </w:p>
+    <w:p>
+      <w:pPr>
+        <w:spacing w:after="0"/>
+        <w:rPr>
+          <w:rFonts w:ascii="Times New Roman" w:hAnsi="Times New Roman" w:cs="Times New Roman"/>
+          <w:sz w:val="24"/>
+          <w:szCs w:val="24"/>
+        </w:rPr>
+      </w:pPr>
+      <w:r>
+        <w:rPr>
+          <w:rFonts w:ascii="Times New Roman" w:hAnsi="Times New Roman" w:cs="Times New Roman"/>
+          <w:sz w:val="24"/>
+          <w:szCs w:val="24"/>
+        </w:rPr>
+        <w:lastRenderedPageBreak/>
+        <w:t>4)</w:t>
+      </w:r>
+      <w:r>
+        <w:rPr>
+          <w:rFonts w:ascii="Times New Roman" w:hAnsi="Times New Roman" w:cs="Times New Roman"/>
+          <w:sz w:val="24"/>
+          <w:szCs w:val="24"/>
+        </w:rPr>
+        <w:t xml:space="preserve"> Оформление выдачи</w:t>
       </w:r>
     </w:p>
     <w:p>
@@ -713,33 +1579,22 @@
         <w:pStyle w:val="a3"/>
         <w:numPr>
           <w:ilvl w:val="0"/>
-          <w:numId w:val="3"/>
-        </w:numPr>
-        <w:spacing w:after="0" w:line="240" w:lineRule="auto"/>
-        <w:rPr>
-          <w:rFonts w:ascii="Times New Roman" w:eastAsia="Times New Roman" w:hAnsi="Times New Roman" w:cs="Times New Roman"/>
-          <w:sz w:val="24"/>
-          <w:szCs w:val="24"/>
-          <w:lang w:eastAsia="ru-RU"/>
-        </w:rPr>
-      </w:pPr>
-      <w:r>
-        <w:rPr>
-          <w:rFonts w:ascii="Times New Roman" w:eastAsia="Times New Roman" w:hAnsi="Times New Roman" w:cs="Times New Roman"/>
-          <w:sz w:val="24"/>
-          <w:szCs w:val="24"/>
-          <w:lang w:eastAsia="ru-RU"/>
-        </w:rPr>
-        <w:t>Выбрать в фильтре вид товара, поставщика, срок годности</w:t>
-      </w:r>
-      <w:r>
-        <w:rPr>
-          <w:rFonts w:ascii="Times New Roman" w:eastAsia="Times New Roman" w:hAnsi="Times New Roman" w:cs="Times New Roman"/>
-          <w:sz w:val="24"/>
-          <w:szCs w:val="24"/>
-          <w:lang w:eastAsia="ru-RU"/>
-        </w:rPr>
-        <w:t>, количество на полке</w:t>
+          <w:numId w:val="9"/>
+        </w:numPr>
+        <w:spacing w:after="0"/>
+        <w:rPr>
+          <w:rFonts w:ascii="Times New Roman" w:hAnsi="Times New Roman" w:cs="Times New Roman"/>
+          <w:sz w:val="24"/>
+          <w:szCs w:val="24"/>
+        </w:rPr>
+      </w:pPr>
+      <w:r>
+        <w:rPr>
+          <w:rFonts w:ascii="Times New Roman" w:hAnsi="Times New Roman" w:cs="Times New Roman"/>
+          <w:sz w:val="24"/>
+          <w:szCs w:val="24"/>
+        </w:rPr>
+        <w:t>Пользователь с главной страницы переходит на «Операции»</w:t>
       </w:r>
     </w:p>
     <w:p>
@@ -747,55 +1602,78 @@
         <w:pStyle w:val="a3"/>
         <w:numPr>
           <w:ilvl w:val="0"/>
-          <w:numId w:val="3"/>
-        </w:numPr>
-        <w:spacing w:after="0" w:line="240" w:lineRule="auto"/>
-        <w:rPr>
-          <w:rFonts w:ascii="Times New Roman" w:eastAsia="Times New Roman" w:hAnsi="Times New Roman" w:cs="Times New Roman"/>
-          <w:sz w:val="24"/>
-          <w:szCs w:val="24"/>
-          <w:lang w:eastAsia="ru-RU"/>
-        </w:rPr>
-      </w:pPr>
-      <w:r>
-        <w:rPr>
-          <w:rFonts w:ascii="Times New Roman" w:eastAsia="Times New Roman" w:hAnsi="Times New Roman" w:cs="Times New Roman"/>
-          <w:sz w:val="24"/>
-          <w:szCs w:val="24"/>
-          <w:lang w:eastAsia="ru-RU"/>
-        </w:rPr>
-        <w:t>Посмотреть список с результатами фильтра</w:t>
-      </w:r>
-    </w:p>
-    <w:p>
-      <w:pPr>
-        <w:spacing w:after="0" w:line="240" w:lineRule="auto"/>
-        <w:rPr>
-          <w:rFonts w:ascii="Times New Roman" w:eastAsia="Times New Roman" w:hAnsi="Times New Roman" w:cs="Times New Roman"/>
-          <w:sz w:val="24"/>
-          <w:szCs w:val="24"/>
-          <w:lang w:eastAsia="ru-RU"/>
-        </w:rPr>
-      </w:pPr>
-    </w:p>
-    <w:p>
-      <w:pPr>
-        <w:spacing w:after="0" w:line="240" w:lineRule="auto"/>
-        <w:rPr>
-          <w:rFonts w:ascii="Times New Roman" w:eastAsia="Times New Roman" w:hAnsi="Times New Roman" w:cs="Times New Roman"/>
-          <w:sz w:val="24"/>
-          <w:szCs w:val="24"/>
-          <w:lang w:eastAsia="ru-RU"/>
-        </w:rPr>
-      </w:pPr>
-      <w:r>
-        <w:rPr>
-          <w:rFonts w:ascii="Times New Roman" w:eastAsia="Times New Roman" w:hAnsi="Times New Roman" w:cs="Times New Roman"/>
-          <w:sz w:val="24"/>
-          <w:szCs w:val="24"/>
-          <w:lang w:eastAsia="ru-RU"/>
-        </w:rPr>
-        <w:t>Получение данных о поставках и выдачах:</w:t>
+          <w:numId w:val="9"/>
+        </w:numPr>
+        <w:spacing w:after="0"/>
+        <w:rPr>
+          <w:rFonts w:ascii="Times New Roman" w:hAnsi="Times New Roman" w:cs="Times New Roman"/>
+          <w:sz w:val="24"/>
+          <w:szCs w:val="24"/>
+        </w:rPr>
+      </w:pPr>
+      <w:r>
+        <w:rPr>
+          <w:rFonts w:ascii="Times New Roman" w:hAnsi="Times New Roman" w:cs="Times New Roman"/>
+          <w:sz w:val="24"/>
+          <w:szCs w:val="24"/>
+        </w:rPr>
+        <w:t xml:space="preserve">На странице </w:t>
+      </w:r>
+      <w:r>
+        <w:rPr>
+          <w:rFonts w:ascii="Times New Roman" w:hAnsi="Times New Roman" w:cs="Times New Roman"/>
+          <w:sz w:val="24"/>
+          <w:szCs w:val="24"/>
+        </w:rPr>
+        <w:t>«О</w:t>
+      </w:r>
+      <w:r>
+        <w:rPr>
+          <w:rFonts w:ascii="Times New Roman" w:hAnsi="Times New Roman" w:cs="Times New Roman"/>
+          <w:sz w:val="24"/>
+          <w:szCs w:val="24"/>
+        </w:rPr>
+        <w:t>перации</w:t>
+      </w:r>
+      <w:r>
+        <w:rPr>
+          <w:rFonts w:ascii="Times New Roman" w:hAnsi="Times New Roman" w:cs="Times New Roman"/>
+          <w:sz w:val="24"/>
+          <w:szCs w:val="24"/>
+        </w:rPr>
+        <w:t>»</w:t>
+      </w:r>
+      <w:r>
+        <w:rPr>
+          <w:rFonts w:ascii="Times New Roman" w:hAnsi="Times New Roman" w:cs="Times New Roman"/>
+          <w:sz w:val="24"/>
+          <w:szCs w:val="24"/>
+        </w:rPr>
+        <w:t xml:space="preserve"> нажимает </w:t>
+      </w:r>
+      <w:r>
+        <w:rPr>
+          <w:rFonts w:ascii="Times New Roman" w:hAnsi="Times New Roman" w:cs="Times New Roman"/>
+          <w:sz w:val="24"/>
+          <w:szCs w:val="24"/>
+        </w:rPr>
+        <w:t>«О</w:t>
+      </w:r>
+      <w:r>
+        <w:rPr>
+          <w:rFonts w:ascii="Times New Roman" w:hAnsi="Times New Roman" w:cs="Times New Roman"/>
+          <w:sz w:val="24"/>
+          <w:szCs w:val="24"/>
+        </w:rPr>
+        <w:t>формить выдачу</w:t>
+      </w:r>
+      <w:r>
+        <w:rPr>
+          <w:rFonts w:ascii="Times New Roman" w:hAnsi="Times New Roman" w:cs="Times New Roman"/>
+          <w:sz w:val="24"/>
+          <w:szCs w:val="24"/>
+        </w:rPr>
+        <w:t>»</w:t>
       </w:r>
     </w:p>
     <w:p>
@@ -803,24 +1681,30 @@
         <w:pStyle w:val="a3"/>
         <w:numPr>
           <w:ilvl w:val="0"/>
-          <w:numId w:val="4"/>
-        </w:numPr>
-        <w:spacing w:after="0" w:line="240" w:lineRule="auto"/>
-        <w:rPr>
-          <w:rFonts w:ascii="Times New Roman" w:eastAsia="Times New Roman" w:hAnsi="Times New Roman" w:cs="Times New Roman"/>
-          <w:sz w:val="24"/>
-          <w:szCs w:val="24"/>
-          <w:lang w:eastAsia="ru-RU"/>
-        </w:rPr>
-      </w:pPr>
-      <w:r>
-        <w:rPr>
-          <w:rFonts w:ascii="Times New Roman" w:eastAsia="Times New Roman" w:hAnsi="Times New Roman" w:cs="Times New Roman"/>
-          <w:sz w:val="24"/>
-          <w:szCs w:val="24"/>
-          <w:lang w:eastAsia="ru-RU"/>
-        </w:rPr>
-        <w:t>Перейти на страницу «Поставки» («Выдача»)</w:t>
+          <w:numId w:val="9"/>
+        </w:numPr>
+        <w:spacing w:after="0"/>
+        <w:rPr>
+          <w:rFonts w:ascii="Times New Roman" w:hAnsi="Times New Roman" w:cs="Times New Roman"/>
+          <w:sz w:val="24"/>
+          <w:szCs w:val="24"/>
+        </w:rPr>
+      </w:pPr>
+      <w:r>
+        <w:rPr>
+          <w:rFonts w:ascii="Times New Roman" w:hAnsi="Times New Roman" w:cs="Times New Roman"/>
+          <w:sz w:val="24"/>
+          <w:szCs w:val="24"/>
+        </w:rPr>
+        <w:t>Открывается форма, поле</w:t>
+      </w:r>
+      <w:r>
+        <w:rPr>
+          <w:rFonts w:ascii="Times New Roman" w:hAnsi="Times New Roman" w:cs="Times New Roman"/>
+          <w:sz w:val="24"/>
+          <w:szCs w:val="24"/>
+        </w:rPr>
+        <w:t xml:space="preserve"> «тип» заполнено как «Выдача»</w:t>
       </w:r>
     </w:p>
     <w:p>
@@ -828,24 +1712,114 @@
         <w:pStyle w:val="a3"/>
         <w:numPr>
           <w:ilvl w:val="0"/>
-          <w:numId w:val="4"/>
-        </w:numPr>
-        <w:spacing w:after="0" w:line="240" w:lineRule="auto"/>
-        <w:rPr>
-          <w:rFonts w:ascii="Times New Roman" w:eastAsia="Times New Roman" w:hAnsi="Times New Roman" w:cs="Times New Roman"/>
-          <w:sz w:val="24"/>
-          <w:szCs w:val="24"/>
-          <w:lang w:eastAsia="ru-RU"/>
-        </w:rPr>
-      </w:pPr>
-      <w:r>
-        <w:rPr>
-          <w:rFonts w:ascii="Times New Roman" w:eastAsia="Times New Roman" w:hAnsi="Times New Roman" w:cs="Times New Roman"/>
-          <w:sz w:val="24"/>
-          <w:szCs w:val="24"/>
-          <w:lang w:eastAsia="ru-RU"/>
-        </w:rPr>
-        <w:t>Выбрать в фильтре произвольный период (по умолчанию на текущую дату)</w:t>
+          <w:numId w:val="9"/>
+        </w:numPr>
+        <w:spacing w:after="0"/>
+        <w:rPr>
+          <w:rFonts w:ascii="Times New Roman" w:hAnsi="Times New Roman" w:cs="Times New Roman"/>
+          <w:sz w:val="24"/>
+          <w:szCs w:val="24"/>
+        </w:rPr>
+      </w:pPr>
+      <w:r>
+        <w:rPr>
+          <w:rFonts w:ascii="Times New Roman" w:hAnsi="Times New Roman" w:cs="Times New Roman"/>
+          <w:sz w:val="24"/>
+          <w:szCs w:val="24"/>
+        </w:rPr>
+        <w:t>Пользователь заполняет:</w:t>
+      </w:r>
+    </w:p>
+    <w:p>
+      <w:pPr>
+        <w:pStyle w:val="a3"/>
+        <w:numPr>
+          <w:ilvl w:val="1"/>
+          <w:numId w:val="9"/>
+        </w:numPr>
+        <w:spacing w:after="0"/>
+        <w:rPr>
+          <w:rFonts w:ascii="Times New Roman" w:hAnsi="Times New Roman" w:cs="Times New Roman"/>
+          <w:sz w:val="24"/>
+          <w:szCs w:val="24"/>
+        </w:rPr>
+      </w:pPr>
+      <w:r>
+        <w:rPr>
+          <w:rFonts w:ascii="Times New Roman" w:hAnsi="Times New Roman" w:cs="Times New Roman"/>
+          <w:sz w:val="24"/>
+          <w:szCs w:val="24"/>
+        </w:rPr>
+        <w:t>потребитель</w:t>
+      </w:r>
+    </w:p>
+    <w:p>
+      <w:pPr>
+        <w:pStyle w:val="a3"/>
+        <w:numPr>
+          <w:ilvl w:val="1"/>
+          <w:numId w:val="9"/>
+        </w:numPr>
+        <w:spacing w:after="0"/>
+        <w:rPr>
+          <w:rFonts w:ascii="Times New Roman" w:hAnsi="Times New Roman" w:cs="Times New Roman"/>
+          <w:sz w:val="24"/>
+          <w:szCs w:val="24"/>
+        </w:rPr>
+      </w:pPr>
+      <w:r>
+        <w:rPr>
+          <w:rFonts w:ascii="Times New Roman" w:hAnsi="Times New Roman" w:cs="Times New Roman"/>
+          <w:sz w:val="24"/>
+          <w:szCs w:val="24"/>
+        </w:rPr>
+        <w:t>дата и время</w:t>
+      </w:r>
+    </w:p>
+    <w:p>
+      <w:pPr>
+        <w:pStyle w:val="a3"/>
+        <w:numPr>
+          <w:ilvl w:val="1"/>
+          <w:numId w:val="9"/>
+        </w:numPr>
+        <w:spacing w:after="0"/>
+        <w:rPr>
+          <w:rFonts w:ascii="Times New Roman" w:hAnsi="Times New Roman" w:cs="Times New Roman"/>
+          <w:sz w:val="24"/>
+          <w:szCs w:val="24"/>
+        </w:rPr>
+      </w:pPr>
+      <w:r>
+        <w:rPr>
+          <w:rFonts w:ascii="Times New Roman" w:hAnsi="Times New Roman" w:cs="Times New Roman"/>
+          <w:sz w:val="24"/>
+          <w:szCs w:val="24"/>
+        </w:rPr>
+        <w:t>товар</w:t>
+      </w:r>
+    </w:p>
+    <w:p>
+      <w:pPr>
+        <w:pStyle w:val="a3"/>
+        <w:numPr>
+          <w:ilvl w:val="1"/>
+          <w:numId w:val="9"/>
+        </w:numPr>
+        <w:spacing w:after="0"/>
+        <w:rPr>
+          <w:rFonts w:ascii="Times New Roman" w:hAnsi="Times New Roman" w:cs="Times New Roman"/>
+          <w:sz w:val="24"/>
+          <w:szCs w:val="24"/>
+        </w:rPr>
+      </w:pPr>
+      <w:r>
+        <w:rPr>
+          <w:rFonts w:ascii="Times New Roman" w:hAnsi="Times New Roman" w:cs="Times New Roman"/>
+          <w:sz w:val="24"/>
+          <w:szCs w:val="24"/>
+        </w:rPr>
+        <w:t>количество</w:t>
       </w:r>
     </w:p>
     <w:p>
@@ -853,55 +1827,30 @@
         <w:pStyle w:val="a3"/>
         <w:numPr>
           <w:ilvl w:val="0"/>
-          <w:numId w:val="4"/>
-        </w:numPr>
-        <w:spacing w:after="0" w:line="240" w:lineRule="auto"/>
-        <w:rPr>
-          <w:rFonts w:ascii="Times New Roman" w:eastAsia="Times New Roman" w:hAnsi="Times New Roman" w:cs="Times New Roman"/>
-          <w:sz w:val="24"/>
-          <w:szCs w:val="24"/>
-          <w:lang w:eastAsia="ru-RU"/>
-        </w:rPr>
-      </w:pPr>
-      <w:r>
-        <w:rPr>
-          <w:rFonts w:ascii="Times New Roman" w:eastAsia="Times New Roman" w:hAnsi="Times New Roman" w:cs="Times New Roman"/>
-          <w:sz w:val="24"/>
-          <w:szCs w:val="24"/>
-          <w:lang w:eastAsia="ru-RU"/>
-        </w:rPr>
-        <w:t>Получить список поставок (выдач)</w:t>
-      </w:r>
-    </w:p>
-    <w:p>
-      <w:pPr>
-        <w:spacing w:after="0" w:line="240" w:lineRule="auto"/>
-        <w:rPr>
-          <w:rFonts w:ascii="Times New Roman" w:eastAsia="Times New Roman" w:hAnsi="Times New Roman" w:cs="Times New Roman"/>
-          <w:sz w:val="24"/>
-          <w:szCs w:val="24"/>
-          <w:lang w:eastAsia="ru-RU"/>
-        </w:rPr>
-      </w:pPr>
-    </w:p>
-    <w:p>
-      <w:pPr>
-        <w:spacing w:after="0" w:line="240" w:lineRule="auto"/>
-        <w:rPr>
-          <w:rFonts w:ascii="Times New Roman" w:eastAsia="Times New Roman" w:hAnsi="Times New Roman" w:cs="Times New Roman"/>
-          <w:sz w:val="24"/>
-          <w:szCs w:val="24"/>
-          <w:lang w:eastAsia="ru-RU"/>
-        </w:rPr>
-      </w:pPr>
-      <w:r>
-        <w:rPr>
-          <w:rFonts w:ascii="Times New Roman" w:eastAsia="Times New Roman" w:hAnsi="Times New Roman" w:cs="Times New Roman"/>
-          <w:sz w:val="24"/>
-          <w:szCs w:val="24"/>
-          <w:lang w:eastAsia="ru-RU"/>
-        </w:rPr>
-        <w:t>Добавление и удаление товара, редактирование:</w:t>
+          <w:numId w:val="9"/>
+        </w:numPr>
+        <w:spacing w:after="0"/>
+        <w:rPr>
+          <w:rFonts w:ascii="Times New Roman" w:hAnsi="Times New Roman" w:cs="Times New Roman"/>
+          <w:sz w:val="24"/>
+          <w:szCs w:val="24"/>
+        </w:rPr>
+      </w:pPr>
+      <w:r>
+        <w:rPr>
+          <w:rFonts w:ascii="Times New Roman" w:hAnsi="Times New Roman" w:cs="Times New Roman"/>
+          <w:sz w:val="24"/>
+          <w:szCs w:val="24"/>
+        </w:rPr>
+        <w:t xml:space="preserve">Нажимает </w:t>
+      </w:r>
+      <w:r>
+        <w:rPr>
+          <w:rFonts w:ascii="Times New Roman" w:hAnsi="Times New Roman" w:cs="Times New Roman"/>
+          <w:sz w:val="24"/>
+          <w:szCs w:val="24"/>
+        </w:rPr>
+        <w:t>«Подтвердить»</w:t>
       </w:r>
     </w:p>
     <w:p>
@@ -909,24 +1858,146 @@
         <w:pStyle w:val="a3"/>
         <w:numPr>
           <w:ilvl w:val="0"/>
-          <w:numId w:val="5"/>
-        </w:numPr>
-        <w:spacing w:after="0" w:line="240" w:lineRule="auto"/>
-        <w:rPr>
-          <w:rFonts w:ascii="Times New Roman" w:eastAsia="Times New Roman" w:hAnsi="Times New Roman" w:cs="Times New Roman"/>
-          <w:sz w:val="24"/>
-          <w:szCs w:val="24"/>
-          <w:lang w:eastAsia="ru-RU"/>
-        </w:rPr>
-      </w:pPr>
-      <w:r>
-        <w:rPr>
-          <w:rFonts w:ascii="Times New Roman" w:eastAsia="Times New Roman" w:hAnsi="Times New Roman" w:cs="Times New Roman"/>
-          <w:sz w:val="24"/>
-          <w:szCs w:val="24"/>
-          <w:lang w:eastAsia="ru-RU"/>
-        </w:rPr>
-        <w:t>Перейти на страницу «Товары»</w:t>
+          <w:numId w:val="9"/>
+        </w:numPr>
+        <w:spacing w:after="0"/>
+        <w:rPr>
+          <w:rFonts w:ascii="Times New Roman" w:hAnsi="Times New Roman" w:cs="Times New Roman"/>
+          <w:sz w:val="24"/>
+          <w:szCs w:val="24"/>
+        </w:rPr>
+      </w:pPr>
+      <w:r>
+        <w:rPr>
+          <w:rFonts w:ascii="Times New Roman" w:hAnsi="Times New Roman" w:cs="Times New Roman"/>
+          <w:sz w:val="24"/>
+          <w:szCs w:val="24"/>
+        </w:rPr>
+        <w:t>Система проверяет наличие товара на складе:</w:t>
+      </w:r>
+    </w:p>
+    <w:p>
+      <w:pPr>
+        <w:pStyle w:val="a3"/>
+        <w:numPr>
+          <w:ilvl w:val="1"/>
+          <w:numId w:val="9"/>
+        </w:numPr>
+        <w:spacing w:after="0"/>
+        <w:rPr>
+          <w:rFonts w:ascii="Times New Roman" w:hAnsi="Times New Roman" w:cs="Times New Roman"/>
+          <w:sz w:val="24"/>
+          <w:szCs w:val="24"/>
+        </w:rPr>
+      </w:pPr>
+      <w:r>
+        <w:rPr>
+          <w:rFonts w:ascii="Times New Roman" w:hAnsi="Times New Roman" w:cs="Times New Roman"/>
+          <w:sz w:val="24"/>
+          <w:szCs w:val="24"/>
+        </w:rPr>
+        <w:t xml:space="preserve">если товара достаточно — сохраняет выдачу и возвращает в журнал </w:t>
+      </w:r>
+      <w:r>
+        <w:rPr>
+          <w:rFonts w:ascii="Times New Roman" w:hAnsi="Times New Roman" w:cs="Times New Roman"/>
+          <w:sz w:val="24"/>
+          <w:szCs w:val="24"/>
+        </w:rPr>
+        <w:t>«</w:t>
+      </w:r>
+      <w:r>
+        <w:rPr>
+          <w:rFonts w:ascii="Times New Roman" w:hAnsi="Times New Roman" w:cs="Times New Roman"/>
+          <w:sz w:val="24"/>
+          <w:szCs w:val="24"/>
+        </w:rPr>
+        <w:t>Операции</w:t>
+      </w:r>
+      <w:r>
+        <w:rPr>
+          <w:rFonts w:ascii="Times New Roman" w:hAnsi="Times New Roman" w:cs="Times New Roman"/>
+          <w:sz w:val="24"/>
+          <w:szCs w:val="24"/>
+        </w:rPr>
+        <w:t>»</w:t>
+      </w:r>
+    </w:p>
+    <w:p>
+      <w:pPr>
+        <w:pStyle w:val="a3"/>
+        <w:numPr>
+          <w:ilvl w:val="1"/>
+          <w:numId w:val="9"/>
+        </w:numPr>
+        <w:spacing w:after="0"/>
+        <w:rPr>
+          <w:rFonts w:ascii="Times New Roman" w:hAnsi="Times New Roman" w:cs="Times New Roman"/>
+          <w:sz w:val="24"/>
+          <w:szCs w:val="24"/>
+        </w:rPr>
+      </w:pPr>
+      <w:r>
+        <w:rPr>
+          <w:rFonts w:ascii="Times New Roman" w:hAnsi="Times New Roman" w:cs="Times New Roman"/>
+          <w:sz w:val="24"/>
+          <w:szCs w:val="24"/>
+        </w:rPr>
+        <w:t>если товара недостаточно — показывает ошибку (выдача не создаётся).</w:t>
+      </w:r>
+    </w:p>
+    <w:p>
+      <w:pPr>
+        <w:spacing w:after="0"/>
+        <w:rPr>
+          <w:rFonts w:ascii="Times New Roman" w:hAnsi="Times New Roman" w:cs="Times New Roman"/>
+          <w:sz w:val="24"/>
+          <w:szCs w:val="24"/>
+        </w:rPr>
+      </w:pPr>
+      <w:r>
+        <w:rPr>
+          <w:rFonts w:ascii="Times New Roman" w:hAnsi="Times New Roman" w:cs="Times New Roman"/>
+          <w:sz w:val="24"/>
+          <w:szCs w:val="24"/>
+        </w:rPr>
+        <w:t>«Отмена» – возврат на предыдущую страницу без сохранения.</w:t>
+      </w:r>
+    </w:p>
+    <w:p>
+      <w:pPr>
+        <w:spacing w:after="0"/>
+        <w:rPr>
+          <w:rFonts w:ascii="Times New Roman" w:hAnsi="Times New Roman" w:cs="Times New Roman"/>
+          <w:sz w:val="24"/>
+          <w:szCs w:val="24"/>
+        </w:rPr>
+      </w:pPr>
+    </w:p>
+    <w:p>
+      <w:pPr>
+        <w:spacing w:after="0"/>
+        <w:rPr>
+          <w:rFonts w:ascii="Times New Roman" w:hAnsi="Times New Roman" w:cs="Times New Roman"/>
+          <w:sz w:val="24"/>
+          <w:szCs w:val="24"/>
+        </w:rPr>
+      </w:pPr>
+      <w:r>
+        <w:rPr>
+          <w:rFonts w:ascii="Times New Roman" w:hAnsi="Times New Roman" w:cs="Times New Roman"/>
+          <w:sz w:val="24"/>
+          <w:szCs w:val="24"/>
+        </w:rPr>
+        <w:t>5)</w:t>
+      </w:r>
+      <w:r>
+        <w:rPr>
+          <w:rFonts w:ascii="Times New Roman" w:hAnsi="Times New Roman" w:cs="Times New Roman"/>
+          <w:sz w:val="24"/>
+          <w:szCs w:val="24"/>
+        </w:rPr>
+        <w:t xml:space="preserve"> Добавление товара</w:t>
       </w:r>
     </w:p>
     <w:p>
@@ -934,120 +2005,1820 @@
         <w:pStyle w:val="a3"/>
         <w:numPr>
           <w:ilvl w:val="0"/>
-          <w:numId w:val="5"/>
-        </w:numPr>
-        <w:spacing w:after="0" w:line="240" w:lineRule="auto"/>
-        <w:rPr>
-          <w:rFonts w:ascii="Times New Roman" w:eastAsia="Times New Roman" w:hAnsi="Times New Roman" w:cs="Times New Roman"/>
-          <w:sz w:val="24"/>
-          <w:szCs w:val="24"/>
-          <w:lang w:eastAsia="ru-RU"/>
-        </w:rPr>
-      </w:pPr>
-      <w:r>
-        <w:rPr>
-          <w:rFonts w:ascii="Times New Roman" w:eastAsia="Times New Roman" w:hAnsi="Times New Roman" w:cs="Times New Roman"/>
-          <w:sz w:val="24"/>
-          <w:szCs w:val="24"/>
-          <w:lang w:eastAsia="ru-RU"/>
-        </w:rPr>
-        <w:t xml:space="preserve">Для добавления товара нажать кнопку </w:t>
+          <w:numId w:val="10"/>
+        </w:numPr>
+        <w:spacing w:after="0"/>
+        <w:rPr>
+          <w:rFonts w:ascii="Times New Roman" w:hAnsi="Times New Roman" w:cs="Times New Roman"/>
+          <w:sz w:val="24"/>
+          <w:szCs w:val="24"/>
+        </w:rPr>
+      </w:pPr>
+      <w:r>
+        <w:rPr>
+          <w:rFonts w:ascii="Times New Roman" w:hAnsi="Times New Roman" w:cs="Times New Roman"/>
+          <w:sz w:val="24"/>
+          <w:szCs w:val="24"/>
+        </w:rPr>
+        <w:t xml:space="preserve">Пользователь выбирает «Главная» </w:t>
+      </w:r>
+      <w:r>
+        <w:rPr>
+          <w:rFonts w:ascii="Times New Roman" w:hAnsi="Times New Roman" w:cs="Times New Roman"/>
+          <w:sz w:val="24"/>
+          <w:szCs w:val="24"/>
+        </w:rPr>
+        <w:t>→</w:t>
+      </w:r>
+      <w:r>
+        <w:rPr>
+          <w:rFonts w:ascii="Times New Roman" w:hAnsi="Times New Roman" w:cs="Times New Roman"/>
+          <w:sz w:val="24"/>
+          <w:szCs w:val="24"/>
+        </w:rPr>
+        <w:t xml:space="preserve"> </w:t>
+      </w:r>
+      <w:r>
+        <w:rPr>
+          <w:rFonts w:ascii="Times New Roman" w:hAnsi="Times New Roman" w:cs="Times New Roman"/>
+          <w:sz w:val="24"/>
+          <w:szCs w:val="24"/>
+        </w:rPr>
+        <w:t>«</w:t>
+      </w:r>
+      <w:r>
+        <w:rPr>
+          <w:rFonts w:ascii="Times New Roman" w:hAnsi="Times New Roman" w:cs="Times New Roman"/>
+          <w:sz w:val="24"/>
+          <w:szCs w:val="24"/>
+        </w:rPr>
+        <w:t>Товары</w:t>
+      </w:r>
+      <w:r>
+        <w:rPr>
+          <w:rFonts w:ascii="Times New Roman" w:hAnsi="Times New Roman" w:cs="Times New Roman"/>
+          <w:sz w:val="24"/>
+          <w:szCs w:val="24"/>
+        </w:rPr>
+        <w:t xml:space="preserve">», </w:t>
+      </w:r>
+      <w:r>
+        <w:rPr>
+          <w:rFonts w:ascii="Times New Roman" w:hAnsi="Times New Roman" w:cs="Times New Roman"/>
+          <w:sz w:val="24"/>
+          <w:szCs w:val="24"/>
+        </w:rPr>
+        <w:t xml:space="preserve">нажимает </w:t>
+      </w:r>
+      <w:r>
+        <w:rPr>
+          <w:rFonts w:ascii="Times New Roman" w:hAnsi="Times New Roman" w:cs="Times New Roman"/>
+          <w:sz w:val="24"/>
+          <w:szCs w:val="24"/>
+        </w:rPr>
+        <w:t>«</w:t>
+      </w:r>
+      <w:r>
+        <w:rPr>
+          <w:rFonts w:ascii="Times New Roman" w:hAnsi="Times New Roman" w:cs="Times New Roman"/>
+          <w:sz w:val="24"/>
+          <w:szCs w:val="24"/>
+        </w:rPr>
+        <w:t>Добавить новый товар</w:t>
+      </w:r>
+      <w:r>
+        <w:rPr>
+          <w:rFonts w:ascii="Times New Roman" w:hAnsi="Times New Roman" w:cs="Times New Roman"/>
+          <w:sz w:val="24"/>
+          <w:szCs w:val="24"/>
+        </w:rPr>
+        <w:t>»</w:t>
+      </w:r>
+    </w:p>
+    <w:p>
+      <w:pPr>
+        <w:pStyle w:val="a3"/>
+        <w:numPr>
+          <w:ilvl w:val="0"/>
+          <w:numId w:val="10"/>
+        </w:numPr>
+        <w:spacing w:after="0"/>
+        <w:rPr>
+          <w:rFonts w:ascii="Times New Roman" w:hAnsi="Times New Roman" w:cs="Times New Roman"/>
+          <w:sz w:val="24"/>
+          <w:szCs w:val="24"/>
+        </w:rPr>
+      </w:pPr>
+      <w:r>
+        <w:rPr>
+          <w:rFonts w:ascii="Times New Roman" w:hAnsi="Times New Roman" w:cs="Times New Roman"/>
+          <w:sz w:val="24"/>
+          <w:szCs w:val="24"/>
+        </w:rPr>
+        <w:t>Переходит на стр</w:t>
+      </w:r>
+      <w:r>
+        <w:rPr>
+          <w:rFonts w:ascii="Times New Roman" w:hAnsi="Times New Roman" w:cs="Times New Roman"/>
+          <w:sz w:val="24"/>
+          <w:szCs w:val="24"/>
+        </w:rPr>
+        <w:t>аницу формы товара и заполняет:</w:t>
+      </w:r>
+    </w:p>
+    <w:p>
+      <w:pPr>
+        <w:pStyle w:val="a3"/>
+        <w:numPr>
+          <w:ilvl w:val="1"/>
+          <w:numId w:val="10"/>
+        </w:numPr>
+        <w:spacing w:after="0"/>
+        <w:rPr>
+          <w:rFonts w:ascii="Times New Roman" w:hAnsi="Times New Roman" w:cs="Times New Roman"/>
+          <w:sz w:val="24"/>
+          <w:szCs w:val="24"/>
+        </w:rPr>
+      </w:pPr>
+      <w:r>
+        <w:rPr>
+          <w:rFonts w:ascii="Times New Roman" w:hAnsi="Times New Roman" w:cs="Times New Roman"/>
+          <w:sz w:val="24"/>
+          <w:szCs w:val="24"/>
+        </w:rPr>
+        <w:t>название</w:t>
+      </w:r>
+    </w:p>
+    <w:p>
+      <w:pPr>
+        <w:pStyle w:val="a3"/>
+        <w:numPr>
+          <w:ilvl w:val="1"/>
+          <w:numId w:val="10"/>
+        </w:numPr>
+        <w:spacing w:after="0"/>
+        <w:rPr>
+          <w:rFonts w:ascii="Times New Roman" w:hAnsi="Times New Roman" w:cs="Times New Roman"/>
+          <w:sz w:val="24"/>
+          <w:szCs w:val="24"/>
+        </w:rPr>
+      </w:pPr>
+      <w:r>
+        <w:rPr>
+          <w:rFonts w:ascii="Times New Roman" w:hAnsi="Times New Roman" w:cs="Times New Roman"/>
+          <w:sz w:val="24"/>
+          <w:szCs w:val="24"/>
+        </w:rPr>
+        <w:t>вид</w:t>
+      </w:r>
+    </w:p>
+    <w:p>
+      <w:pPr>
+        <w:pStyle w:val="a3"/>
+        <w:numPr>
+          <w:ilvl w:val="1"/>
+          <w:numId w:val="10"/>
+        </w:numPr>
+        <w:spacing w:after="0"/>
+        <w:rPr>
+          <w:rFonts w:ascii="Times New Roman" w:hAnsi="Times New Roman" w:cs="Times New Roman"/>
+          <w:sz w:val="24"/>
+          <w:szCs w:val="24"/>
+        </w:rPr>
+      </w:pPr>
+      <w:r>
+        <w:rPr>
+          <w:rFonts w:ascii="Times New Roman" w:hAnsi="Times New Roman" w:cs="Times New Roman"/>
+          <w:sz w:val="24"/>
+          <w:szCs w:val="24"/>
+        </w:rPr>
+        <w:t>х</w:t>
+      </w:r>
+      <w:r>
+        <w:rPr>
+          <w:rFonts w:ascii="Times New Roman" w:hAnsi="Times New Roman" w:cs="Times New Roman"/>
+          <w:sz w:val="24"/>
+          <w:szCs w:val="24"/>
+        </w:rPr>
+        <w:t>арактеристики</w:t>
+      </w:r>
+    </w:p>
+    <w:p>
+      <w:pPr>
+        <w:pStyle w:val="a3"/>
+        <w:numPr>
+          <w:ilvl w:val="1"/>
+          <w:numId w:val="10"/>
+        </w:numPr>
+        <w:spacing w:after="0"/>
+        <w:rPr>
+          <w:rFonts w:ascii="Times New Roman" w:hAnsi="Times New Roman" w:cs="Times New Roman"/>
+          <w:sz w:val="24"/>
+          <w:szCs w:val="24"/>
+        </w:rPr>
+      </w:pPr>
+      <w:r>
+        <w:rPr>
+          <w:rFonts w:ascii="Times New Roman" w:hAnsi="Times New Roman" w:cs="Times New Roman"/>
+          <w:sz w:val="24"/>
+          <w:szCs w:val="24"/>
+        </w:rPr>
+        <w:t>единица измерения</w:t>
+      </w:r>
+    </w:p>
+    <w:p>
+      <w:pPr>
+        <w:pStyle w:val="a3"/>
+        <w:numPr>
+          <w:ilvl w:val="1"/>
+          <w:numId w:val="10"/>
+        </w:numPr>
+        <w:spacing w:after="0"/>
+        <w:rPr>
+          <w:rFonts w:ascii="Times New Roman" w:hAnsi="Times New Roman" w:cs="Times New Roman"/>
+          <w:sz w:val="24"/>
+          <w:szCs w:val="24"/>
+        </w:rPr>
+      </w:pPr>
+      <w:r>
+        <w:rPr>
+          <w:rFonts w:ascii="Times New Roman" w:hAnsi="Times New Roman" w:cs="Times New Roman"/>
+          <w:sz w:val="24"/>
+          <w:szCs w:val="24"/>
+        </w:rPr>
+        <w:t>вес</w:t>
+      </w:r>
+      <w:r>
+        <w:rPr>
+          <w:rFonts w:ascii="Times New Roman" w:hAnsi="Times New Roman" w:cs="Times New Roman"/>
+          <w:sz w:val="24"/>
+          <w:szCs w:val="24"/>
+        </w:rPr>
+        <w:t xml:space="preserve"> одной единицы товара</w:t>
+      </w:r>
+    </w:p>
+    <w:p>
+      <w:pPr>
+        <w:pStyle w:val="a3"/>
+        <w:numPr>
+          <w:ilvl w:val="0"/>
+          <w:numId w:val="10"/>
+        </w:numPr>
+        <w:spacing w:after="0"/>
+        <w:rPr>
+          <w:rFonts w:ascii="Times New Roman" w:hAnsi="Times New Roman" w:cs="Times New Roman"/>
+          <w:sz w:val="24"/>
+          <w:szCs w:val="24"/>
+        </w:rPr>
+      </w:pPr>
+      <w:r>
+        <w:rPr>
+          <w:rFonts w:ascii="Times New Roman" w:hAnsi="Times New Roman" w:cs="Times New Roman"/>
+          <w:sz w:val="24"/>
+          <w:szCs w:val="24"/>
+        </w:rPr>
+        <w:t xml:space="preserve">Нажимает </w:t>
+      </w:r>
+      <w:r>
+        <w:rPr>
+          <w:rFonts w:ascii="Times New Roman" w:hAnsi="Times New Roman" w:cs="Times New Roman"/>
+          <w:sz w:val="24"/>
+          <w:szCs w:val="24"/>
+        </w:rPr>
+        <w:t>«</w:t>
+      </w:r>
+      <w:r>
+        <w:rPr>
+          <w:rFonts w:ascii="Times New Roman" w:hAnsi="Times New Roman" w:cs="Times New Roman"/>
+          <w:sz w:val="24"/>
+          <w:szCs w:val="24"/>
+        </w:rPr>
+        <w:t>Принять</w:t>
+      </w:r>
+      <w:r>
+        <w:rPr>
+          <w:rFonts w:ascii="Times New Roman" w:hAnsi="Times New Roman" w:cs="Times New Roman"/>
+          <w:sz w:val="24"/>
+          <w:szCs w:val="24"/>
+        </w:rPr>
+        <w:t>»</w:t>
+      </w:r>
+    </w:p>
+    <w:p>
+      <w:pPr>
+        <w:pStyle w:val="a3"/>
+        <w:numPr>
+          <w:ilvl w:val="0"/>
+          <w:numId w:val="10"/>
+        </w:numPr>
+        <w:spacing w:after="0"/>
+        <w:rPr>
+          <w:rFonts w:ascii="Times New Roman" w:hAnsi="Times New Roman" w:cs="Times New Roman"/>
+          <w:sz w:val="24"/>
+          <w:szCs w:val="24"/>
+        </w:rPr>
+      </w:pPr>
+      <w:r>
+        <w:rPr>
+          <w:rFonts w:ascii="Times New Roman" w:hAnsi="Times New Roman" w:cs="Times New Roman"/>
+          <w:sz w:val="24"/>
+          <w:szCs w:val="24"/>
+        </w:rPr>
+        <w:t>С</w:t>
+      </w:r>
+      <w:r>
+        <w:rPr>
+          <w:rFonts w:ascii="Times New Roman" w:hAnsi="Times New Roman" w:cs="Times New Roman"/>
+          <w:sz w:val="24"/>
+          <w:szCs w:val="24"/>
+        </w:rPr>
+        <w:t xml:space="preserve">истема сохраняет товар и возвращает на страницу </w:t>
+      </w:r>
+      <w:r>
+        <w:rPr>
+          <w:rFonts w:ascii="Times New Roman" w:hAnsi="Times New Roman" w:cs="Times New Roman"/>
+          <w:sz w:val="24"/>
+          <w:szCs w:val="24"/>
+        </w:rPr>
+        <w:t>«</w:t>
+      </w:r>
+      <w:r>
+        <w:rPr>
+          <w:rFonts w:ascii="Times New Roman" w:hAnsi="Times New Roman" w:cs="Times New Roman"/>
+          <w:sz w:val="24"/>
+          <w:szCs w:val="24"/>
+        </w:rPr>
+        <w:t>Товары</w:t>
+      </w:r>
+      <w:r>
+        <w:rPr>
+          <w:rFonts w:ascii="Times New Roman" w:hAnsi="Times New Roman" w:cs="Times New Roman"/>
+          <w:sz w:val="24"/>
+          <w:szCs w:val="24"/>
+        </w:rPr>
+        <w:t>»</w:t>
+      </w:r>
+      <w:r>
+        <w:rPr>
+          <w:rFonts w:ascii="Times New Roman" w:hAnsi="Times New Roman" w:cs="Times New Roman"/>
+          <w:sz w:val="24"/>
+          <w:szCs w:val="24"/>
+        </w:rPr>
+        <w:t>,</w:t>
+      </w:r>
+      <w:r>
+        <w:rPr>
+          <w:rFonts w:ascii="Times New Roman" w:hAnsi="Times New Roman" w:cs="Times New Roman"/>
+          <w:sz w:val="24"/>
+          <w:szCs w:val="24"/>
+        </w:rPr>
+        <w:t xml:space="preserve"> где товар появляется в таблице</w:t>
+      </w:r>
+    </w:p>
+    <w:p>
+      <w:pPr>
+        <w:spacing w:after="0"/>
+        <w:rPr>
+          <w:rFonts w:ascii="Times New Roman" w:hAnsi="Times New Roman" w:cs="Times New Roman"/>
+          <w:sz w:val="24"/>
+          <w:szCs w:val="24"/>
+        </w:rPr>
+      </w:pPr>
+    </w:p>
+    <w:p>
+      <w:pPr>
+        <w:spacing w:after="0"/>
+        <w:rPr>
+          <w:rFonts w:ascii="Times New Roman" w:hAnsi="Times New Roman" w:cs="Times New Roman"/>
+          <w:sz w:val="24"/>
+          <w:szCs w:val="24"/>
+        </w:rPr>
+      </w:pPr>
+      <w:r>
+        <w:rPr>
+          <w:rFonts w:ascii="Times New Roman" w:hAnsi="Times New Roman" w:cs="Times New Roman"/>
+          <w:sz w:val="24"/>
+          <w:szCs w:val="24"/>
+        </w:rPr>
+        <w:t xml:space="preserve">Нажатие </w:t>
+      </w:r>
+      <w:r>
+        <w:rPr>
+          <w:rFonts w:ascii="Times New Roman" w:hAnsi="Times New Roman" w:cs="Times New Roman"/>
+          <w:sz w:val="24"/>
+          <w:szCs w:val="24"/>
+        </w:rPr>
+        <w:t>«</w:t>
+      </w:r>
+      <w:r>
+        <w:rPr>
+          <w:rFonts w:ascii="Times New Roman" w:hAnsi="Times New Roman" w:cs="Times New Roman"/>
+          <w:sz w:val="24"/>
+          <w:szCs w:val="24"/>
+        </w:rPr>
+        <w:t>Отмена</w:t>
+      </w:r>
+      <w:r>
+        <w:rPr>
+          <w:rFonts w:ascii="Times New Roman" w:hAnsi="Times New Roman" w:cs="Times New Roman"/>
+          <w:sz w:val="24"/>
+          <w:szCs w:val="24"/>
+        </w:rPr>
+        <w:t>»</w:t>
+      </w:r>
+      <w:r>
+        <w:rPr>
+          <w:rFonts w:ascii="Times New Roman" w:hAnsi="Times New Roman" w:cs="Times New Roman"/>
+          <w:sz w:val="24"/>
+          <w:szCs w:val="24"/>
+        </w:rPr>
+        <w:t xml:space="preserve"> возвращает на страницу </w:t>
+      </w:r>
+      <w:r>
+        <w:rPr>
+          <w:rFonts w:ascii="Times New Roman" w:hAnsi="Times New Roman" w:cs="Times New Roman"/>
+          <w:sz w:val="24"/>
+          <w:szCs w:val="24"/>
+        </w:rPr>
+        <w:t>«</w:t>
+      </w:r>
+      <w:r>
+        <w:rPr>
+          <w:rFonts w:ascii="Times New Roman" w:hAnsi="Times New Roman" w:cs="Times New Roman"/>
+          <w:sz w:val="24"/>
+          <w:szCs w:val="24"/>
+        </w:rPr>
+        <w:t>Товары</w:t>
+      </w:r>
+      <w:r>
+        <w:rPr>
+          <w:rFonts w:ascii="Times New Roman" w:hAnsi="Times New Roman" w:cs="Times New Roman"/>
+          <w:sz w:val="24"/>
+          <w:szCs w:val="24"/>
+        </w:rPr>
+        <w:t>»</w:t>
+      </w:r>
+      <w:r>
+        <w:rPr>
+          <w:rFonts w:ascii="Times New Roman" w:hAnsi="Times New Roman" w:cs="Times New Roman"/>
+          <w:sz w:val="24"/>
+          <w:szCs w:val="24"/>
+        </w:rPr>
+        <w:t xml:space="preserve"> без добавления.</w:t>
+      </w:r>
+    </w:p>
+    <w:p>
+      <w:pPr>
+        <w:spacing w:after="0"/>
+        <w:rPr>
+          <w:rFonts w:ascii="Times New Roman" w:hAnsi="Times New Roman" w:cs="Times New Roman"/>
+          <w:sz w:val="24"/>
+          <w:szCs w:val="24"/>
+        </w:rPr>
+      </w:pPr>
+    </w:p>
+    <w:p>
+      <w:pPr>
+        <w:spacing w:after="0"/>
+        <w:rPr>
+          <w:rFonts w:ascii="Times New Roman" w:hAnsi="Times New Roman" w:cs="Times New Roman"/>
+          <w:sz w:val="24"/>
+          <w:szCs w:val="24"/>
+        </w:rPr>
+      </w:pPr>
+      <w:r>
+        <w:rPr>
+          <w:rFonts w:ascii="Times New Roman" w:hAnsi="Times New Roman" w:cs="Times New Roman"/>
+          <w:sz w:val="24"/>
+          <w:szCs w:val="24"/>
+        </w:rPr>
+        <w:t>6)</w:t>
+      </w:r>
+      <w:r>
+        <w:rPr>
+          <w:rFonts w:ascii="Times New Roman" w:hAnsi="Times New Roman" w:cs="Times New Roman"/>
+          <w:sz w:val="24"/>
+          <w:szCs w:val="24"/>
+        </w:rPr>
+        <w:t xml:space="preserve"> Редактирование товара</w:t>
+      </w:r>
+    </w:p>
+    <w:p>
+      <w:pPr>
+        <w:pStyle w:val="a3"/>
+        <w:numPr>
+          <w:ilvl w:val="0"/>
+          <w:numId w:val="11"/>
+        </w:numPr>
+        <w:spacing w:after="0"/>
+        <w:rPr>
+          <w:rFonts w:ascii="Times New Roman" w:hAnsi="Times New Roman" w:cs="Times New Roman"/>
+          <w:sz w:val="24"/>
+          <w:szCs w:val="24"/>
+        </w:rPr>
+      </w:pPr>
+      <w:r>
+        <w:rPr>
+          <w:rFonts w:ascii="Times New Roman" w:hAnsi="Times New Roman" w:cs="Times New Roman"/>
+          <w:sz w:val="24"/>
+          <w:szCs w:val="24"/>
+        </w:rPr>
+        <w:t xml:space="preserve">На странице </w:t>
+      </w:r>
+      <w:r>
+        <w:rPr>
+          <w:rFonts w:ascii="Times New Roman" w:hAnsi="Times New Roman" w:cs="Times New Roman"/>
+          <w:sz w:val="24"/>
+          <w:szCs w:val="24"/>
+        </w:rPr>
+        <w:t>«</w:t>
+      </w:r>
+      <w:r>
+        <w:rPr>
+          <w:rFonts w:ascii="Times New Roman" w:hAnsi="Times New Roman" w:cs="Times New Roman"/>
+          <w:sz w:val="24"/>
+          <w:szCs w:val="24"/>
+        </w:rPr>
+        <w:t>Товары</w:t>
+      </w:r>
+      <w:r>
+        <w:rPr>
+          <w:rFonts w:ascii="Times New Roman" w:hAnsi="Times New Roman" w:cs="Times New Roman"/>
+          <w:sz w:val="24"/>
+          <w:szCs w:val="24"/>
+        </w:rPr>
+        <w:t xml:space="preserve">» </w:t>
+      </w:r>
+      <w:r>
+        <w:rPr>
+          <w:rFonts w:ascii="Times New Roman" w:hAnsi="Times New Roman" w:cs="Times New Roman"/>
+          <w:sz w:val="24"/>
+          <w:szCs w:val="24"/>
+        </w:rPr>
+        <w:t xml:space="preserve">в таблице на нужной строке </w:t>
+      </w:r>
+      <w:r>
+        <w:rPr>
+          <w:rFonts w:ascii="Times New Roman" w:hAnsi="Times New Roman" w:cs="Times New Roman"/>
+          <w:sz w:val="24"/>
+          <w:szCs w:val="24"/>
+        </w:rPr>
+        <w:t xml:space="preserve">пользователь </w:t>
+      </w:r>
+      <w:r>
+        <w:rPr>
+          <w:rFonts w:ascii="Times New Roman" w:hAnsi="Times New Roman" w:cs="Times New Roman"/>
+          <w:sz w:val="24"/>
+          <w:szCs w:val="24"/>
+        </w:rPr>
+        <w:t xml:space="preserve">нажимает </w:t>
+      </w:r>
+      <w:r>
+        <w:rPr>
+          <w:rFonts w:ascii="Times New Roman" w:hAnsi="Times New Roman" w:cs="Times New Roman"/>
+          <w:sz w:val="24"/>
+          <w:szCs w:val="24"/>
+        </w:rPr>
+        <w:t>«</w:t>
+      </w:r>
+      <w:r>
+        <w:rPr>
+          <w:rFonts w:ascii="Times New Roman" w:hAnsi="Times New Roman" w:cs="Times New Roman"/>
+          <w:sz w:val="24"/>
+          <w:szCs w:val="24"/>
+        </w:rPr>
+        <w:t>Изменить</w:t>
+      </w:r>
+      <w:r>
+        <w:rPr>
+          <w:rFonts w:ascii="Times New Roman" w:hAnsi="Times New Roman" w:cs="Times New Roman"/>
+          <w:sz w:val="24"/>
+          <w:szCs w:val="24"/>
+        </w:rPr>
+        <w:t>»</w:t>
+      </w:r>
+    </w:p>
+    <w:p>
+      <w:pPr>
+        <w:pStyle w:val="a3"/>
+        <w:numPr>
+          <w:ilvl w:val="0"/>
+          <w:numId w:val="11"/>
+        </w:numPr>
+        <w:spacing w:after="0"/>
+        <w:rPr>
+          <w:rFonts w:ascii="Times New Roman" w:hAnsi="Times New Roman" w:cs="Times New Roman"/>
+          <w:sz w:val="24"/>
+          <w:szCs w:val="24"/>
+        </w:rPr>
+      </w:pPr>
+      <w:r>
+        <w:rPr>
+          <w:rFonts w:ascii="Times New Roman" w:hAnsi="Times New Roman" w:cs="Times New Roman"/>
+          <w:sz w:val="24"/>
+          <w:szCs w:val="24"/>
+        </w:rPr>
+        <w:t>Открывается форма товара, поля уже заполнены начальными дан</w:t>
+      </w:r>
+      <w:r>
+        <w:rPr>
+          <w:rFonts w:ascii="Times New Roman" w:hAnsi="Times New Roman" w:cs="Times New Roman"/>
+          <w:sz w:val="24"/>
+          <w:szCs w:val="24"/>
+        </w:rPr>
+        <w:t>ными</w:t>
+      </w:r>
+    </w:p>
+    <w:p>
+      <w:pPr>
+        <w:pStyle w:val="a3"/>
+        <w:numPr>
+          <w:ilvl w:val="0"/>
+          <w:numId w:val="11"/>
+        </w:numPr>
+        <w:spacing w:after="0"/>
+        <w:rPr>
+          <w:rFonts w:ascii="Times New Roman" w:hAnsi="Times New Roman" w:cs="Times New Roman"/>
+          <w:sz w:val="24"/>
+          <w:szCs w:val="24"/>
+        </w:rPr>
+      </w:pPr>
+      <w:r>
+        <w:rPr>
+          <w:rFonts w:ascii="Times New Roman" w:hAnsi="Times New Roman" w:cs="Times New Roman"/>
+          <w:sz w:val="24"/>
+          <w:szCs w:val="24"/>
+        </w:rPr>
+        <w:t>Пользователь меняет нужные поля</w:t>
+      </w:r>
+    </w:p>
+    <w:p>
+      <w:pPr>
+        <w:pStyle w:val="a3"/>
+        <w:numPr>
+          <w:ilvl w:val="0"/>
+          <w:numId w:val="11"/>
+        </w:numPr>
+        <w:spacing w:after="0"/>
+        <w:rPr>
+          <w:rFonts w:ascii="Times New Roman" w:hAnsi="Times New Roman" w:cs="Times New Roman"/>
+          <w:sz w:val="24"/>
+          <w:szCs w:val="24"/>
+        </w:rPr>
+      </w:pPr>
+      <w:r>
+        <w:rPr>
+          <w:rFonts w:ascii="Times New Roman" w:hAnsi="Times New Roman" w:cs="Times New Roman"/>
+          <w:sz w:val="24"/>
+          <w:szCs w:val="24"/>
+        </w:rPr>
+        <w:t xml:space="preserve">Нажимает </w:t>
+      </w:r>
+      <w:r>
+        <w:rPr>
+          <w:rFonts w:ascii="Times New Roman" w:hAnsi="Times New Roman" w:cs="Times New Roman"/>
+          <w:sz w:val="24"/>
+          <w:szCs w:val="24"/>
+        </w:rPr>
+        <w:t>«</w:t>
+      </w:r>
+      <w:r>
+        <w:rPr>
+          <w:rFonts w:ascii="Times New Roman" w:hAnsi="Times New Roman" w:cs="Times New Roman"/>
+          <w:sz w:val="24"/>
+          <w:szCs w:val="24"/>
+        </w:rPr>
+        <w:t>Принять</w:t>
+      </w:r>
+      <w:r>
+        <w:rPr>
+          <w:rFonts w:ascii="Times New Roman" w:hAnsi="Times New Roman" w:cs="Times New Roman"/>
+          <w:sz w:val="24"/>
+          <w:szCs w:val="24"/>
+        </w:rPr>
+        <w:t xml:space="preserve">», </w:t>
+      </w:r>
+      <w:r>
+        <w:rPr>
+          <w:rFonts w:ascii="Times New Roman" w:hAnsi="Times New Roman" w:cs="Times New Roman"/>
+          <w:sz w:val="24"/>
+          <w:szCs w:val="24"/>
+        </w:rPr>
+        <w:t xml:space="preserve">система сохраняет изменения и возвращает на </w:t>
+      </w:r>
+      <w:r>
+        <w:rPr>
+          <w:rFonts w:ascii="Times New Roman" w:hAnsi="Times New Roman" w:cs="Times New Roman"/>
+          <w:sz w:val="24"/>
+          <w:szCs w:val="24"/>
+        </w:rPr>
+        <w:t>«</w:t>
+      </w:r>
+      <w:r>
+        <w:rPr>
+          <w:rFonts w:ascii="Times New Roman" w:hAnsi="Times New Roman" w:cs="Times New Roman"/>
+          <w:sz w:val="24"/>
+          <w:szCs w:val="24"/>
+        </w:rPr>
+        <w:t>Товары</w:t>
+      </w:r>
+      <w:r>
+        <w:rPr>
+          <w:rFonts w:ascii="Times New Roman" w:hAnsi="Times New Roman" w:cs="Times New Roman"/>
+          <w:sz w:val="24"/>
+          <w:szCs w:val="24"/>
+        </w:rPr>
+        <w:t>»</w:t>
+      </w:r>
+    </w:p>
+    <w:p>
+      <w:pPr>
+        <w:spacing w:after="0"/>
+        <w:rPr>
+          <w:rFonts w:ascii="Times New Roman" w:hAnsi="Times New Roman" w:cs="Times New Roman"/>
+          <w:sz w:val="24"/>
+          <w:szCs w:val="24"/>
+        </w:rPr>
+      </w:pPr>
+    </w:p>
+    <w:p>
+      <w:pPr>
+        <w:spacing w:after="0"/>
+        <w:rPr>
+          <w:rFonts w:ascii="Times New Roman" w:hAnsi="Times New Roman" w:cs="Times New Roman"/>
+          <w:sz w:val="24"/>
+          <w:szCs w:val="24"/>
+        </w:rPr>
+      </w:pPr>
+      <w:r>
+        <w:rPr>
+          <w:rFonts w:ascii="Times New Roman" w:hAnsi="Times New Roman" w:cs="Times New Roman"/>
+          <w:sz w:val="24"/>
+          <w:szCs w:val="24"/>
+        </w:rPr>
+        <w:t>Отмена</w:t>
+      </w:r>
+      <w:r>
+        <w:rPr>
+          <w:rFonts w:ascii="Times New Roman" w:hAnsi="Times New Roman" w:cs="Times New Roman"/>
+          <w:sz w:val="24"/>
+          <w:szCs w:val="24"/>
+        </w:rPr>
+        <w:t xml:space="preserve"> –</w:t>
+      </w:r>
+      <w:r>
+        <w:rPr>
+          <w:rFonts w:ascii="Times New Roman" w:hAnsi="Times New Roman" w:cs="Times New Roman"/>
+          <w:sz w:val="24"/>
+          <w:szCs w:val="24"/>
+        </w:rPr>
+        <w:t xml:space="preserve"> возврат на </w:t>
+      </w:r>
+      <w:r>
+        <w:rPr>
+          <w:rFonts w:ascii="Times New Roman" w:hAnsi="Times New Roman" w:cs="Times New Roman"/>
+          <w:sz w:val="24"/>
+          <w:szCs w:val="24"/>
+        </w:rPr>
+        <w:t>«</w:t>
+      </w:r>
+      <w:r>
+        <w:rPr>
+          <w:rFonts w:ascii="Times New Roman" w:hAnsi="Times New Roman" w:cs="Times New Roman"/>
+          <w:sz w:val="24"/>
+          <w:szCs w:val="24"/>
+        </w:rPr>
+        <w:t>Товары</w:t>
+      </w:r>
+      <w:r>
+        <w:rPr>
+          <w:rFonts w:ascii="Times New Roman" w:hAnsi="Times New Roman" w:cs="Times New Roman"/>
+          <w:sz w:val="24"/>
+          <w:szCs w:val="24"/>
+        </w:rPr>
+        <w:t xml:space="preserve">» </w:t>
+      </w:r>
+      <w:r>
+        <w:rPr>
+          <w:rFonts w:ascii="Times New Roman" w:hAnsi="Times New Roman" w:cs="Times New Roman"/>
+          <w:sz w:val="24"/>
+          <w:szCs w:val="24"/>
+        </w:rPr>
+        <w:t>без изменений.</w:t>
+      </w:r>
+    </w:p>
+    <w:p>
+      <w:pPr>
+        <w:spacing w:after="0"/>
+        <w:rPr>
+          <w:rFonts w:ascii="Times New Roman" w:hAnsi="Times New Roman" w:cs="Times New Roman"/>
+          <w:sz w:val="24"/>
+          <w:szCs w:val="24"/>
+        </w:rPr>
+      </w:pPr>
+    </w:p>
+    <w:p>
+      <w:pPr>
+        <w:spacing w:after="0"/>
+        <w:rPr>
+          <w:rFonts w:ascii="Times New Roman" w:hAnsi="Times New Roman" w:cs="Times New Roman"/>
+          <w:sz w:val="24"/>
+          <w:szCs w:val="24"/>
+        </w:rPr>
+      </w:pPr>
+      <w:r>
+        <w:rPr>
+          <w:rFonts w:ascii="Times New Roman" w:hAnsi="Times New Roman" w:cs="Times New Roman"/>
+          <w:sz w:val="24"/>
+          <w:szCs w:val="24"/>
+        </w:rPr>
+        <w:t>7)</w:t>
+      </w:r>
+      <w:r>
+        <w:rPr>
+          <w:rFonts w:ascii="Times New Roman" w:hAnsi="Times New Roman" w:cs="Times New Roman"/>
+          <w:sz w:val="24"/>
+          <w:szCs w:val="24"/>
+        </w:rPr>
+        <w:t xml:space="preserve"> Удаление товара</w:t>
+      </w:r>
+    </w:p>
+    <w:p>
+      <w:pPr>
+        <w:pStyle w:val="a3"/>
+        <w:numPr>
+          <w:ilvl w:val="0"/>
+          <w:numId w:val="12"/>
+        </w:numPr>
+        <w:spacing w:after="0"/>
+        <w:rPr>
+          <w:rFonts w:ascii="Times New Roman" w:hAnsi="Times New Roman" w:cs="Times New Roman"/>
+          <w:sz w:val="24"/>
+          <w:szCs w:val="24"/>
+        </w:rPr>
+      </w:pPr>
+      <w:r>
+        <w:rPr>
+          <w:rFonts w:ascii="Times New Roman" w:hAnsi="Times New Roman" w:cs="Times New Roman"/>
+          <w:sz w:val="24"/>
+          <w:szCs w:val="24"/>
+        </w:rPr>
+        <w:t xml:space="preserve">«Товары» </w:t>
+      </w:r>
+      <w:r>
+        <w:rPr>
+          <w:rFonts w:ascii="Times New Roman" w:hAnsi="Times New Roman" w:cs="Times New Roman"/>
+          <w:sz w:val="24"/>
+          <w:szCs w:val="24"/>
+        </w:rPr>
+        <w:t>→</w:t>
+      </w:r>
+      <w:r>
+        <w:rPr>
+          <w:rFonts w:ascii="Times New Roman" w:hAnsi="Times New Roman" w:cs="Times New Roman"/>
+          <w:sz w:val="24"/>
+          <w:szCs w:val="24"/>
+        </w:rPr>
+        <w:t xml:space="preserve"> выбор в фильтре </w:t>
+      </w:r>
+      <w:r>
+        <w:rPr>
+          <w:rFonts w:ascii="Times New Roman" w:hAnsi="Times New Roman" w:cs="Times New Roman"/>
+          <w:sz w:val="24"/>
+          <w:szCs w:val="24"/>
+        </w:rPr>
+        <w:t>→</w:t>
+      </w:r>
+      <w:r>
+        <w:rPr>
+          <w:rFonts w:ascii="Times New Roman" w:hAnsi="Times New Roman" w:cs="Times New Roman"/>
+          <w:sz w:val="24"/>
+          <w:szCs w:val="24"/>
+        </w:rPr>
+        <w:t xml:space="preserve"> «</w:t>
+      </w:r>
+      <w:r>
+        <w:rPr>
+          <w:rFonts w:ascii="Times New Roman" w:hAnsi="Times New Roman" w:cs="Times New Roman"/>
+          <w:sz w:val="24"/>
+          <w:szCs w:val="24"/>
+        </w:rPr>
+        <w:t>Удалить</w:t>
+      </w:r>
+      <w:r>
+        <w:rPr>
+          <w:rFonts w:ascii="Times New Roman" w:hAnsi="Times New Roman" w:cs="Times New Roman"/>
+          <w:sz w:val="24"/>
+          <w:szCs w:val="24"/>
+        </w:rPr>
+        <w:t>»</w:t>
+      </w:r>
+      <w:r>
+        <w:rPr>
+          <w:rFonts w:ascii="Times New Roman" w:hAnsi="Times New Roman" w:cs="Times New Roman"/>
+          <w:sz w:val="24"/>
+          <w:szCs w:val="24"/>
+        </w:rPr>
+        <w:t>.</w:t>
+      </w:r>
+    </w:p>
+    <w:p>
+      <w:pPr>
+        <w:pStyle w:val="a3"/>
+        <w:numPr>
+          <w:ilvl w:val="0"/>
+          <w:numId w:val="12"/>
+        </w:numPr>
+        <w:spacing w:after="0"/>
+        <w:rPr>
+          <w:rFonts w:ascii="Times New Roman" w:hAnsi="Times New Roman" w:cs="Times New Roman"/>
+          <w:sz w:val="24"/>
+          <w:szCs w:val="24"/>
+        </w:rPr>
+      </w:pPr>
+      <w:r>
+        <w:rPr>
+          <w:rFonts w:ascii="Times New Roman" w:hAnsi="Times New Roman" w:cs="Times New Roman"/>
+          <w:sz w:val="24"/>
+          <w:szCs w:val="24"/>
+        </w:rPr>
+        <w:t>Система запрашивает подтверждение удаления.</w:t>
+      </w:r>
+    </w:p>
+    <w:p>
+      <w:pPr>
+        <w:pStyle w:val="a3"/>
+        <w:numPr>
+          <w:ilvl w:val="0"/>
+          <w:numId w:val="12"/>
+        </w:numPr>
+        <w:spacing w:after="0"/>
+        <w:rPr>
+          <w:rFonts w:ascii="Times New Roman" w:hAnsi="Times New Roman" w:cs="Times New Roman"/>
+          <w:sz w:val="24"/>
+          <w:szCs w:val="24"/>
+        </w:rPr>
+      </w:pPr>
+      <w:r>
+        <w:rPr>
+          <w:rFonts w:ascii="Times New Roman" w:hAnsi="Times New Roman" w:cs="Times New Roman"/>
+          <w:sz w:val="24"/>
+          <w:szCs w:val="24"/>
+        </w:rPr>
+        <w:t>Пользователь подтверждает.</w:t>
+      </w:r>
+    </w:p>
+    <w:p>
+      <w:pPr>
+        <w:pStyle w:val="a3"/>
+        <w:numPr>
+          <w:ilvl w:val="0"/>
+          <w:numId w:val="12"/>
+        </w:numPr>
+        <w:spacing w:after="0"/>
+        <w:rPr>
+          <w:rFonts w:ascii="Times New Roman" w:hAnsi="Times New Roman" w:cs="Times New Roman"/>
+          <w:sz w:val="24"/>
+          <w:szCs w:val="24"/>
+        </w:rPr>
+      </w:pPr>
+      <w:r>
+        <w:rPr>
+          <w:rFonts w:ascii="Times New Roman" w:hAnsi="Times New Roman" w:cs="Times New Roman"/>
+          <w:sz w:val="24"/>
+          <w:szCs w:val="24"/>
+        </w:rPr>
+        <w:t>Система удаляет товар и обновляет список.</w:t>
+      </w:r>
+    </w:p>
+    <w:p>
+      <w:pPr>
+        <w:spacing w:after="0"/>
+        <w:rPr>
+          <w:rFonts w:ascii="Times New Roman" w:hAnsi="Times New Roman" w:cs="Times New Roman"/>
+          <w:sz w:val="24"/>
+          <w:szCs w:val="24"/>
+        </w:rPr>
+      </w:pPr>
+    </w:p>
+    <w:p>
+      <w:pPr>
+        <w:spacing w:after="0"/>
+        <w:rPr>
+          <w:rFonts w:ascii="Times New Roman" w:hAnsi="Times New Roman" w:cs="Times New Roman"/>
+          <w:sz w:val="24"/>
+          <w:szCs w:val="24"/>
+        </w:rPr>
+      </w:pPr>
+      <w:r>
+        <w:rPr>
+          <w:rFonts w:ascii="Times New Roman" w:hAnsi="Times New Roman" w:cs="Times New Roman"/>
+          <w:sz w:val="24"/>
+          <w:szCs w:val="24"/>
+        </w:rPr>
+        <w:t>8)</w:t>
+      </w:r>
+      <w:r>
+        <w:rPr>
+          <w:rFonts w:ascii="Times New Roman" w:hAnsi="Times New Roman" w:cs="Times New Roman"/>
+          <w:sz w:val="24"/>
+          <w:szCs w:val="24"/>
+        </w:rPr>
+        <w:t xml:space="preserve"> Добавление партнёра (поставщика/потребителя)</w:t>
+      </w:r>
+    </w:p>
+    <w:p>
+      <w:pPr>
+        <w:pStyle w:val="a3"/>
+        <w:numPr>
+          <w:ilvl w:val="0"/>
+          <w:numId w:val="14"/>
+        </w:numPr>
+        <w:spacing w:after="0"/>
+        <w:rPr>
+          <w:rFonts w:ascii="Times New Roman" w:hAnsi="Times New Roman" w:cs="Times New Roman"/>
+          <w:sz w:val="24"/>
+          <w:szCs w:val="24"/>
+        </w:rPr>
+      </w:pPr>
+      <w:r>
+        <w:rPr>
+          <w:rFonts w:ascii="Times New Roman" w:hAnsi="Times New Roman" w:cs="Times New Roman"/>
+          <w:sz w:val="24"/>
+          <w:szCs w:val="24"/>
+        </w:rPr>
+        <w:t xml:space="preserve">На странице </w:t>
+      </w:r>
+      <w:r>
+        <w:rPr>
+          <w:rFonts w:ascii="Times New Roman" w:hAnsi="Times New Roman" w:cs="Times New Roman"/>
+          <w:sz w:val="24"/>
+          <w:szCs w:val="24"/>
+        </w:rPr>
+        <w:t>«</w:t>
+      </w:r>
+      <w:r>
+        <w:rPr>
+          <w:rFonts w:ascii="Times New Roman" w:hAnsi="Times New Roman" w:cs="Times New Roman"/>
+          <w:sz w:val="24"/>
+          <w:szCs w:val="24"/>
+        </w:rPr>
+        <w:t>Партнеры</w:t>
+      </w:r>
+      <w:r>
+        <w:rPr>
+          <w:rFonts w:ascii="Times New Roman" w:hAnsi="Times New Roman" w:cs="Times New Roman"/>
+          <w:sz w:val="24"/>
+          <w:szCs w:val="24"/>
+        </w:rPr>
+        <w:t>»</w:t>
+      </w:r>
+      <w:r>
+        <w:rPr>
+          <w:rFonts w:ascii="Times New Roman" w:hAnsi="Times New Roman" w:cs="Times New Roman"/>
+          <w:sz w:val="24"/>
+          <w:szCs w:val="24"/>
+        </w:rPr>
+        <w:t xml:space="preserve"> </w:t>
+      </w:r>
+      <w:r>
+        <w:rPr>
+          <w:rFonts w:ascii="Times New Roman" w:hAnsi="Times New Roman" w:cs="Times New Roman"/>
+          <w:sz w:val="24"/>
+          <w:szCs w:val="24"/>
+        </w:rPr>
+        <w:t xml:space="preserve">(выбор через «Главная») </w:t>
+      </w:r>
+      <w:r>
+        <w:rPr>
+          <w:rFonts w:ascii="Times New Roman" w:hAnsi="Times New Roman" w:cs="Times New Roman"/>
+          <w:sz w:val="24"/>
+          <w:szCs w:val="24"/>
+        </w:rPr>
+        <w:t xml:space="preserve">нажимает </w:t>
+      </w:r>
+      <w:r>
+        <w:rPr>
+          <w:rFonts w:ascii="Times New Roman" w:hAnsi="Times New Roman" w:cs="Times New Roman"/>
+          <w:sz w:val="24"/>
+          <w:szCs w:val="24"/>
+        </w:rPr>
+        <w:t>«</w:t>
+      </w:r>
+      <w:r>
+        <w:rPr>
+          <w:rFonts w:ascii="Times New Roman" w:hAnsi="Times New Roman" w:cs="Times New Roman"/>
+          <w:sz w:val="24"/>
+          <w:szCs w:val="24"/>
+        </w:rPr>
+        <w:t>Зарегистрировать нового поставщика/потребителя</w:t>
+      </w:r>
+      <w:r>
+        <w:rPr>
+          <w:rFonts w:ascii="Times New Roman" w:hAnsi="Times New Roman" w:cs="Times New Roman"/>
+          <w:sz w:val="24"/>
+          <w:szCs w:val="24"/>
+        </w:rPr>
+        <w:t>»</w:t>
+      </w:r>
+    </w:p>
+    <w:p>
+      <w:pPr>
+        <w:pStyle w:val="a3"/>
+        <w:numPr>
+          <w:ilvl w:val="0"/>
+          <w:numId w:val="14"/>
+        </w:numPr>
+        <w:spacing w:after="0"/>
+        <w:rPr>
+          <w:rFonts w:ascii="Times New Roman" w:hAnsi="Times New Roman" w:cs="Times New Roman"/>
+          <w:sz w:val="24"/>
+          <w:szCs w:val="24"/>
+        </w:rPr>
+      </w:pPr>
+      <w:r>
+        <w:rPr>
+          <w:rFonts w:ascii="Times New Roman" w:hAnsi="Times New Roman" w:cs="Times New Roman"/>
+          <w:sz w:val="24"/>
+          <w:szCs w:val="24"/>
+        </w:rPr>
+        <w:t>Открывается</w:t>
+      </w:r>
+      <w:r>
+        <w:rPr>
+          <w:rFonts w:ascii="Times New Roman" w:hAnsi="Times New Roman" w:cs="Times New Roman"/>
+          <w:sz w:val="24"/>
+          <w:szCs w:val="24"/>
+        </w:rPr>
+        <w:t xml:space="preserve"> форма, пользователь заполняет:</w:t>
+      </w:r>
+    </w:p>
+    <w:p>
+      <w:pPr>
+        <w:pStyle w:val="a3"/>
+        <w:numPr>
+          <w:ilvl w:val="1"/>
+          <w:numId w:val="14"/>
+        </w:numPr>
+        <w:spacing w:after="0"/>
+        <w:rPr>
+          <w:rFonts w:ascii="Times New Roman" w:hAnsi="Times New Roman" w:cs="Times New Roman"/>
+          <w:sz w:val="24"/>
+          <w:szCs w:val="24"/>
+        </w:rPr>
+      </w:pPr>
+      <w:r>
+        <w:rPr>
+          <w:rFonts w:ascii="Times New Roman" w:hAnsi="Times New Roman" w:cs="Times New Roman"/>
+          <w:sz w:val="24"/>
+          <w:szCs w:val="24"/>
+        </w:rPr>
+        <w:t>тип</w:t>
+      </w:r>
+      <w:r>
+        <w:rPr>
+          <w:rFonts w:ascii="Times New Roman" w:hAnsi="Times New Roman" w:cs="Times New Roman"/>
+          <w:sz w:val="24"/>
+          <w:szCs w:val="24"/>
+        </w:rPr>
+        <w:t xml:space="preserve"> (поставщик/потребитель</w:t>
+      </w:r>
+      <w:r>
+        <w:rPr>
+          <w:rFonts w:ascii="Times New Roman" w:hAnsi="Times New Roman" w:cs="Times New Roman"/>
+          <w:sz w:val="24"/>
+          <w:szCs w:val="24"/>
+        </w:rPr>
+        <w:t>)</w:t>
+      </w:r>
+    </w:p>
+    <w:p>
+      <w:pPr>
+        <w:pStyle w:val="a3"/>
+        <w:numPr>
+          <w:ilvl w:val="1"/>
+          <w:numId w:val="14"/>
+        </w:numPr>
+        <w:spacing w:after="0"/>
+        <w:rPr>
+          <w:rFonts w:ascii="Times New Roman" w:hAnsi="Times New Roman" w:cs="Times New Roman"/>
+          <w:sz w:val="24"/>
+          <w:szCs w:val="24"/>
+        </w:rPr>
+      </w:pPr>
+      <w:r>
+        <w:rPr>
+          <w:rFonts w:ascii="Times New Roman" w:hAnsi="Times New Roman" w:cs="Times New Roman"/>
+          <w:sz w:val="24"/>
+          <w:szCs w:val="24"/>
+        </w:rPr>
+        <w:t>наименование</w:t>
+      </w:r>
+    </w:p>
+    <w:p>
+      <w:pPr>
+        <w:pStyle w:val="a3"/>
+        <w:numPr>
+          <w:ilvl w:val="1"/>
+          <w:numId w:val="14"/>
+        </w:numPr>
+        <w:spacing w:after="0"/>
+        <w:rPr>
+          <w:rFonts w:ascii="Times New Roman" w:hAnsi="Times New Roman" w:cs="Times New Roman"/>
+          <w:sz w:val="24"/>
+          <w:szCs w:val="24"/>
+        </w:rPr>
+      </w:pPr>
+      <w:r>
+        <w:rPr>
+          <w:rFonts w:ascii="Times New Roman" w:hAnsi="Times New Roman" w:cs="Times New Roman"/>
+          <w:sz w:val="24"/>
+          <w:szCs w:val="24"/>
+        </w:rPr>
+        <w:t>адрес</w:t>
+      </w:r>
+    </w:p>
+    <w:p>
+      <w:pPr>
+        <w:pStyle w:val="a3"/>
+        <w:numPr>
+          <w:ilvl w:val="1"/>
+          <w:numId w:val="14"/>
+        </w:numPr>
+        <w:spacing w:after="0"/>
+        <w:rPr>
+          <w:rFonts w:ascii="Times New Roman" w:hAnsi="Times New Roman" w:cs="Times New Roman"/>
+          <w:sz w:val="24"/>
+          <w:szCs w:val="24"/>
+        </w:rPr>
+      </w:pPr>
+      <w:r>
+        <w:rPr>
+          <w:rFonts w:ascii="Times New Roman" w:hAnsi="Times New Roman" w:cs="Times New Roman"/>
+          <w:sz w:val="24"/>
+          <w:szCs w:val="24"/>
+        </w:rPr>
+        <w:t>телефон</w:t>
+      </w:r>
+    </w:p>
+    <w:p>
+      <w:pPr>
+        <w:pStyle w:val="a3"/>
+        <w:numPr>
+          <w:ilvl w:val="1"/>
+          <w:numId w:val="14"/>
+        </w:numPr>
+        <w:spacing w:after="0"/>
+        <w:rPr>
+          <w:rFonts w:ascii="Times New Roman" w:hAnsi="Times New Roman" w:cs="Times New Roman"/>
+          <w:sz w:val="24"/>
+          <w:szCs w:val="24"/>
+        </w:rPr>
+      </w:pPr>
+      <w:r>
+        <w:rPr>
+          <w:rFonts w:ascii="Times New Roman" w:hAnsi="Times New Roman" w:cs="Times New Roman"/>
+          <w:sz w:val="24"/>
+          <w:szCs w:val="24"/>
+        </w:rPr>
+        <w:t>e-</w:t>
+      </w:r>
+      <w:proofErr w:type="spellStart"/>
+      <w:r>
+        <w:rPr>
+          <w:rFonts w:ascii="Times New Roman" w:hAnsi="Times New Roman" w:cs="Times New Roman"/>
+          <w:sz w:val="24"/>
+          <w:szCs w:val="24"/>
+        </w:rPr>
+        <w:t>mail</w:t>
+      </w:r>
+      <w:proofErr w:type="spellEnd"/>
+    </w:p>
+    <w:p>
+      <w:pPr>
+        <w:pStyle w:val="a3"/>
+        <w:numPr>
+          <w:ilvl w:val="0"/>
+          <w:numId w:val="14"/>
+        </w:numPr>
+        <w:spacing w:after="0"/>
+        <w:rPr>
+          <w:rFonts w:ascii="Times New Roman" w:hAnsi="Times New Roman" w:cs="Times New Roman"/>
+          <w:sz w:val="24"/>
+          <w:szCs w:val="24"/>
+        </w:rPr>
+      </w:pPr>
+      <w:r>
+        <w:rPr>
+          <w:rFonts w:ascii="Times New Roman" w:hAnsi="Times New Roman" w:cs="Times New Roman"/>
+          <w:sz w:val="24"/>
+          <w:szCs w:val="24"/>
+        </w:rPr>
+        <w:lastRenderedPageBreak/>
+        <w:t xml:space="preserve">Нажимает </w:t>
+      </w:r>
+      <w:r>
+        <w:rPr>
+          <w:rFonts w:ascii="Times New Roman" w:hAnsi="Times New Roman" w:cs="Times New Roman"/>
+          <w:sz w:val="24"/>
+          <w:szCs w:val="24"/>
+        </w:rPr>
+        <w:t>«</w:t>
+      </w:r>
+      <w:r>
+        <w:rPr>
+          <w:rFonts w:ascii="Times New Roman" w:hAnsi="Times New Roman" w:cs="Times New Roman"/>
+          <w:sz w:val="24"/>
+          <w:szCs w:val="24"/>
+        </w:rPr>
+        <w:t>Принять</w:t>
+      </w:r>
+      <w:r>
+        <w:rPr>
+          <w:rFonts w:ascii="Times New Roman" w:hAnsi="Times New Roman" w:cs="Times New Roman"/>
+          <w:sz w:val="24"/>
+          <w:szCs w:val="24"/>
+        </w:rPr>
+        <w:t xml:space="preserve">», </w:t>
+      </w:r>
+      <w:r>
+        <w:rPr>
+          <w:rFonts w:ascii="Times New Roman" w:hAnsi="Times New Roman" w:cs="Times New Roman"/>
+          <w:sz w:val="24"/>
+          <w:szCs w:val="24"/>
+        </w:rPr>
+        <w:t xml:space="preserve">партнёр появляется в таблице на странице </w:t>
+      </w:r>
+      <w:r>
+        <w:rPr>
+          <w:rFonts w:ascii="Times New Roman" w:hAnsi="Times New Roman" w:cs="Times New Roman"/>
+          <w:sz w:val="24"/>
+          <w:szCs w:val="24"/>
+        </w:rPr>
+        <w:t>«</w:t>
+      </w:r>
+      <w:r>
+        <w:rPr>
+          <w:rFonts w:ascii="Times New Roman" w:hAnsi="Times New Roman" w:cs="Times New Roman"/>
+          <w:sz w:val="24"/>
+          <w:szCs w:val="24"/>
+        </w:rPr>
+        <w:t>Партнеры</w:t>
+      </w:r>
+      <w:r>
+        <w:rPr>
+          <w:rFonts w:ascii="Times New Roman" w:hAnsi="Times New Roman" w:cs="Times New Roman"/>
+          <w:sz w:val="24"/>
+          <w:szCs w:val="24"/>
+        </w:rPr>
+        <w:t>»</w:t>
+      </w:r>
+    </w:p>
+    <w:p>
+      <w:pPr>
+        <w:spacing w:after="0"/>
+        <w:rPr>
+          <w:rFonts w:ascii="Times New Roman" w:hAnsi="Times New Roman" w:cs="Times New Roman"/>
+          <w:sz w:val="24"/>
+          <w:szCs w:val="24"/>
+        </w:rPr>
+      </w:pPr>
+    </w:p>
+    <w:p>
+      <w:pPr>
+        <w:spacing w:after="0"/>
+        <w:rPr>
+          <w:rFonts w:ascii="Times New Roman" w:hAnsi="Times New Roman" w:cs="Times New Roman"/>
+          <w:sz w:val="24"/>
+          <w:szCs w:val="24"/>
+        </w:rPr>
+      </w:pPr>
+      <w:r>
+        <w:rPr>
+          <w:rFonts w:ascii="Times New Roman" w:hAnsi="Times New Roman" w:cs="Times New Roman"/>
+          <w:sz w:val="24"/>
+          <w:szCs w:val="24"/>
+        </w:rPr>
+        <w:t>«</w:t>
+      </w:r>
+      <w:r>
+        <w:rPr>
+          <w:rFonts w:ascii="Times New Roman" w:hAnsi="Times New Roman" w:cs="Times New Roman"/>
+          <w:sz w:val="24"/>
+          <w:szCs w:val="24"/>
+        </w:rPr>
+        <w:t>Отмена</w:t>
+      </w:r>
+      <w:r>
+        <w:rPr>
+          <w:rFonts w:ascii="Times New Roman" w:hAnsi="Times New Roman" w:cs="Times New Roman"/>
+          <w:sz w:val="24"/>
+          <w:szCs w:val="24"/>
+        </w:rPr>
+        <w:t>» –</w:t>
+      </w:r>
+      <w:r>
+        <w:rPr>
+          <w:rFonts w:ascii="Times New Roman" w:hAnsi="Times New Roman" w:cs="Times New Roman"/>
+          <w:sz w:val="24"/>
+          <w:szCs w:val="24"/>
+        </w:rPr>
+        <w:t xml:space="preserve"> возврат на </w:t>
+      </w:r>
+      <w:r>
+        <w:rPr>
+          <w:rFonts w:ascii="Times New Roman" w:hAnsi="Times New Roman" w:cs="Times New Roman"/>
+          <w:sz w:val="24"/>
+          <w:szCs w:val="24"/>
+        </w:rPr>
+        <w:t>«</w:t>
+      </w:r>
+      <w:r>
+        <w:rPr>
+          <w:rFonts w:ascii="Times New Roman" w:hAnsi="Times New Roman" w:cs="Times New Roman"/>
+          <w:sz w:val="24"/>
+          <w:szCs w:val="24"/>
+        </w:rPr>
+        <w:t>Партнеры</w:t>
+      </w:r>
+      <w:r>
+        <w:rPr>
+          <w:rFonts w:ascii="Times New Roman" w:hAnsi="Times New Roman" w:cs="Times New Roman"/>
+          <w:sz w:val="24"/>
+          <w:szCs w:val="24"/>
+        </w:rPr>
+        <w:t>»</w:t>
+      </w:r>
+      <w:r>
+        <w:rPr>
+          <w:rFonts w:ascii="Times New Roman" w:hAnsi="Times New Roman" w:cs="Times New Roman"/>
+          <w:sz w:val="24"/>
+          <w:szCs w:val="24"/>
+        </w:rPr>
+        <w:t xml:space="preserve"> без сохранения.</w:t>
+      </w:r>
+    </w:p>
+    <w:p>
+      <w:pPr>
+        <w:spacing w:after="0"/>
+        <w:rPr>
+          <w:rFonts w:ascii="Times New Roman" w:hAnsi="Times New Roman" w:cs="Times New Roman"/>
+          <w:sz w:val="24"/>
+          <w:szCs w:val="24"/>
+        </w:rPr>
+      </w:pPr>
+    </w:p>
+    <w:p>
+      <w:pPr>
+        <w:spacing w:after="0"/>
+        <w:rPr>
+          <w:rFonts w:ascii="Times New Roman" w:hAnsi="Times New Roman" w:cs="Times New Roman"/>
+          <w:sz w:val="24"/>
+          <w:szCs w:val="24"/>
+        </w:rPr>
+      </w:pPr>
+      <w:r>
+        <w:rPr>
+          <w:rFonts w:ascii="Times New Roman" w:hAnsi="Times New Roman" w:cs="Times New Roman"/>
+          <w:sz w:val="24"/>
+          <w:szCs w:val="24"/>
+        </w:rPr>
+        <w:t>9)</w:t>
+      </w:r>
+      <w:r>
+        <w:rPr>
+          <w:rFonts w:ascii="Times New Roman" w:hAnsi="Times New Roman" w:cs="Times New Roman"/>
+          <w:sz w:val="24"/>
+          <w:szCs w:val="24"/>
+        </w:rPr>
+        <w:t xml:space="preserve"> Редактирование партнёра</w:t>
+      </w:r>
+    </w:p>
+    <w:p>
+      <w:pPr>
+        <w:pStyle w:val="a3"/>
+        <w:numPr>
+          <w:ilvl w:val="0"/>
+          <w:numId w:val="15"/>
+        </w:numPr>
+        <w:spacing w:after="0"/>
+        <w:rPr>
+          <w:rFonts w:ascii="Times New Roman" w:hAnsi="Times New Roman" w:cs="Times New Roman"/>
+          <w:sz w:val="24"/>
+          <w:szCs w:val="24"/>
+        </w:rPr>
+      </w:pPr>
+      <w:r>
+        <w:rPr>
+          <w:rFonts w:ascii="Times New Roman" w:hAnsi="Times New Roman" w:cs="Times New Roman"/>
+          <w:sz w:val="24"/>
+          <w:szCs w:val="24"/>
+        </w:rPr>
+        <w:t>«Главная» → «</w:t>
+      </w:r>
+      <w:r>
+        <w:rPr>
+          <w:rFonts w:ascii="Times New Roman" w:hAnsi="Times New Roman" w:cs="Times New Roman"/>
+          <w:sz w:val="24"/>
+          <w:szCs w:val="24"/>
+        </w:rPr>
+        <w:t>Партнеры</w:t>
+      </w:r>
+      <w:r>
+        <w:rPr>
+          <w:rFonts w:ascii="Times New Roman" w:hAnsi="Times New Roman" w:cs="Times New Roman"/>
+          <w:sz w:val="24"/>
+          <w:szCs w:val="24"/>
+        </w:rPr>
+        <w:t>»,</w:t>
+      </w:r>
+      <w:r>
+        <w:rPr>
+          <w:rFonts w:ascii="Times New Roman" w:hAnsi="Times New Roman" w:cs="Times New Roman"/>
+          <w:sz w:val="24"/>
+          <w:szCs w:val="24"/>
+        </w:rPr>
+        <w:t xml:space="preserve"> </w:t>
+      </w:r>
+      <w:r>
+        <w:rPr>
+          <w:rFonts w:ascii="Times New Roman" w:hAnsi="Times New Roman" w:cs="Times New Roman"/>
+          <w:sz w:val="24"/>
+          <w:szCs w:val="24"/>
+        </w:rPr>
+        <w:t xml:space="preserve">пользователь </w:t>
+      </w:r>
+      <w:r>
+        <w:rPr>
+          <w:rFonts w:ascii="Times New Roman" w:hAnsi="Times New Roman" w:cs="Times New Roman"/>
+          <w:sz w:val="24"/>
+          <w:szCs w:val="24"/>
+        </w:rPr>
+        <w:t>в</w:t>
+      </w:r>
+      <w:r>
+        <w:rPr>
+          <w:rFonts w:ascii="Times New Roman" w:hAnsi="Times New Roman" w:cs="Times New Roman"/>
+          <w:sz w:val="24"/>
+          <w:szCs w:val="24"/>
+        </w:rPr>
+        <w:t>ыбирает по фильтру партнера, в</w:t>
+      </w:r>
+      <w:r>
+        <w:rPr>
+          <w:rFonts w:ascii="Times New Roman" w:hAnsi="Times New Roman" w:cs="Times New Roman"/>
+          <w:sz w:val="24"/>
+          <w:szCs w:val="24"/>
+        </w:rPr>
+        <w:t xml:space="preserve"> нужной строке нажимает </w:t>
+      </w:r>
+      <w:r>
+        <w:rPr>
+          <w:rFonts w:ascii="Times New Roman" w:hAnsi="Times New Roman" w:cs="Times New Roman"/>
+          <w:sz w:val="24"/>
+          <w:szCs w:val="24"/>
+        </w:rPr>
+        <w:t>«</w:t>
+      </w:r>
+      <w:r>
+        <w:rPr>
+          <w:rFonts w:ascii="Times New Roman" w:hAnsi="Times New Roman" w:cs="Times New Roman"/>
+          <w:sz w:val="24"/>
+          <w:szCs w:val="24"/>
+        </w:rPr>
+        <w:t>Изменить</w:t>
+      </w:r>
+      <w:r>
+        <w:rPr>
+          <w:rFonts w:ascii="Times New Roman" w:hAnsi="Times New Roman" w:cs="Times New Roman"/>
+          <w:sz w:val="24"/>
+          <w:szCs w:val="24"/>
+        </w:rPr>
+        <w:t>»</w:t>
+      </w:r>
+      <w:r>
+        <w:rPr>
+          <w:rFonts w:ascii="Times New Roman" w:hAnsi="Times New Roman" w:cs="Times New Roman"/>
+          <w:sz w:val="24"/>
+          <w:szCs w:val="24"/>
+        </w:rPr>
+        <w:t>.</w:t>
+      </w:r>
+    </w:p>
+    <w:p>
+      <w:pPr>
+        <w:pStyle w:val="a3"/>
+        <w:numPr>
+          <w:ilvl w:val="0"/>
+          <w:numId w:val="15"/>
+        </w:numPr>
+        <w:spacing w:after="0"/>
+        <w:rPr>
+          <w:rFonts w:ascii="Times New Roman" w:hAnsi="Times New Roman" w:cs="Times New Roman"/>
+          <w:sz w:val="24"/>
+          <w:szCs w:val="24"/>
+        </w:rPr>
+      </w:pPr>
+      <w:r>
+        <w:rPr>
+          <w:rFonts w:ascii="Times New Roman" w:hAnsi="Times New Roman" w:cs="Times New Roman"/>
+          <w:sz w:val="24"/>
+          <w:szCs w:val="24"/>
+        </w:rPr>
+        <w:t>Открывае</w:t>
+      </w:r>
+      <w:r>
+        <w:rPr>
+          <w:rFonts w:ascii="Times New Roman" w:hAnsi="Times New Roman" w:cs="Times New Roman"/>
+          <w:sz w:val="24"/>
+          <w:szCs w:val="24"/>
+        </w:rPr>
+        <w:t>тся форма с заполненными полями</w:t>
+      </w:r>
+    </w:p>
+    <w:p>
+      <w:pPr>
+        <w:pStyle w:val="a3"/>
+        <w:numPr>
+          <w:ilvl w:val="0"/>
+          <w:numId w:val="15"/>
+        </w:numPr>
+        <w:spacing w:after="0"/>
+        <w:rPr>
+          <w:rFonts w:ascii="Times New Roman" w:hAnsi="Times New Roman" w:cs="Times New Roman"/>
+          <w:sz w:val="24"/>
+          <w:szCs w:val="24"/>
+        </w:rPr>
+      </w:pPr>
+      <w:r>
+        <w:rPr>
+          <w:rFonts w:ascii="Times New Roman" w:hAnsi="Times New Roman" w:cs="Times New Roman"/>
+          <w:sz w:val="24"/>
+          <w:szCs w:val="24"/>
+        </w:rPr>
+        <w:t>Пользователь м</w:t>
+      </w:r>
+      <w:r>
+        <w:rPr>
+          <w:rFonts w:ascii="Times New Roman" w:hAnsi="Times New Roman" w:cs="Times New Roman"/>
+          <w:sz w:val="24"/>
+          <w:szCs w:val="24"/>
+        </w:rPr>
+        <w:t>еняет наименование/адрес/телефон</w:t>
+      </w:r>
+      <w:r>
+        <w:rPr>
+          <w:rFonts w:ascii="Times New Roman" w:hAnsi="Times New Roman" w:cs="Times New Roman"/>
+          <w:sz w:val="24"/>
+          <w:szCs w:val="24"/>
+        </w:rPr>
+        <w:t>/e-</w:t>
+      </w:r>
+      <w:proofErr w:type="spellStart"/>
+      <w:r>
+        <w:rPr>
+          <w:rFonts w:ascii="Times New Roman" w:hAnsi="Times New Roman" w:cs="Times New Roman"/>
+          <w:sz w:val="24"/>
+          <w:szCs w:val="24"/>
+        </w:rPr>
+        <w:t>mail</w:t>
+      </w:r>
+      <w:proofErr w:type="spellEnd"/>
+    </w:p>
+    <w:p>
+      <w:pPr>
+        <w:pStyle w:val="a3"/>
+        <w:numPr>
+          <w:ilvl w:val="0"/>
+          <w:numId w:val="15"/>
+        </w:numPr>
+        <w:spacing w:after="0"/>
+        <w:rPr>
+          <w:rFonts w:ascii="Times New Roman" w:hAnsi="Times New Roman" w:cs="Times New Roman"/>
+          <w:sz w:val="24"/>
+          <w:szCs w:val="24"/>
+        </w:rPr>
+      </w:pPr>
+      <w:r>
+        <w:rPr>
+          <w:rFonts w:ascii="Times New Roman" w:hAnsi="Times New Roman" w:cs="Times New Roman"/>
+          <w:sz w:val="24"/>
+          <w:szCs w:val="24"/>
+        </w:rPr>
+        <w:t xml:space="preserve">Нажимает </w:t>
+      </w:r>
+      <w:r>
+        <w:rPr>
+          <w:rFonts w:ascii="Times New Roman" w:hAnsi="Times New Roman" w:cs="Times New Roman"/>
+          <w:sz w:val="24"/>
+          <w:szCs w:val="24"/>
+        </w:rPr>
+        <w:t>«</w:t>
+      </w:r>
+      <w:r>
+        <w:rPr>
+          <w:rFonts w:ascii="Times New Roman" w:hAnsi="Times New Roman" w:cs="Times New Roman"/>
+          <w:sz w:val="24"/>
+          <w:szCs w:val="24"/>
+        </w:rPr>
+        <w:t>Принять</w:t>
+      </w:r>
+      <w:r>
+        <w:rPr>
+          <w:rFonts w:ascii="Times New Roman" w:hAnsi="Times New Roman" w:cs="Times New Roman"/>
+          <w:sz w:val="24"/>
+          <w:szCs w:val="24"/>
+        </w:rPr>
+        <w:t>» и возвращается</w:t>
+      </w:r>
+      <w:r>
+        <w:rPr>
+          <w:rFonts w:ascii="Times New Roman" w:hAnsi="Times New Roman" w:cs="Times New Roman"/>
+          <w:sz w:val="24"/>
+          <w:szCs w:val="24"/>
+        </w:rPr>
+        <w:t xml:space="preserve"> на </w:t>
+      </w:r>
+      <w:r>
+        <w:rPr>
+          <w:rFonts w:ascii="Times New Roman" w:hAnsi="Times New Roman" w:cs="Times New Roman"/>
+          <w:sz w:val="24"/>
+          <w:szCs w:val="24"/>
+        </w:rPr>
+        <w:t>страницу «</w:t>
+      </w:r>
+      <w:r>
+        <w:rPr>
+          <w:rFonts w:ascii="Times New Roman" w:hAnsi="Times New Roman" w:cs="Times New Roman"/>
+          <w:sz w:val="24"/>
+          <w:szCs w:val="24"/>
+        </w:rPr>
+        <w:t>Партнеры</w:t>
+      </w:r>
+      <w:r>
+        <w:rPr>
+          <w:rFonts w:ascii="Times New Roman" w:hAnsi="Times New Roman" w:cs="Times New Roman"/>
+          <w:sz w:val="24"/>
+          <w:szCs w:val="24"/>
+        </w:rPr>
+        <w:t>» с обновлёнными данными</w:t>
+      </w:r>
+    </w:p>
+    <w:p>
+      <w:pPr>
+        <w:spacing w:after="0"/>
+        <w:rPr>
+          <w:rFonts w:ascii="Times New Roman" w:hAnsi="Times New Roman" w:cs="Times New Roman"/>
+          <w:sz w:val="24"/>
+          <w:szCs w:val="24"/>
+        </w:rPr>
+      </w:pPr>
+    </w:p>
+    <w:p>
+      <w:pPr>
+        <w:spacing w:after="0"/>
+        <w:rPr>
+          <w:rFonts w:ascii="Times New Roman" w:hAnsi="Times New Roman" w:cs="Times New Roman"/>
+          <w:sz w:val="24"/>
+          <w:szCs w:val="24"/>
+        </w:rPr>
+      </w:pPr>
+      <w:r>
+        <w:rPr>
+          <w:rFonts w:ascii="Times New Roman" w:hAnsi="Times New Roman" w:cs="Times New Roman"/>
+          <w:sz w:val="24"/>
+          <w:szCs w:val="24"/>
+        </w:rPr>
+        <w:t>10)</w:t>
+      </w:r>
+      <w:r>
+        <w:rPr>
+          <w:rFonts w:ascii="Times New Roman" w:hAnsi="Times New Roman" w:cs="Times New Roman"/>
+          <w:sz w:val="24"/>
+          <w:szCs w:val="24"/>
+        </w:rPr>
+        <w:t xml:space="preserve"> Удаление партнёра</w:t>
+      </w:r>
+    </w:p>
+    <w:p>
+      <w:pPr>
+        <w:spacing w:after="0"/>
+        <w:rPr>
+          <w:rFonts w:ascii="Times New Roman" w:hAnsi="Times New Roman" w:cs="Times New Roman"/>
+          <w:sz w:val="24"/>
+          <w:szCs w:val="24"/>
+        </w:rPr>
+      </w:pPr>
+      <w:r>
+        <w:rPr>
+          <w:rFonts w:ascii="Times New Roman" w:hAnsi="Times New Roman" w:cs="Times New Roman"/>
+          <w:sz w:val="24"/>
+          <w:szCs w:val="24"/>
+        </w:rPr>
+        <w:t>Аналогично предыдущему сценарию. Но в таблице нажать «Удалить» и подтвердить удаление.</w:t>
       </w:r>
       <w:bookmarkStart w:id="0" w:name="_GoBack"/>
       <w:bookmarkEnd w:id="0"/>
-    </w:p>
-    <w:p>
-      <w:pPr>
-        <w:numPr>
-          <w:ilvl w:val="1"/>
-          <w:numId w:val="1"/>
-        </w:numPr>
-        <w:spacing w:before="100" w:beforeAutospacing="1" w:after="0" w:line="240" w:lineRule="auto"/>
-        <w:rPr>
-          <w:rFonts w:ascii="Times New Roman" w:eastAsia="Times New Roman" w:hAnsi="Times New Roman" w:cs="Times New Roman"/>
-          <w:sz w:val="24"/>
-          <w:szCs w:val="24"/>
-          <w:lang w:eastAsia="ru-RU"/>
-        </w:rPr>
-      </w:pPr>
-      <w:r>
-        <w:rPr>
-          <w:rFonts w:ascii="Times New Roman" w:eastAsia="Times New Roman" w:hAnsi="Times New Roman" w:cs="Times New Roman"/>
-          <w:sz w:val="24"/>
-          <w:szCs w:val="24"/>
-          <w:lang w:eastAsia="ru-RU"/>
-        </w:rPr>
-        <w:t>Проверка наличия свободного места для поставки</w:t>
-      </w:r>
-    </w:p>
-    <w:p>
-      <w:pPr>
-        <w:numPr>
-          <w:ilvl w:val="1"/>
-          <w:numId w:val="1"/>
-        </w:numPr>
-        <w:spacing w:before="100" w:beforeAutospacing="1" w:after="0" w:line="240" w:lineRule="auto"/>
-        <w:rPr>
-          <w:rFonts w:ascii="Times New Roman" w:eastAsia="Times New Roman" w:hAnsi="Times New Roman" w:cs="Times New Roman"/>
-          <w:sz w:val="24"/>
-          <w:szCs w:val="24"/>
-          <w:lang w:eastAsia="ru-RU"/>
-        </w:rPr>
-      </w:pPr>
-      <w:r>
-        <w:rPr>
-          <w:rFonts w:ascii="Times New Roman" w:eastAsia="Times New Roman" w:hAnsi="Times New Roman" w:cs="Times New Roman"/>
-          <w:sz w:val="24"/>
-          <w:szCs w:val="24"/>
-          <w:lang w:eastAsia="ru-RU"/>
-        </w:rPr>
-        <w:t>Добавление и удаление товара, чтение и редактирование данных о нем</w:t>
-      </w:r>
-    </w:p>
-    <w:p>
-      <w:pPr>
-        <w:numPr>
-          <w:ilvl w:val="1"/>
-          <w:numId w:val="1"/>
-        </w:numPr>
-        <w:spacing w:before="100" w:beforeAutospacing="1" w:after="0" w:line="240" w:lineRule="auto"/>
-        <w:rPr>
-          <w:rFonts w:ascii="Times New Roman" w:eastAsia="Times New Roman" w:hAnsi="Times New Roman" w:cs="Times New Roman"/>
-          <w:sz w:val="24"/>
-          <w:szCs w:val="24"/>
-          <w:lang w:eastAsia="ru-RU"/>
-        </w:rPr>
-      </w:pPr>
-      <w:r>
-        <w:rPr>
-          <w:rFonts w:ascii="Times New Roman" w:eastAsia="Times New Roman" w:hAnsi="Times New Roman" w:cs="Times New Roman"/>
-          <w:sz w:val="24"/>
-          <w:szCs w:val="24"/>
-          <w:lang w:eastAsia="ru-RU"/>
-        </w:rPr>
-        <w:t>Добавление и удаление поставщиков и потребителей, чтение и редактирование данных о них</w:t>
-      </w:r>
-    </w:p>
-    <w:p>
-      <w:pPr>
-        <w:spacing w:before="100" w:beforeAutospacing="1" w:after="0" w:line="240" w:lineRule="auto"/>
-        <w:rPr>
-          <w:rFonts w:ascii="Times New Roman" w:eastAsia="Times New Roman" w:hAnsi="Times New Roman" w:cs="Times New Roman"/>
-          <w:sz w:val="24"/>
-          <w:szCs w:val="24"/>
-          <w:lang w:eastAsia="ru-RU"/>
-        </w:rPr>
-      </w:pPr>
-    </w:p>
-    <w:p>
-      <w:pPr>
-        <w:spacing w:after="0"/>
-        <w:rPr>
-          <w:rFonts w:ascii="Times New Roman" w:hAnsi="Times New Roman" w:cs="Times New Roman"/>
-          <w:sz w:val="24"/>
-          <w:szCs w:val="24"/>
-        </w:rPr>
-      </w:pPr>
     </w:p>
     <w:sectPr>
       <w:pgSz w:w="11906" w:h="16838"/>
@@ -1062,6 +3833,119 @@
 <file path=word/numbering.xml><?xml version="1.0" encoding="utf-8"?>
 <w:numbering xmlns:wpc="http://schemas.microsoft.com/office/word/2010/wordprocessingCanvas" xmlns:cx="http://schemas.microsoft.com/office/drawing/2014/chartex" xmlns:mc="http://schemas.openxmlformats.org/markup-compatibility/2006" xmlns:o="urn:schemas-microsoft-com:office:office" xmlns:r="http://schemas.openxmlformats.org/officeDocument/2006/relationships" xmlns:m="http://schemas.openxmlformats.org/officeDocument/2006/math" xmlns:v="urn:schemas-microsoft-com:vml" xmlns:wp14="http://schemas.microsoft.com/office/word/2010/wordprocessingDrawing" xmlns:wp="http://schemas.openxmlformats.org/drawingml/2006/wordprocessingDrawing" xmlns:w10="urn:schemas-microsoft-com:office:word" xmlns:w="http://schemas.openxmlformats.org/wordprocessingml/2006/main" xmlns:w14="http://schemas.microsoft.com/office/word/2010/wordml" xmlns:w15="http://schemas.microsoft.com/office/word/2012/wordml" xmlns:w16se="http://schemas.microsoft.com/office/word/2015/wordml/symex" xmlns:wpg="http://schemas.microsoft.com/office/word/2010/wordprocessingGroup" xmlns:wpi="http://schemas.microsoft.com/office/word/2010/wordprocessingInk" xmlns:wne="http://schemas.microsoft.com/office/word/2006/wordml" xmlns:wps="http://schemas.microsoft.com/office/word/2010/wordprocessingShape" mc:Ignorable="w14 w15 w16se wp14">
   <w:abstractNum w:abstractNumId="0" w15:restartNumberingAfterBreak="0">
+    <w:nsid w:val="01EE2B1D"/>
+    <w:multiLevelType w:val="hybridMultilevel"/>
+    <w:tmpl w:val="7E2E0E60"/>
+    <w:lvl w:ilvl="0" w:tplc="04190001">
+      <w:start w:val="1"/>
+      <w:numFmt w:val="bullet"/>
+      <w:lvlText w:val=""/>
+      <w:lvlJc w:val="left"/>
+      <w:pPr>
+        <w:ind w:left="720" w:hanging="360"/>
+      </w:pPr>
+      <w:rPr>
+        <w:rFonts w:ascii="Symbol" w:hAnsi="Symbol" w:hint="default"/>
+      </w:rPr>
+    </w:lvl>
+    <w:lvl w:ilvl="1" w:tplc="04190003">
+      <w:start w:val="1"/>
+      <w:numFmt w:val="bullet"/>
+      <w:lvlText w:val="o"/>
+      <w:lvlJc w:val="left"/>
+      <w:pPr>
+        <w:ind w:left="1440" w:hanging="360"/>
+      </w:pPr>
+      <w:rPr>
+        <w:rFonts w:ascii="Courier New" w:hAnsi="Courier New" w:cs="Courier New" w:hint="default"/>
+      </w:rPr>
+    </w:lvl>
+    <w:lvl w:ilvl="2" w:tplc="04190005" w:tentative="1">
+      <w:start w:val="1"/>
+      <w:numFmt w:val="bullet"/>
+      <w:lvlText w:val=""/>
+      <w:lvlJc w:val="left"/>
+      <w:pPr>
+        <w:ind w:left="2160" w:hanging="360"/>
+      </w:pPr>
+      <w:rPr>
+        <w:rFonts w:ascii="Wingdings" w:hAnsi="Wingdings" w:hint="default"/>
+      </w:rPr>
+    </w:lvl>
+    <w:lvl w:ilvl="3" w:tplc="04190001" w:tentative="1">
+      <w:start w:val="1"/>
+      <w:numFmt w:val="bullet"/>
+      <w:lvlText w:val=""/>
+      <w:lvlJc w:val="left"/>
+      <w:pPr>
+        <w:ind w:left="2880" w:hanging="360"/>
+      </w:pPr>
+      <w:rPr>
+        <w:rFonts w:ascii="Symbol" w:hAnsi="Symbol" w:hint="default"/>
+      </w:rPr>
+    </w:lvl>
+    <w:lvl w:ilvl="4" w:tplc="04190003" w:tentative="1">
+      <w:start w:val="1"/>
+      <w:numFmt w:val="bullet"/>
+      <w:lvlText w:val="o"/>
+      <w:lvlJc w:val="left"/>
+      <w:pPr>
+        <w:ind w:left="3600" w:hanging="360"/>
+      </w:pPr>
+      <w:rPr>
+        <w:rFonts w:ascii="Courier New" w:hAnsi="Courier New" w:cs="Courier New" w:hint="default"/>
+      </w:rPr>
+    </w:lvl>
+    <w:lvl w:ilvl="5" w:tplc="04190005" w:tentative="1">
+      <w:start w:val="1"/>
+      <w:numFmt w:val="bullet"/>
+      <w:lvlText w:val=""/>
+      <w:lvlJc w:val="left"/>
+      <w:pPr>
+        <w:ind w:left="4320" w:hanging="360"/>
+      </w:pPr>
+      <w:rPr>
+        <w:rFonts w:ascii="Wingdings" w:hAnsi="Wingdings" w:hint="default"/>
+      </w:rPr>
+    </w:lvl>
+    <w:lvl w:ilvl="6" w:tplc="04190001" w:tentative="1">
+      <w:start w:val="1"/>
+      <w:numFmt w:val="bullet"/>
+      <w:lvlText w:val=""/>
+      <w:lvlJc w:val="left"/>
+      <w:pPr>
+        <w:ind w:left="5040" w:hanging="360"/>
+      </w:pPr>
+      <w:rPr>
+        <w:rFonts w:ascii="Symbol" w:hAnsi="Symbol" w:hint="default"/>
+      </w:rPr>
+    </w:lvl>
+    <w:lvl w:ilvl="7" w:tplc="04190003" w:tentative="1">
+      <w:start w:val="1"/>
+      <w:numFmt w:val="bullet"/>
+      <w:lvlText w:val="o"/>
+      <w:lvlJc w:val="left"/>
+      <w:pPr>
+        <w:ind w:left="5760" w:hanging="360"/>
+      </w:pPr>
+      <w:rPr>
+        <w:rFonts w:ascii="Courier New" w:hAnsi="Courier New" w:cs="Courier New" w:hint="default"/>
+      </w:rPr>
+    </w:lvl>
+    <w:lvl w:ilvl="8" w:tplc="04190005" w:tentative="1">
+      <w:start w:val="1"/>
+      <w:numFmt w:val="bullet"/>
+      <w:lvlText w:val=""/>
+      <w:lvlJc w:val="left"/>
+      <w:pPr>
+        <w:ind w:left="6480" w:hanging="360"/>
+      </w:pPr>
+      <w:rPr>
+        <w:rFonts w:ascii="Wingdings" w:hAnsi="Wingdings" w:hint="default"/>
+      </w:rPr>
+    </w:lvl>
+  </w:abstractNum>
+  <w:abstractNum w:abstractNumId="1" w15:restartNumberingAfterBreak="0">
     <w:nsid w:val="125D26D9"/>
     <w:multiLevelType w:val="hybridMultilevel"/>
     <w:tmpl w:val="16806A70"/>
@@ -1174,7 +4058,685 @@
       </w:rPr>
     </w:lvl>
   </w:abstractNum>
-  <w:abstractNum w:abstractNumId="1" w15:restartNumberingAfterBreak="0">
+  <w:abstractNum w:abstractNumId="2" w15:restartNumberingAfterBreak="0">
+    <w:nsid w:val="2C493797"/>
+    <w:multiLevelType w:val="hybridMultilevel"/>
+    <w:tmpl w:val="BF5CAEB2"/>
+    <w:lvl w:ilvl="0" w:tplc="04190001">
+      <w:start w:val="1"/>
+      <w:numFmt w:val="bullet"/>
+      <w:lvlText w:val=""/>
+      <w:lvlJc w:val="left"/>
+      <w:pPr>
+        <w:ind w:left="720" w:hanging="360"/>
+      </w:pPr>
+      <w:rPr>
+        <w:rFonts w:ascii="Symbol" w:hAnsi="Symbol" w:hint="default"/>
+      </w:rPr>
+    </w:lvl>
+    <w:lvl w:ilvl="1" w:tplc="04190003">
+      <w:start w:val="1"/>
+      <w:numFmt w:val="bullet"/>
+      <w:lvlText w:val="o"/>
+      <w:lvlJc w:val="left"/>
+      <w:pPr>
+        <w:ind w:left="1440" w:hanging="360"/>
+      </w:pPr>
+      <w:rPr>
+        <w:rFonts w:ascii="Courier New" w:hAnsi="Courier New" w:cs="Courier New" w:hint="default"/>
+      </w:rPr>
+    </w:lvl>
+    <w:lvl w:ilvl="2" w:tplc="04190005" w:tentative="1">
+      <w:start w:val="1"/>
+      <w:numFmt w:val="bullet"/>
+      <w:lvlText w:val=""/>
+      <w:lvlJc w:val="left"/>
+      <w:pPr>
+        <w:ind w:left="2160" w:hanging="360"/>
+      </w:pPr>
+      <w:rPr>
+        <w:rFonts w:ascii="Wingdings" w:hAnsi="Wingdings" w:hint="default"/>
+      </w:rPr>
+    </w:lvl>
+    <w:lvl w:ilvl="3" w:tplc="04190001" w:tentative="1">
+      <w:start w:val="1"/>
+      <w:numFmt w:val="bullet"/>
+      <w:lvlText w:val=""/>
+      <w:lvlJc w:val="left"/>
+      <w:pPr>
+        <w:ind w:left="2880" w:hanging="360"/>
+      </w:pPr>
+      <w:rPr>
+        <w:rFonts w:ascii="Symbol" w:hAnsi="Symbol" w:hint="default"/>
+      </w:rPr>
+    </w:lvl>
+    <w:lvl w:ilvl="4" w:tplc="04190003" w:tentative="1">
+      <w:start w:val="1"/>
+      <w:numFmt w:val="bullet"/>
+      <w:lvlText w:val="o"/>
+      <w:lvlJc w:val="left"/>
+      <w:pPr>
+        <w:ind w:left="3600" w:hanging="360"/>
+      </w:pPr>
+      <w:rPr>
+        <w:rFonts w:ascii="Courier New" w:hAnsi="Courier New" w:cs="Courier New" w:hint="default"/>
+      </w:rPr>
+    </w:lvl>
+    <w:lvl w:ilvl="5" w:tplc="04190005" w:tentative="1">
+      <w:start w:val="1"/>
+      <w:numFmt w:val="bullet"/>
+      <w:lvlText w:val=""/>
+      <w:lvlJc w:val="left"/>
+      <w:pPr>
+        <w:ind w:left="4320" w:hanging="360"/>
+      </w:pPr>
+      <w:rPr>
+        <w:rFonts w:ascii="Wingdings" w:hAnsi="Wingdings" w:hint="default"/>
+      </w:rPr>
+    </w:lvl>
+    <w:lvl w:ilvl="6" w:tplc="04190001" w:tentative="1">
+      <w:start w:val="1"/>
+      <w:numFmt w:val="bullet"/>
+      <w:lvlText w:val=""/>
+      <w:lvlJc w:val="left"/>
+      <w:pPr>
+        <w:ind w:left="5040" w:hanging="360"/>
+      </w:pPr>
+      <w:rPr>
+        <w:rFonts w:ascii="Symbol" w:hAnsi="Symbol" w:hint="default"/>
+      </w:rPr>
+    </w:lvl>
+    <w:lvl w:ilvl="7" w:tplc="04190003" w:tentative="1">
+      <w:start w:val="1"/>
+      <w:numFmt w:val="bullet"/>
+      <w:lvlText w:val="o"/>
+      <w:lvlJc w:val="left"/>
+      <w:pPr>
+        <w:ind w:left="5760" w:hanging="360"/>
+      </w:pPr>
+      <w:rPr>
+        <w:rFonts w:ascii="Courier New" w:hAnsi="Courier New" w:cs="Courier New" w:hint="default"/>
+      </w:rPr>
+    </w:lvl>
+    <w:lvl w:ilvl="8" w:tplc="04190005" w:tentative="1">
+      <w:start w:val="1"/>
+      <w:numFmt w:val="bullet"/>
+      <w:lvlText w:val=""/>
+      <w:lvlJc w:val="left"/>
+      <w:pPr>
+        <w:ind w:left="6480" w:hanging="360"/>
+      </w:pPr>
+      <w:rPr>
+        <w:rFonts w:ascii="Wingdings" w:hAnsi="Wingdings" w:hint="default"/>
+      </w:rPr>
+    </w:lvl>
+  </w:abstractNum>
+  <w:abstractNum w:abstractNumId="3" w15:restartNumberingAfterBreak="0">
+    <w:nsid w:val="2DA711D8"/>
+    <w:multiLevelType w:val="hybridMultilevel"/>
+    <w:tmpl w:val="65F4A0CA"/>
+    <w:lvl w:ilvl="0" w:tplc="04190001">
+      <w:start w:val="1"/>
+      <w:numFmt w:val="bullet"/>
+      <w:lvlText w:val=""/>
+      <w:lvlJc w:val="left"/>
+      <w:pPr>
+        <w:ind w:left="720" w:hanging="360"/>
+      </w:pPr>
+      <w:rPr>
+        <w:rFonts w:ascii="Symbol" w:hAnsi="Symbol" w:hint="default"/>
+      </w:rPr>
+    </w:lvl>
+    <w:lvl w:ilvl="1" w:tplc="04190003">
+      <w:start w:val="1"/>
+      <w:numFmt w:val="bullet"/>
+      <w:lvlText w:val="o"/>
+      <w:lvlJc w:val="left"/>
+      <w:pPr>
+        <w:ind w:left="1440" w:hanging="360"/>
+      </w:pPr>
+      <w:rPr>
+        <w:rFonts w:ascii="Courier New" w:hAnsi="Courier New" w:cs="Courier New" w:hint="default"/>
+      </w:rPr>
+    </w:lvl>
+    <w:lvl w:ilvl="2" w:tplc="04190005" w:tentative="1">
+      <w:start w:val="1"/>
+      <w:numFmt w:val="bullet"/>
+      <w:lvlText w:val=""/>
+      <w:lvlJc w:val="left"/>
+      <w:pPr>
+        <w:ind w:left="2160" w:hanging="360"/>
+      </w:pPr>
+      <w:rPr>
+        <w:rFonts w:ascii="Wingdings" w:hAnsi="Wingdings" w:hint="default"/>
+      </w:rPr>
+    </w:lvl>
+    <w:lvl w:ilvl="3" w:tplc="04190001" w:tentative="1">
+      <w:start w:val="1"/>
+      <w:numFmt w:val="bullet"/>
+      <w:lvlText w:val=""/>
+      <w:lvlJc w:val="left"/>
+      <w:pPr>
+        <w:ind w:left="2880" w:hanging="360"/>
+      </w:pPr>
+      <w:rPr>
+        <w:rFonts w:ascii="Symbol" w:hAnsi="Symbol" w:hint="default"/>
+      </w:rPr>
+    </w:lvl>
+    <w:lvl w:ilvl="4" w:tplc="04190003" w:tentative="1">
+      <w:start w:val="1"/>
+      <w:numFmt w:val="bullet"/>
+      <w:lvlText w:val="o"/>
+      <w:lvlJc w:val="left"/>
+      <w:pPr>
+        <w:ind w:left="3600" w:hanging="360"/>
+      </w:pPr>
+      <w:rPr>
+        <w:rFonts w:ascii="Courier New" w:hAnsi="Courier New" w:cs="Courier New" w:hint="default"/>
+      </w:rPr>
+    </w:lvl>
+    <w:lvl w:ilvl="5" w:tplc="04190005" w:tentative="1">
+      <w:start w:val="1"/>
+      <w:numFmt w:val="bullet"/>
+      <w:lvlText w:val=""/>
+      <w:lvlJc w:val="left"/>
+      <w:pPr>
+        <w:ind w:left="4320" w:hanging="360"/>
+      </w:pPr>
+      <w:rPr>
+        <w:rFonts w:ascii="Wingdings" w:hAnsi="Wingdings" w:hint="default"/>
+      </w:rPr>
+    </w:lvl>
+    <w:lvl w:ilvl="6" w:tplc="04190001" w:tentative="1">
+      <w:start w:val="1"/>
+      <w:numFmt w:val="bullet"/>
+      <w:lvlText w:val=""/>
+      <w:lvlJc w:val="left"/>
+      <w:pPr>
+        <w:ind w:left="5040" w:hanging="360"/>
+      </w:pPr>
+      <w:rPr>
+        <w:rFonts w:ascii="Symbol" w:hAnsi="Symbol" w:hint="default"/>
+      </w:rPr>
+    </w:lvl>
+    <w:lvl w:ilvl="7" w:tplc="04190003" w:tentative="1">
+      <w:start w:val="1"/>
+      <w:numFmt w:val="bullet"/>
+      <w:lvlText w:val="o"/>
+      <w:lvlJc w:val="left"/>
+      <w:pPr>
+        <w:ind w:left="5760" w:hanging="360"/>
+      </w:pPr>
+      <w:rPr>
+        <w:rFonts w:ascii="Courier New" w:hAnsi="Courier New" w:cs="Courier New" w:hint="default"/>
+      </w:rPr>
+    </w:lvl>
+    <w:lvl w:ilvl="8" w:tplc="04190005" w:tentative="1">
+      <w:start w:val="1"/>
+      <w:numFmt w:val="bullet"/>
+      <w:lvlText w:val=""/>
+      <w:lvlJc w:val="left"/>
+      <w:pPr>
+        <w:ind w:left="6480" w:hanging="360"/>
+      </w:pPr>
+      <w:rPr>
+        <w:rFonts w:ascii="Wingdings" w:hAnsi="Wingdings" w:hint="default"/>
+      </w:rPr>
+    </w:lvl>
+  </w:abstractNum>
+  <w:abstractNum w:abstractNumId="4" w15:restartNumberingAfterBreak="0">
+    <w:nsid w:val="33BD050D"/>
+    <w:multiLevelType w:val="hybridMultilevel"/>
+    <w:tmpl w:val="DBFA8F88"/>
+    <w:lvl w:ilvl="0" w:tplc="04190001">
+      <w:start w:val="1"/>
+      <w:numFmt w:val="bullet"/>
+      <w:lvlText w:val=""/>
+      <w:lvlJc w:val="left"/>
+      <w:pPr>
+        <w:ind w:left="720" w:hanging="360"/>
+      </w:pPr>
+      <w:rPr>
+        <w:rFonts w:ascii="Symbol" w:hAnsi="Symbol" w:hint="default"/>
+      </w:rPr>
+    </w:lvl>
+    <w:lvl w:ilvl="1" w:tplc="04190003">
+      <w:start w:val="1"/>
+      <w:numFmt w:val="bullet"/>
+      <w:lvlText w:val="o"/>
+      <w:lvlJc w:val="left"/>
+      <w:pPr>
+        <w:ind w:left="1440" w:hanging="360"/>
+      </w:pPr>
+      <w:rPr>
+        <w:rFonts w:ascii="Courier New" w:hAnsi="Courier New" w:cs="Courier New" w:hint="default"/>
+      </w:rPr>
+    </w:lvl>
+    <w:lvl w:ilvl="2" w:tplc="04190005" w:tentative="1">
+      <w:start w:val="1"/>
+      <w:numFmt w:val="bullet"/>
+      <w:lvlText w:val=""/>
+      <w:lvlJc w:val="left"/>
+      <w:pPr>
+        <w:ind w:left="2160" w:hanging="360"/>
+      </w:pPr>
+      <w:rPr>
+        <w:rFonts w:ascii="Wingdings" w:hAnsi="Wingdings" w:hint="default"/>
+      </w:rPr>
+    </w:lvl>
+    <w:lvl w:ilvl="3" w:tplc="04190001" w:tentative="1">
+      <w:start w:val="1"/>
+      <w:numFmt w:val="bullet"/>
+      <w:lvlText w:val=""/>
+      <w:lvlJc w:val="left"/>
+      <w:pPr>
+        <w:ind w:left="2880" w:hanging="360"/>
+      </w:pPr>
+      <w:rPr>
+        <w:rFonts w:ascii="Symbol" w:hAnsi="Symbol" w:hint="default"/>
+      </w:rPr>
+    </w:lvl>
+    <w:lvl w:ilvl="4" w:tplc="04190003" w:tentative="1">
+      <w:start w:val="1"/>
+      <w:numFmt w:val="bullet"/>
+      <w:lvlText w:val="o"/>
+      <w:lvlJc w:val="left"/>
+      <w:pPr>
+        <w:ind w:left="3600" w:hanging="360"/>
+      </w:pPr>
+      <w:rPr>
+        <w:rFonts w:ascii="Courier New" w:hAnsi="Courier New" w:cs="Courier New" w:hint="default"/>
+      </w:rPr>
+    </w:lvl>
+    <w:lvl w:ilvl="5" w:tplc="04190005" w:tentative="1">
+      <w:start w:val="1"/>
+      <w:numFmt w:val="bullet"/>
+      <w:lvlText w:val=""/>
+      <w:lvlJc w:val="left"/>
+      <w:pPr>
+        <w:ind w:left="4320" w:hanging="360"/>
+      </w:pPr>
+      <w:rPr>
+        <w:rFonts w:ascii="Wingdings" w:hAnsi="Wingdings" w:hint="default"/>
+      </w:rPr>
+    </w:lvl>
+    <w:lvl w:ilvl="6" w:tplc="04190001" w:tentative="1">
+      <w:start w:val="1"/>
+      <w:numFmt w:val="bullet"/>
+      <w:lvlText w:val=""/>
+      <w:lvlJc w:val="left"/>
+      <w:pPr>
+        <w:ind w:left="5040" w:hanging="360"/>
+      </w:pPr>
+      <w:rPr>
+        <w:rFonts w:ascii="Symbol" w:hAnsi="Symbol" w:hint="default"/>
+      </w:rPr>
+    </w:lvl>
+    <w:lvl w:ilvl="7" w:tplc="04190003" w:tentative="1">
+      <w:start w:val="1"/>
+      <w:numFmt w:val="bullet"/>
+      <w:lvlText w:val="o"/>
+      <w:lvlJc w:val="left"/>
+      <w:pPr>
+        <w:ind w:left="5760" w:hanging="360"/>
+      </w:pPr>
+      <w:rPr>
+        <w:rFonts w:ascii="Courier New" w:hAnsi="Courier New" w:cs="Courier New" w:hint="default"/>
+      </w:rPr>
+    </w:lvl>
+    <w:lvl w:ilvl="8" w:tplc="04190005" w:tentative="1">
+      <w:start w:val="1"/>
+      <w:numFmt w:val="bullet"/>
+      <w:lvlText w:val=""/>
+      <w:lvlJc w:val="left"/>
+      <w:pPr>
+        <w:ind w:left="6480" w:hanging="360"/>
+      </w:pPr>
+      <w:rPr>
+        <w:rFonts w:ascii="Wingdings" w:hAnsi="Wingdings" w:hint="default"/>
+      </w:rPr>
+    </w:lvl>
+  </w:abstractNum>
+  <w:abstractNum w:abstractNumId="5" w15:restartNumberingAfterBreak="0">
+    <w:nsid w:val="3E434BBF"/>
+    <w:multiLevelType w:val="hybridMultilevel"/>
+    <w:tmpl w:val="6092386C"/>
+    <w:lvl w:ilvl="0" w:tplc="04190001">
+      <w:start w:val="1"/>
+      <w:numFmt w:val="bullet"/>
+      <w:lvlText w:val=""/>
+      <w:lvlJc w:val="left"/>
+      <w:pPr>
+        <w:ind w:left="720" w:hanging="360"/>
+      </w:pPr>
+      <w:rPr>
+        <w:rFonts w:ascii="Symbol" w:hAnsi="Symbol" w:hint="default"/>
+      </w:rPr>
+    </w:lvl>
+    <w:lvl w:ilvl="1" w:tplc="04190003" w:tentative="1">
+      <w:start w:val="1"/>
+      <w:numFmt w:val="bullet"/>
+      <w:lvlText w:val="o"/>
+      <w:lvlJc w:val="left"/>
+      <w:pPr>
+        <w:ind w:left="1440" w:hanging="360"/>
+      </w:pPr>
+      <w:rPr>
+        <w:rFonts w:ascii="Courier New" w:hAnsi="Courier New" w:cs="Courier New" w:hint="default"/>
+      </w:rPr>
+    </w:lvl>
+    <w:lvl w:ilvl="2" w:tplc="04190005" w:tentative="1">
+      <w:start w:val="1"/>
+      <w:numFmt w:val="bullet"/>
+      <w:lvlText w:val=""/>
+      <w:lvlJc w:val="left"/>
+      <w:pPr>
+        <w:ind w:left="2160" w:hanging="360"/>
+      </w:pPr>
+      <w:rPr>
+        <w:rFonts w:ascii="Wingdings" w:hAnsi="Wingdings" w:hint="default"/>
+      </w:rPr>
+    </w:lvl>
+    <w:lvl w:ilvl="3" w:tplc="04190001" w:tentative="1">
+      <w:start w:val="1"/>
+      <w:numFmt w:val="bullet"/>
+      <w:lvlText w:val=""/>
+      <w:lvlJc w:val="left"/>
+      <w:pPr>
+        <w:ind w:left="2880" w:hanging="360"/>
+      </w:pPr>
+      <w:rPr>
+        <w:rFonts w:ascii="Symbol" w:hAnsi="Symbol" w:hint="default"/>
+      </w:rPr>
+    </w:lvl>
+    <w:lvl w:ilvl="4" w:tplc="04190003" w:tentative="1">
+      <w:start w:val="1"/>
+      <w:numFmt w:val="bullet"/>
+      <w:lvlText w:val="o"/>
+      <w:lvlJc w:val="left"/>
+      <w:pPr>
+        <w:ind w:left="3600" w:hanging="360"/>
+      </w:pPr>
+      <w:rPr>
+        <w:rFonts w:ascii="Courier New" w:hAnsi="Courier New" w:cs="Courier New" w:hint="default"/>
+      </w:rPr>
+    </w:lvl>
+    <w:lvl w:ilvl="5" w:tplc="04190005" w:tentative="1">
+      <w:start w:val="1"/>
+      <w:numFmt w:val="bullet"/>
+      <w:lvlText w:val=""/>
+      <w:lvlJc w:val="left"/>
+      <w:pPr>
+        <w:ind w:left="4320" w:hanging="360"/>
+      </w:pPr>
+      <w:rPr>
+        <w:rFonts w:ascii="Wingdings" w:hAnsi="Wingdings" w:hint="default"/>
+      </w:rPr>
+    </w:lvl>
+    <w:lvl w:ilvl="6" w:tplc="04190001" w:tentative="1">
+      <w:start w:val="1"/>
+      <w:numFmt w:val="bullet"/>
+      <w:lvlText w:val=""/>
+      <w:lvlJc w:val="left"/>
+      <w:pPr>
+        <w:ind w:left="5040" w:hanging="360"/>
+      </w:pPr>
+      <w:rPr>
+        <w:rFonts w:ascii="Symbol" w:hAnsi="Symbol" w:hint="default"/>
+      </w:rPr>
+    </w:lvl>
+    <w:lvl w:ilvl="7" w:tplc="04190003" w:tentative="1">
+      <w:start w:val="1"/>
+      <w:numFmt w:val="bullet"/>
+      <w:lvlText w:val="o"/>
+      <w:lvlJc w:val="left"/>
+      <w:pPr>
+        <w:ind w:left="5760" w:hanging="360"/>
+      </w:pPr>
+      <w:rPr>
+        <w:rFonts w:ascii="Courier New" w:hAnsi="Courier New" w:cs="Courier New" w:hint="default"/>
+      </w:rPr>
+    </w:lvl>
+    <w:lvl w:ilvl="8" w:tplc="04190005" w:tentative="1">
+      <w:start w:val="1"/>
+      <w:numFmt w:val="bullet"/>
+      <w:lvlText w:val=""/>
+      <w:lvlJc w:val="left"/>
+      <w:pPr>
+        <w:ind w:left="6480" w:hanging="360"/>
+      </w:pPr>
+      <w:rPr>
+        <w:rFonts w:ascii="Wingdings" w:hAnsi="Wingdings" w:hint="default"/>
+      </w:rPr>
+    </w:lvl>
+  </w:abstractNum>
+  <w:abstractNum w:abstractNumId="6" w15:restartNumberingAfterBreak="0">
+    <w:nsid w:val="40607414"/>
+    <w:multiLevelType w:val="hybridMultilevel"/>
+    <w:tmpl w:val="F2E83916"/>
+    <w:lvl w:ilvl="0" w:tplc="04190001">
+      <w:start w:val="1"/>
+      <w:numFmt w:val="bullet"/>
+      <w:lvlText w:val=""/>
+      <w:lvlJc w:val="left"/>
+      <w:pPr>
+        <w:ind w:left="720" w:hanging="360"/>
+      </w:pPr>
+      <w:rPr>
+        <w:rFonts w:ascii="Symbol" w:hAnsi="Symbol" w:hint="default"/>
+      </w:rPr>
+    </w:lvl>
+    <w:lvl w:ilvl="1" w:tplc="04190003" w:tentative="1">
+      <w:start w:val="1"/>
+      <w:numFmt w:val="bullet"/>
+      <w:lvlText w:val="o"/>
+      <w:lvlJc w:val="left"/>
+      <w:pPr>
+        <w:ind w:left="1440" w:hanging="360"/>
+      </w:pPr>
+      <w:rPr>
+        <w:rFonts w:ascii="Courier New" w:hAnsi="Courier New" w:cs="Courier New" w:hint="default"/>
+      </w:rPr>
+    </w:lvl>
+    <w:lvl w:ilvl="2" w:tplc="04190005" w:tentative="1">
+      <w:start w:val="1"/>
+      <w:numFmt w:val="bullet"/>
+      <w:lvlText w:val=""/>
+      <w:lvlJc w:val="left"/>
+      <w:pPr>
+        <w:ind w:left="2160" w:hanging="360"/>
+      </w:pPr>
+      <w:rPr>
+        <w:rFonts w:ascii="Wingdings" w:hAnsi="Wingdings" w:hint="default"/>
+      </w:rPr>
+    </w:lvl>
+    <w:lvl w:ilvl="3" w:tplc="04190001" w:tentative="1">
+      <w:start w:val="1"/>
+      <w:numFmt w:val="bullet"/>
+      <w:lvlText w:val=""/>
+      <w:lvlJc w:val="left"/>
+      <w:pPr>
+        <w:ind w:left="2880" w:hanging="360"/>
+      </w:pPr>
+      <w:rPr>
+        <w:rFonts w:ascii="Symbol" w:hAnsi="Symbol" w:hint="default"/>
+      </w:rPr>
+    </w:lvl>
+    <w:lvl w:ilvl="4" w:tplc="04190003" w:tentative="1">
+      <w:start w:val="1"/>
+      <w:numFmt w:val="bullet"/>
+      <w:lvlText w:val="o"/>
+      <w:lvlJc w:val="left"/>
+      <w:pPr>
+        <w:ind w:left="3600" w:hanging="360"/>
+      </w:pPr>
+      <w:rPr>
+        <w:rFonts w:ascii="Courier New" w:hAnsi="Courier New" w:cs="Courier New" w:hint="default"/>
+      </w:rPr>
+    </w:lvl>
+    <w:lvl w:ilvl="5" w:tplc="04190005" w:tentative="1">
+      <w:start w:val="1"/>
+      <w:numFmt w:val="bullet"/>
+      <w:lvlText w:val=""/>
+      <w:lvlJc w:val="left"/>
+      <w:pPr>
+        <w:ind w:left="4320" w:hanging="360"/>
+      </w:pPr>
+      <w:rPr>
+        <w:rFonts w:ascii="Wingdings" w:hAnsi="Wingdings" w:hint="default"/>
+      </w:rPr>
+    </w:lvl>
+    <w:lvl w:ilvl="6" w:tplc="04190001" w:tentative="1">
+      <w:start w:val="1"/>
+      <w:numFmt w:val="bullet"/>
+      <w:lvlText w:val=""/>
+      <w:lvlJc w:val="left"/>
+      <w:pPr>
+        <w:ind w:left="5040" w:hanging="360"/>
+      </w:pPr>
+      <w:rPr>
+        <w:rFonts w:ascii="Symbol" w:hAnsi="Symbol" w:hint="default"/>
+      </w:rPr>
+    </w:lvl>
+    <w:lvl w:ilvl="7" w:tplc="04190003" w:tentative="1">
+      <w:start w:val="1"/>
+      <w:numFmt w:val="bullet"/>
+      <w:lvlText w:val="o"/>
+      <w:lvlJc w:val="left"/>
+      <w:pPr>
+        <w:ind w:left="5760" w:hanging="360"/>
+      </w:pPr>
+      <w:rPr>
+        <w:rFonts w:ascii="Courier New" w:hAnsi="Courier New" w:cs="Courier New" w:hint="default"/>
+      </w:rPr>
+    </w:lvl>
+    <w:lvl w:ilvl="8" w:tplc="04190005" w:tentative="1">
+      <w:start w:val="1"/>
+      <w:numFmt w:val="bullet"/>
+      <w:lvlText w:val=""/>
+      <w:lvlJc w:val="left"/>
+      <w:pPr>
+        <w:ind w:left="6480" w:hanging="360"/>
+      </w:pPr>
+      <w:rPr>
+        <w:rFonts w:ascii="Wingdings" w:hAnsi="Wingdings" w:hint="default"/>
+      </w:rPr>
+    </w:lvl>
+  </w:abstractNum>
+  <w:abstractNum w:abstractNumId="7" w15:restartNumberingAfterBreak="0">
+    <w:nsid w:val="4689329E"/>
+    <w:multiLevelType w:val="hybridMultilevel"/>
+    <w:tmpl w:val="037291A0"/>
+    <w:lvl w:ilvl="0" w:tplc="04190001">
+      <w:start w:val="1"/>
+      <w:numFmt w:val="bullet"/>
+      <w:lvlText w:val=""/>
+      <w:lvlJc w:val="left"/>
+      <w:pPr>
+        <w:ind w:left="720" w:hanging="360"/>
+      </w:pPr>
+      <w:rPr>
+        <w:rFonts w:ascii="Symbol" w:hAnsi="Symbol" w:hint="default"/>
+      </w:rPr>
+    </w:lvl>
+    <w:lvl w:ilvl="1" w:tplc="04190003" w:tentative="1">
+      <w:start w:val="1"/>
+      <w:numFmt w:val="bullet"/>
+      <w:lvlText w:val="o"/>
+      <w:lvlJc w:val="left"/>
+      <w:pPr>
+        <w:ind w:left="1440" w:hanging="360"/>
+      </w:pPr>
+      <w:rPr>
+        <w:rFonts w:ascii="Courier New" w:hAnsi="Courier New" w:cs="Courier New" w:hint="default"/>
+      </w:rPr>
+    </w:lvl>
+    <w:lvl w:ilvl="2" w:tplc="04190005" w:tentative="1">
+      <w:start w:val="1"/>
+      <w:numFmt w:val="bullet"/>
+      <w:lvlText w:val=""/>
+      <w:lvlJc w:val="left"/>
+      <w:pPr>
+        <w:ind w:left="2160" w:hanging="360"/>
+      </w:pPr>
+      <w:rPr>
+        <w:rFonts w:ascii="Wingdings" w:hAnsi="Wingdings" w:hint="default"/>
+      </w:rPr>
+    </w:lvl>
+    <w:lvl w:ilvl="3" w:tplc="04190001" w:tentative="1">
+      <w:start w:val="1"/>
+      <w:numFmt w:val="bullet"/>
+      <w:lvlText w:val=""/>
+      <w:lvlJc w:val="left"/>
+      <w:pPr>
+        <w:ind w:left="2880" w:hanging="360"/>
+      </w:pPr>
+      <w:rPr>
+        <w:rFonts w:ascii="Symbol" w:hAnsi="Symbol" w:hint="default"/>
+      </w:rPr>
+    </w:lvl>
+    <w:lvl w:ilvl="4" w:tplc="04190003" w:tentative="1">
+      <w:start w:val="1"/>
+      <w:numFmt w:val="bullet"/>
+      <w:lvlText w:val="o"/>
+      <w:lvlJc w:val="left"/>
+      <w:pPr>
+        <w:ind w:left="3600" w:hanging="360"/>
+      </w:pPr>
+      <w:rPr>
+        <w:rFonts w:ascii="Courier New" w:hAnsi="Courier New" w:cs="Courier New" w:hint="default"/>
+      </w:rPr>
+    </w:lvl>
+    <w:lvl w:ilvl="5" w:tplc="04190005" w:tentative="1">
+      <w:start w:val="1"/>
+      <w:numFmt w:val="bullet"/>
+      <w:lvlText w:val=""/>
+      <w:lvlJc w:val="left"/>
+      <w:pPr>
+        <w:ind w:left="4320" w:hanging="360"/>
+      </w:pPr>
+      <w:rPr>
+        <w:rFonts w:ascii="Wingdings" w:hAnsi="Wingdings" w:hint="default"/>
+      </w:rPr>
+    </w:lvl>
+    <w:lvl w:ilvl="6" w:tplc="04190001" w:tentative="1">
+      <w:start w:val="1"/>
+      <w:numFmt w:val="bullet"/>
+      <w:lvlText w:val=""/>
+      <w:lvlJc w:val="left"/>
+      <w:pPr>
+        <w:ind w:left="5040" w:hanging="360"/>
+      </w:pPr>
+      <w:rPr>
+        <w:rFonts w:ascii="Symbol" w:hAnsi="Symbol" w:hint="default"/>
+      </w:rPr>
+    </w:lvl>
+    <w:lvl w:ilvl="7" w:tplc="04190003" w:tentative="1">
+      <w:start w:val="1"/>
+      <w:numFmt w:val="bullet"/>
+      <w:lvlText w:val="o"/>
+      <w:lvlJc w:val="left"/>
+      <w:pPr>
+        <w:ind w:left="5760" w:hanging="360"/>
+      </w:pPr>
+      <w:rPr>
+        <w:rFonts w:ascii="Courier New" w:hAnsi="Courier New" w:cs="Courier New" w:hint="default"/>
+      </w:rPr>
+    </w:lvl>
+    <w:lvl w:ilvl="8" w:tplc="04190005" w:tentative="1">
+      <w:start w:val="1"/>
+      <w:numFmt w:val="bullet"/>
+      <w:lvlText w:val=""/>
+      <w:lvlJc w:val="left"/>
+      <w:pPr>
+        <w:ind w:left="6480" w:hanging="360"/>
+      </w:pPr>
+      <w:rPr>
+        <w:rFonts w:ascii="Wingdings" w:hAnsi="Wingdings" w:hint="default"/>
+      </w:rPr>
+    </w:lvl>
+  </w:abstractNum>
+  <w:abstractNum w:abstractNumId="8" w15:restartNumberingAfterBreak="0">
     <w:nsid w:val="50727649"/>
     <w:multiLevelType w:val="hybridMultilevel"/>
     <w:tmpl w:val="1F4AC0CC"/>
@@ -1287,7 +4849,233 @@
       </w:rPr>
     </w:lvl>
   </w:abstractNum>
-  <w:abstractNum w:abstractNumId="2" w15:restartNumberingAfterBreak="0">
+  <w:abstractNum w:abstractNumId="9" w15:restartNumberingAfterBreak="0">
+    <w:nsid w:val="57A47DC3"/>
+    <w:multiLevelType w:val="hybridMultilevel"/>
+    <w:tmpl w:val="FEA2487E"/>
+    <w:lvl w:ilvl="0" w:tplc="04190001">
+      <w:start w:val="1"/>
+      <w:numFmt w:val="bullet"/>
+      <w:lvlText w:val=""/>
+      <w:lvlJc w:val="left"/>
+      <w:pPr>
+        <w:ind w:left="720" w:hanging="360"/>
+      </w:pPr>
+      <w:rPr>
+        <w:rFonts w:ascii="Symbol" w:hAnsi="Symbol" w:hint="default"/>
+      </w:rPr>
+    </w:lvl>
+    <w:lvl w:ilvl="1" w:tplc="04190003">
+      <w:start w:val="1"/>
+      <w:numFmt w:val="bullet"/>
+      <w:lvlText w:val="o"/>
+      <w:lvlJc w:val="left"/>
+      <w:pPr>
+        <w:ind w:left="1440" w:hanging="360"/>
+      </w:pPr>
+      <w:rPr>
+        <w:rFonts w:ascii="Courier New" w:hAnsi="Courier New" w:cs="Courier New" w:hint="default"/>
+      </w:rPr>
+    </w:lvl>
+    <w:lvl w:ilvl="2" w:tplc="04190005" w:tentative="1">
+      <w:start w:val="1"/>
+      <w:numFmt w:val="bullet"/>
+      <w:lvlText w:val=""/>
+      <w:lvlJc w:val="left"/>
+      <w:pPr>
+        <w:ind w:left="2160" w:hanging="360"/>
+      </w:pPr>
+      <w:rPr>
+        <w:rFonts w:ascii="Wingdings" w:hAnsi="Wingdings" w:hint="default"/>
+      </w:rPr>
+    </w:lvl>
+    <w:lvl w:ilvl="3" w:tplc="04190001" w:tentative="1">
+      <w:start w:val="1"/>
+      <w:numFmt w:val="bullet"/>
+      <w:lvlText w:val=""/>
+      <w:lvlJc w:val="left"/>
+      <w:pPr>
+        <w:ind w:left="2880" w:hanging="360"/>
+      </w:pPr>
+      <w:rPr>
+        <w:rFonts w:ascii="Symbol" w:hAnsi="Symbol" w:hint="default"/>
+      </w:rPr>
+    </w:lvl>
+    <w:lvl w:ilvl="4" w:tplc="04190003" w:tentative="1">
+      <w:start w:val="1"/>
+      <w:numFmt w:val="bullet"/>
+      <w:lvlText w:val="o"/>
+      <w:lvlJc w:val="left"/>
+      <w:pPr>
+        <w:ind w:left="3600" w:hanging="360"/>
+      </w:pPr>
+      <w:rPr>
+        <w:rFonts w:ascii="Courier New" w:hAnsi="Courier New" w:cs="Courier New" w:hint="default"/>
+      </w:rPr>
+    </w:lvl>
+    <w:lvl w:ilvl="5" w:tplc="04190005" w:tentative="1">
+      <w:start w:val="1"/>
+      <w:numFmt w:val="bullet"/>
+      <w:lvlText w:val=""/>
+      <w:lvlJc w:val="left"/>
+      <w:pPr>
+        <w:ind w:left="4320" w:hanging="360"/>
+      </w:pPr>
+      <w:rPr>
+        <w:rFonts w:ascii="Wingdings" w:hAnsi="Wingdings" w:hint="default"/>
+      </w:rPr>
+    </w:lvl>
+    <w:lvl w:ilvl="6" w:tplc="04190001" w:tentative="1">
+      <w:start w:val="1"/>
+      <w:numFmt w:val="bullet"/>
+      <w:lvlText w:val=""/>
+      <w:lvlJc w:val="left"/>
+      <w:pPr>
+        <w:ind w:left="5040" w:hanging="360"/>
+      </w:pPr>
+      <w:rPr>
+        <w:rFonts w:ascii="Symbol" w:hAnsi="Symbol" w:hint="default"/>
+      </w:rPr>
+    </w:lvl>
+    <w:lvl w:ilvl="7" w:tplc="04190003" w:tentative="1">
+      <w:start w:val="1"/>
+      <w:numFmt w:val="bullet"/>
+      <w:lvlText w:val="o"/>
+      <w:lvlJc w:val="left"/>
+      <w:pPr>
+        <w:ind w:left="5760" w:hanging="360"/>
+      </w:pPr>
+      <w:rPr>
+        <w:rFonts w:ascii="Courier New" w:hAnsi="Courier New" w:cs="Courier New" w:hint="default"/>
+      </w:rPr>
+    </w:lvl>
+    <w:lvl w:ilvl="8" w:tplc="04190005" w:tentative="1">
+      <w:start w:val="1"/>
+      <w:numFmt w:val="bullet"/>
+      <w:lvlText w:val=""/>
+      <w:lvlJc w:val="left"/>
+      <w:pPr>
+        <w:ind w:left="6480" w:hanging="360"/>
+      </w:pPr>
+      <w:rPr>
+        <w:rFonts w:ascii="Wingdings" w:hAnsi="Wingdings" w:hint="default"/>
+      </w:rPr>
+    </w:lvl>
+  </w:abstractNum>
+  <w:abstractNum w:abstractNumId="10" w15:restartNumberingAfterBreak="0">
+    <w:nsid w:val="62547A74"/>
+    <w:multiLevelType w:val="hybridMultilevel"/>
+    <w:tmpl w:val="1188ECD6"/>
+    <w:lvl w:ilvl="0" w:tplc="04190001">
+      <w:start w:val="1"/>
+      <w:numFmt w:val="bullet"/>
+      <w:lvlText w:val=""/>
+      <w:lvlJc w:val="left"/>
+      <w:pPr>
+        <w:ind w:left="720" w:hanging="360"/>
+      </w:pPr>
+      <w:rPr>
+        <w:rFonts w:ascii="Symbol" w:hAnsi="Symbol" w:hint="default"/>
+      </w:rPr>
+    </w:lvl>
+    <w:lvl w:ilvl="1" w:tplc="04190003">
+      <w:start w:val="1"/>
+      <w:numFmt w:val="bullet"/>
+      <w:lvlText w:val="o"/>
+      <w:lvlJc w:val="left"/>
+      <w:pPr>
+        <w:ind w:left="1440" w:hanging="360"/>
+      </w:pPr>
+      <w:rPr>
+        <w:rFonts w:ascii="Courier New" w:hAnsi="Courier New" w:cs="Courier New" w:hint="default"/>
+      </w:rPr>
+    </w:lvl>
+    <w:lvl w:ilvl="2" w:tplc="04190005" w:tentative="1">
+      <w:start w:val="1"/>
+      <w:numFmt w:val="bullet"/>
+      <w:lvlText w:val=""/>
+      <w:lvlJc w:val="left"/>
+      <w:pPr>
+        <w:ind w:left="2160" w:hanging="360"/>
+      </w:pPr>
+      <w:rPr>
+        <w:rFonts w:ascii="Wingdings" w:hAnsi="Wingdings" w:hint="default"/>
+      </w:rPr>
+    </w:lvl>
+    <w:lvl w:ilvl="3" w:tplc="04190001" w:tentative="1">
+      <w:start w:val="1"/>
+      <w:numFmt w:val="bullet"/>
+      <w:lvlText w:val=""/>
+      <w:lvlJc w:val="left"/>
+      <w:pPr>
+        <w:ind w:left="2880" w:hanging="360"/>
+      </w:pPr>
+      <w:rPr>
+        <w:rFonts w:ascii="Symbol" w:hAnsi="Symbol" w:hint="default"/>
+      </w:rPr>
+    </w:lvl>
+    <w:lvl w:ilvl="4" w:tplc="04190003" w:tentative="1">
+      <w:start w:val="1"/>
+      <w:numFmt w:val="bullet"/>
+      <w:lvlText w:val="o"/>
+      <w:lvlJc w:val="left"/>
+      <w:pPr>
+        <w:ind w:left="3600" w:hanging="360"/>
+      </w:pPr>
+      <w:rPr>
+        <w:rFonts w:ascii="Courier New" w:hAnsi="Courier New" w:cs="Courier New" w:hint="default"/>
+      </w:rPr>
+    </w:lvl>
+    <w:lvl w:ilvl="5" w:tplc="04190005" w:tentative="1">
+      <w:start w:val="1"/>
+      <w:numFmt w:val="bullet"/>
+      <w:lvlText w:val=""/>
+      <w:lvlJc w:val="left"/>
+      <w:pPr>
+        <w:ind w:left="4320" w:hanging="360"/>
+      </w:pPr>
+      <w:rPr>
+        <w:rFonts w:ascii="Wingdings" w:hAnsi="Wingdings" w:hint="default"/>
+      </w:rPr>
+    </w:lvl>
+    <w:lvl w:ilvl="6" w:tplc="04190001" w:tentative="1">
+      <w:start w:val="1"/>
+      <w:numFmt w:val="bullet"/>
+      <w:lvlText w:val=""/>
+      <w:lvlJc w:val="left"/>
+      <w:pPr>
+        <w:ind w:left="5040" w:hanging="360"/>
+      </w:pPr>
+      <w:rPr>
+        <w:rFonts w:ascii="Symbol" w:hAnsi="Symbol" w:hint="default"/>
+      </w:rPr>
+    </w:lvl>
+    <w:lvl w:ilvl="7" w:tplc="04190003" w:tentative="1">
+      <w:start w:val="1"/>
+      <w:numFmt w:val="bullet"/>
+      <w:lvlText w:val="o"/>
+      <w:lvlJc w:val="left"/>
+      <w:pPr>
+        <w:ind w:left="5760" w:hanging="360"/>
+      </w:pPr>
+      <w:rPr>
+        <w:rFonts w:ascii="Courier New" w:hAnsi="Courier New" w:cs="Courier New" w:hint="default"/>
+      </w:rPr>
+    </w:lvl>
+    <w:lvl w:ilvl="8" w:tplc="04190005" w:tentative="1">
+      <w:start w:val="1"/>
+      <w:numFmt w:val="bullet"/>
+      <w:lvlText w:val=""/>
+      <w:lvlJc w:val="left"/>
+      <w:pPr>
+        <w:ind w:left="6480" w:hanging="360"/>
+      </w:pPr>
+      <w:rPr>
+        <w:rFonts w:ascii="Wingdings" w:hAnsi="Wingdings" w:hint="default"/>
+      </w:rPr>
+    </w:lvl>
+  </w:abstractNum>
+  <w:abstractNum w:abstractNumId="11" w15:restartNumberingAfterBreak="0">
     <w:nsid w:val="6A2257B7"/>
     <w:multiLevelType w:val="multilevel"/>
     <w:tmpl w:val="B232DC12"/>
@@ -1412,7 +5200,7 @@
       </w:pPr>
     </w:lvl>
   </w:abstractNum>
-  <w:abstractNum w:abstractNumId="3" w15:restartNumberingAfterBreak="0">
+  <w:abstractNum w:abstractNumId="12" w15:restartNumberingAfterBreak="0">
     <w:nsid w:val="733B0046"/>
     <w:multiLevelType w:val="hybridMultilevel"/>
     <w:tmpl w:val="3334D0E2"/>
@@ -1525,7 +5313,7 @@
       </w:rPr>
     </w:lvl>
   </w:abstractNum>
-  <w:abstractNum w:abstractNumId="4" w15:restartNumberingAfterBreak="0">
+  <w:abstractNum w:abstractNumId="13" w15:restartNumberingAfterBreak="0">
     <w:nsid w:val="77DB5EF6"/>
     <w:multiLevelType w:val="hybridMultilevel"/>
     <w:tmpl w:val="BDF87AB8"/>
@@ -1638,20 +5426,139 @@
       </w:rPr>
     </w:lvl>
   </w:abstractNum>
+  <w:abstractNum w:abstractNumId="14" w15:restartNumberingAfterBreak="0">
+    <w:nsid w:val="7949486D"/>
+    <w:multiLevelType w:val="hybridMultilevel"/>
+    <w:tmpl w:val="019C190A"/>
+    <w:lvl w:ilvl="0" w:tplc="0419000F">
+      <w:start w:val="1"/>
+      <w:numFmt w:val="decimal"/>
+      <w:lvlText w:val="%1."/>
+      <w:lvlJc w:val="left"/>
+      <w:pPr>
+        <w:ind w:left="720" w:hanging="360"/>
+      </w:pPr>
+      <w:rPr>
+        <w:rFonts w:hint="default"/>
+      </w:rPr>
+    </w:lvl>
+    <w:lvl w:ilvl="1" w:tplc="04190019" w:tentative="1">
+      <w:start w:val="1"/>
+      <w:numFmt w:val="lowerLetter"/>
+      <w:lvlText w:val="%2."/>
+      <w:lvlJc w:val="left"/>
+      <w:pPr>
+        <w:ind w:left="1440" w:hanging="360"/>
+      </w:pPr>
+    </w:lvl>
+    <w:lvl w:ilvl="2" w:tplc="0419001B" w:tentative="1">
+      <w:start w:val="1"/>
+      <w:numFmt w:val="lowerRoman"/>
+      <w:lvlText w:val="%3."/>
+      <w:lvlJc w:val="right"/>
+      <w:pPr>
+        <w:ind w:left="2160" w:hanging="180"/>
+      </w:pPr>
+    </w:lvl>
+    <w:lvl w:ilvl="3" w:tplc="0419000F" w:tentative="1">
+      <w:start w:val="1"/>
+      <w:numFmt w:val="decimal"/>
+      <w:lvlText w:val="%4."/>
+      <w:lvlJc w:val="left"/>
+      <w:pPr>
+        <w:ind w:left="2880" w:hanging="360"/>
+      </w:pPr>
+    </w:lvl>
+    <w:lvl w:ilvl="4" w:tplc="04190019" w:tentative="1">
+      <w:start w:val="1"/>
+      <w:numFmt w:val="lowerLetter"/>
+      <w:lvlText w:val="%5."/>
+      <w:lvlJc w:val="left"/>
+      <w:pPr>
+        <w:ind w:left="3600" w:hanging="360"/>
+      </w:pPr>
+    </w:lvl>
+    <w:lvl w:ilvl="5" w:tplc="0419001B" w:tentative="1">
+      <w:start w:val="1"/>
+      <w:numFmt w:val="lowerRoman"/>
+      <w:lvlText w:val="%6."/>
+      <w:lvlJc w:val="right"/>
+      <w:pPr>
+        <w:ind w:left="4320" w:hanging="180"/>
+      </w:pPr>
+    </w:lvl>
+    <w:lvl w:ilvl="6" w:tplc="0419000F" w:tentative="1">
+      <w:start w:val="1"/>
+      <w:numFmt w:val="decimal"/>
+      <w:lvlText w:val="%7."/>
+      <w:lvlJc w:val="left"/>
+      <w:pPr>
+        <w:ind w:left="5040" w:hanging="360"/>
+      </w:pPr>
+    </w:lvl>
+    <w:lvl w:ilvl="7" w:tplc="04190019" w:tentative="1">
+      <w:start w:val="1"/>
+      <w:numFmt w:val="lowerLetter"/>
+      <w:lvlText w:val="%8."/>
+      <w:lvlJc w:val="left"/>
+      <w:pPr>
+        <w:ind w:left="5760" w:hanging="360"/>
+      </w:pPr>
+    </w:lvl>
+    <w:lvl w:ilvl="8" w:tplc="0419001B" w:tentative="1">
+      <w:start w:val="1"/>
+      <w:numFmt w:val="lowerRoman"/>
+      <w:lvlText w:val="%9."/>
+      <w:lvlJc w:val="right"/>
+      <w:pPr>
+        <w:ind w:left="6480" w:hanging="180"/>
+      </w:pPr>
+    </w:lvl>
+  </w:abstractNum>
   <w:num w:numId="1">
+    <w:abstractNumId w:val="11"/>
+  </w:num>
+  <w:num w:numId="2">
+    <w:abstractNumId w:val="12"/>
+  </w:num>
+  <w:num w:numId="3">
+    <w:abstractNumId w:val="8"/>
+  </w:num>
+  <w:num w:numId="4">
+    <w:abstractNumId w:val="13"/>
+  </w:num>
+  <w:num w:numId="5">
+    <w:abstractNumId w:val="1"/>
+  </w:num>
+  <w:num w:numId="6">
+    <w:abstractNumId w:val="3"/>
+  </w:num>
+  <w:num w:numId="7">
     <w:abstractNumId w:val="2"/>
   </w:num>
-  <w:num w:numId="2">
-    <w:abstractNumId w:val="3"/>
+  <w:num w:numId="8">
+    <w:abstractNumId w:val="10"/>
   </w:num>
-  <w:num w:numId="3">
-    <w:abstractNumId w:val="1"/>
-  </w:num>
-  <w:num w:numId="4">
+  <w:num w:numId="9">
     <w:abstractNumId w:val="4"/>
   </w:num>
-  <w:num w:numId="5">
+  <w:num w:numId="10">
     <w:abstractNumId w:val="0"/>
+  </w:num>
+  <w:num w:numId="11">
+    <w:abstractNumId w:val="6"/>
+  </w:num>
+  <w:num w:numId="12">
+    <w:abstractNumId w:val="5"/>
+  </w:num>
+  <w:num w:numId="13">
+    <w:abstractNumId w:val="14"/>
+  </w:num>
+  <w:num w:numId="14">
+    <w:abstractNumId w:val="9"/>
+  </w:num>
+  <w:num w:numId="15">
+    <w:abstractNumId w:val="7"/>
   </w:num>
 </w:numbering>
 </file>
